--- a/operations-requirements/downloads/00_总纲与研发分工 PRD.docx
+++ b/operations-requirements/downloads/00_总纲与研发分工 PRD.docx
@@ -5,105 +5,144 @@
     <w:p>
       <w:pPr>
         <w:pStyle w:val="Title"/>
+        <w:spacing w:before="1040"/>
+        <w:jc w:val="center"/>
       </w:pPr>
       <w:r>
-        <w:rPr>
-          <w:rFonts w:ascii="Arial" w:hAnsi="Arial" w:eastAsia="Microsoft YaHei"/>
-          <w:b/>
-          <w:i w:val="0"/>
-          <w:color w:val="6F3F7D"/>
-          <w:sz w:val="50"/>
-        </w:rPr>
         <w:t>总纲与研发分工 PRD</w:t>
       </w:r>
     </w:p>
     <w:p>
       <w:pPr>
-        <w:pStyle w:val="Subtitle"/>
+        <w:jc w:val="center"/>
       </w:pPr>
       <w:r>
         <w:rPr>
-          <w:rFonts w:ascii="Arial" w:hAnsi="Arial" w:eastAsia="Microsoft YaHei"/>
+          <w:rFonts w:ascii="Calibri" w:hAnsi="Calibri" w:eastAsia="Microsoft YaHei"/>
           <w:b w:val="0"/>
-          <w:i w:val="0"/>
-          <w:color w:val="817986"/>
+          <w:color w:val="667085"/>
+          <w:sz w:val="26"/>
+        </w:rPr>
+        <w:t>运营后台研发详细需求规格</w:t>
+      </w:r>
+    </w:p>
+    <w:p>
+      <w:pPr>
+        <w:spacing w:before="440"/>
+        <w:jc w:val="center"/>
+      </w:pPr>
+      <w:r>
+        <w:rPr>
+          <w:rFonts w:ascii="Calibri" w:hAnsi="Calibri" w:eastAsia="Microsoft YaHei"/>
+          <w:b/>
+          <w:color w:val="2E74B5"/>
+          <w:sz w:val="20"/>
+        </w:rPr>
+        <w:t>OS-OPS-PRD-00  |  V2.0  |  2026-09-08</w:t>
+      </w:r>
+    </w:p>
+    <w:p>
+      <w:pPr>
+        <w:spacing w:before="1440"/>
+        <w:jc w:val="center"/>
+      </w:pPr>
+      <w:r>
+        <w:rPr>
+          <w:rFonts w:ascii="Calibri" w:hAnsi="Calibri" w:eastAsia="Microsoft YaHei"/>
+          <w:b w:val="0"/>
+          <w:color w:val="1F2937"/>
           <w:sz w:val="22"/>
         </w:rPr>
-        <w:t>单模块需求规格 · 全局导航、公共规则、模块依赖</w:t>
+        <w:t>规定全部运营后台模块的需求深度、跨端边界、研发分工和验收基线。</w:t>
+      </w:r>
+    </w:p>
+    <w:p>
+      <w:r>
+        <w:br w:type="page"/>
+      </w:r>
+    </w:p>
+    <w:p>
+      <w:pPr>
+        <w:pStyle w:val="Heading1"/>
+      </w:pPr>
+      <w:r>
+        <w:t>1 文档使用方式</w:t>
+      </w:r>
+    </w:p>
+    <w:p>
+      <w:r>
+        <w:t>每个功能模块使用独立PRD。研发拆分不得只依据原型页面；必须同时实现字段规格、操作流程、状态机、权限、跨端规则、异常处理和验收条件。</w:t>
+      </w:r>
+    </w:p>
+    <w:p>
+      <w:pPr>
+        <w:pStyle w:val="Heading1"/>
+      </w:pPr>
+      <w:r>
+        <w:t>2 单模块最低内容标准</w:t>
       </w:r>
     </w:p>
     <w:tbl>
       <w:tblPr>
         <w:tblStyle w:val="TableGrid"/>
-        <w:tblW w:type="dxa" w:w="9360"/>
-        <w:jc w:val="left"/>
+        <w:tblW w:type="dxa" w:w="10224"/>
+        <w:jc w:val="center"/>
         <w:tblLayout w:type="fixed"/>
         <w:tblLook w:firstColumn="1" w:firstRow="1" w:lastColumn="0" w:lastRow="0" w:noHBand="0" w:noVBand="1" w:val="04A0"/>
-        <w:tblInd w:w="120" w:type="dxa"/>
       </w:tblPr>
       <w:tblGrid>
-        <w:gridCol w:w="1700"/>
-        <w:gridCol w:w="7660"/>
+        <w:gridCol w:w="2304"/>
+        <w:gridCol w:w="7920"/>
       </w:tblGrid>
       <w:tr>
         <w:trPr>
-          <w:tblHeader w:val="true"/>
+          <w:tblHeader/>
         </w:trPr>
         <w:tc>
           <w:tcPr>
-            <w:tcW w:type="dxa" w:w="1700"/>
-            <w:shd w:fill="E8EEF5"/>
+            <w:tcW w:type="dxa" w:w="2304"/>
+            <w:shd w:fill="17365D"/>
+            <w:tcMar>
+              <w:top w:w="75" w:type="dxa"/>
+              <w:start w:w="100" w:type="dxa"/>
+              <w:bottom w:w="75" w:type="dxa"/>
+              <w:end w:w="100" w:type="dxa"/>
+            </w:tcMar>
             <w:vAlign w:val="center"/>
-            <w:tcMar>
-              <w:top w:w="80" w:type="dxa"/>
-              <w:start w:w="120" w:type="dxa"/>
-              <w:bottom w:w="80" w:type="dxa"/>
-              <w:end w:w="120" w:type="dxa"/>
-            </w:tcMar>
           </w:tcPr>
           <w:p>
-            <w:pPr>
-              <w:keepNext/>
-            </w:pPr>
-            <w:r/>
             <w:r>
               <w:rPr>
-                <w:rFonts w:ascii="Arial" w:hAnsi="Arial" w:eastAsia="Microsoft YaHei"/>
+                <w:rFonts w:ascii="Calibri" w:hAnsi="Calibri" w:eastAsia="Microsoft YaHei"/>
                 <w:b/>
-                <w:i w:val="0"/>
-                <w:color w:val="1F4D78"/>
+                <w:color w:val="FFFFFF"/>
                 <w:sz w:val="18"/>
               </w:rPr>
-              <w:t>文档属性</w:t>
+              <w:t>章节</w:t>
             </w:r>
           </w:p>
         </w:tc>
         <w:tc>
           <w:tcPr>
-            <w:tcW w:type="dxa" w:w="7660"/>
-            <w:shd w:fill="E8EEF5"/>
+            <w:tcW w:type="dxa" w:w="7920"/>
+            <w:shd w:fill="17365D"/>
+            <w:tcMar>
+              <w:top w:w="75" w:type="dxa"/>
+              <w:start w:w="100" w:type="dxa"/>
+              <w:bottom w:w="75" w:type="dxa"/>
+              <w:end w:w="100" w:type="dxa"/>
+            </w:tcMar>
             <w:vAlign w:val="center"/>
-            <w:tcMar>
-              <w:top w:w="80" w:type="dxa"/>
-              <w:start w:w="120" w:type="dxa"/>
-              <w:bottom w:w="80" w:type="dxa"/>
-              <w:end w:w="120" w:type="dxa"/>
-            </w:tcMar>
           </w:tcPr>
           <w:p>
-            <w:pPr>
-              <w:keepNext/>
-            </w:pPr>
-            <w:r/>
             <w:r>
               <w:rPr>
-                <w:rFonts w:ascii="Arial" w:hAnsi="Arial" w:eastAsia="Microsoft YaHei"/>
+                <w:rFonts w:ascii="Calibri" w:hAnsi="Calibri" w:eastAsia="Microsoft YaHei"/>
                 <w:b/>
-                <w:i w:val="0"/>
-                <w:color w:val="1F4D78"/>
+                <w:color w:val="FFFFFF"/>
                 <w:sz w:val="18"/>
               </w:rPr>
-              <w:t>内容</w:t>
+              <w:t>最低要求</w:t>
             </w:r>
           </w:p>
         </w:tc>
@@ -114,51 +153,53 @@
         </w:trPr>
         <w:tc>
           <w:tcPr>
-            <w:tcW w:type="dxa" w:w="1700"/>
+            <w:tcW w:type="dxa" w:w="2304"/>
+            <w:tcMar>
+              <w:top w:w="75" w:type="dxa"/>
+              <w:start w:w="100" w:type="dxa"/>
+              <w:bottom w:w="75" w:type="dxa"/>
+              <w:end w:w="100" w:type="dxa"/>
+            </w:tcMar>
             <w:vAlign w:val="center"/>
-            <w:tcMar>
-              <w:top w:w="80" w:type="dxa"/>
-              <w:start w:w="120" w:type="dxa"/>
-              <w:bottom w:w="80" w:type="dxa"/>
-              <w:end w:w="120" w:type="dxa"/>
-            </w:tcMar>
           </w:tcPr>
           <w:p>
-            <w:r/>
+            <w:pPr>
+              <w:spacing w:after="0" w:line="259" w:lineRule="auto"/>
+            </w:pPr>
             <w:r>
               <w:rPr>
-                <w:rFonts w:ascii="Arial" w:hAnsi="Arial" w:eastAsia="Microsoft YaHei"/>
+                <w:rFonts w:ascii="Calibri" w:hAnsi="Calibri" w:eastAsia="Microsoft YaHei"/>
                 <w:b w:val="0"/>
-                <w:i w:val="0"/>
-                <w:color w:val="29242D"/>
+                <w:color w:val="1F2937"/>
                 <w:sz w:val="18"/>
               </w:rPr>
-              <w:t>文档编号</w:t>
+              <w:t>页面结构</w:t>
             </w:r>
           </w:p>
         </w:tc>
         <w:tc>
           <w:tcPr>
-            <w:tcW w:type="dxa" w:w="7660"/>
+            <w:tcW w:type="dxa" w:w="7920"/>
+            <w:tcMar>
+              <w:top w:w="75" w:type="dxa"/>
+              <w:start w:w="100" w:type="dxa"/>
+              <w:bottom w:w="75" w:type="dxa"/>
+              <w:end w:w="100" w:type="dxa"/>
+            </w:tcMar>
             <w:vAlign w:val="center"/>
-            <w:tcMar>
-              <w:top w:w="80" w:type="dxa"/>
-              <w:start w:w="120" w:type="dxa"/>
-              <w:bottom w:w="80" w:type="dxa"/>
-              <w:end w:w="120" w:type="dxa"/>
-            </w:tcMar>
           </w:tcPr>
           <w:p>
-            <w:r/>
+            <w:pPr>
+              <w:spacing w:after="0" w:line="259" w:lineRule="auto"/>
+            </w:pPr>
             <w:r>
               <w:rPr>
-                <w:rFonts w:ascii="Arial" w:hAnsi="Arial" w:eastAsia="Microsoft YaHei"/>
+                <w:rFonts w:ascii="Calibri" w:hAnsi="Calibri" w:eastAsia="Microsoft YaHei"/>
                 <w:b w:val="0"/>
-                <w:i w:val="0"/>
-                <w:color w:val="29242D"/>
+                <w:color w:val="1F2937"/>
                 <w:sz w:val="18"/>
               </w:rPr>
-              <w:t>OS-OPS-PRD-00</w:t>
+              <w:t>指标、筛选、列表、分页、空态和错误态</w:t>
             </w:r>
           </w:p>
         </w:tc>
@@ -169,51 +210,55 @@
         </w:trPr>
         <w:tc>
           <w:tcPr>
-            <w:tcW w:type="dxa" w:w="1700"/>
+            <w:tcW w:type="dxa" w:w="2304"/>
+            <w:tcMar>
+              <w:top w:w="75" w:type="dxa"/>
+              <w:start w:w="100" w:type="dxa"/>
+              <w:bottom w:w="75" w:type="dxa"/>
+              <w:end w:w="100" w:type="dxa"/>
+            </w:tcMar>
             <w:vAlign w:val="center"/>
-            <w:tcMar>
-              <w:top w:w="80" w:type="dxa"/>
-              <w:start w:w="120" w:type="dxa"/>
-              <w:bottom w:w="80" w:type="dxa"/>
-              <w:end w:w="120" w:type="dxa"/>
-            </w:tcMar>
+            <w:shd w:fill="F4F7FB"/>
           </w:tcPr>
           <w:p>
-            <w:r/>
+            <w:pPr>
+              <w:spacing w:after="0" w:line="259" w:lineRule="auto"/>
+            </w:pPr>
             <w:r>
               <w:rPr>
-                <w:rFonts w:ascii="Arial" w:hAnsi="Arial" w:eastAsia="Microsoft YaHei"/>
+                <w:rFonts w:ascii="Calibri" w:hAnsi="Calibri" w:eastAsia="Microsoft YaHei"/>
                 <w:b w:val="0"/>
-                <w:i w:val="0"/>
-                <w:color w:val="29242D"/>
+                <w:color w:val="1F2937"/>
                 <w:sz w:val="18"/>
               </w:rPr>
-              <w:t>产品基线</w:t>
+              <w:t>列表字段</w:t>
             </w:r>
           </w:p>
         </w:tc>
         <w:tc>
           <w:tcPr>
-            <w:tcW w:type="dxa" w:w="7660"/>
+            <w:tcW w:type="dxa" w:w="7920"/>
+            <w:tcMar>
+              <w:top w:w="75" w:type="dxa"/>
+              <w:start w:w="100" w:type="dxa"/>
+              <w:bottom w:w="75" w:type="dxa"/>
+              <w:end w:w="100" w:type="dxa"/>
+            </w:tcMar>
             <w:vAlign w:val="center"/>
-            <w:tcMar>
-              <w:top w:w="80" w:type="dxa"/>
-              <w:start w:w="120" w:type="dxa"/>
-              <w:bottom w:w="80" w:type="dxa"/>
-              <w:end w:w="120" w:type="dxa"/>
-            </w:tcMar>
+            <w:shd w:fill="F4F7FB"/>
           </w:tcPr>
           <w:p>
-            <w:r/>
+            <w:pPr>
+              <w:spacing w:after="0" w:line="259" w:lineRule="auto"/>
+            </w:pPr>
             <w:r>
               <w:rPr>
-                <w:rFonts w:ascii="Arial" w:hAnsi="Arial" w:eastAsia="Microsoft YaHei"/>
+                <w:rFonts w:ascii="Calibri" w:hAnsi="Calibri" w:eastAsia="Microsoft YaHei"/>
                 <w:b w:val="0"/>
-                <w:i w:val="0"/>
-                <w:color w:val="29242D"/>
+                <w:color w:val="1F2937"/>
                 <w:sz w:val="18"/>
               </w:rPr>
-              <w:t>AiwaBot产品原型 v3.2 / OneStorage 运营后台 V1.1</w:t>
+              <w:t>字段名称、来源、展示、跳转、排序和脱敏</w:t>
             </w:r>
           </w:p>
         </w:tc>
@@ -224,51 +269,53 @@
         </w:trPr>
         <w:tc>
           <w:tcPr>
-            <w:tcW w:type="dxa" w:w="1700"/>
+            <w:tcW w:type="dxa" w:w="2304"/>
+            <w:tcMar>
+              <w:top w:w="75" w:type="dxa"/>
+              <w:start w:w="100" w:type="dxa"/>
+              <w:bottom w:w="75" w:type="dxa"/>
+              <w:end w:w="100" w:type="dxa"/>
+            </w:tcMar>
             <w:vAlign w:val="center"/>
-            <w:tcMar>
-              <w:top w:w="80" w:type="dxa"/>
-              <w:start w:w="120" w:type="dxa"/>
-              <w:bottom w:w="80" w:type="dxa"/>
-              <w:end w:w="120" w:type="dxa"/>
-            </w:tcMar>
           </w:tcPr>
           <w:p>
-            <w:r/>
+            <w:pPr>
+              <w:spacing w:after="0" w:line="259" w:lineRule="auto"/>
+            </w:pPr>
             <w:r>
               <w:rPr>
-                <w:rFonts w:ascii="Arial" w:hAnsi="Arial" w:eastAsia="Microsoft YaHei"/>
+                <w:rFonts w:ascii="Calibri" w:hAnsi="Calibri" w:eastAsia="Microsoft YaHei"/>
                 <w:b w:val="0"/>
-                <w:i w:val="0"/>
-                <w:color w:val="29242D"/>
+                <w:color w:val="1F2937"/>
                 <w:sz w:val="18"/>
               </w:rPr>
-              <w:t>目标读者</w:t>
+              <w:t>表单</w:t>
             </w:r>
           </w:p>
         </w:tc>
         <w:tc>
           <w:tcPr>
-            <w:tcW w:type="dxa" w:w="7660"/>
+            <w:tcW w:type="dxa" w:w="7920"/>
+            <w:tcMar>
+              <w:top w:w="75" w:type="dxa"/>
+              <w:start w:w="100" w:type="dxa"/>
+              <w:bottom w:w="75" w:type="dxa"/>
+              <w:end w:w="100" w:type="dxa"/>
+            </w:tcMar>
             <w:vAlign w:val="center"/>
-            <w:tcMar>
-              <w:top w:w="80" w:type="dxa"/>
-              <w:start w:w="120" w:type="dxa"/>
-              <w:bottom w:w="80" w:type="dxa"/>
-              <w:end w:w="120" w:type="dxa"/>
-            </w:tcMar>
           </w:tcPr>
           <w:p>
-            <w:r/>
+            <w:pPr>
+              <w:spacing w:after="0" w:line="259" w:lineRule="auto"/>
+            </w:pPr>
             <w:r>
               <w:rPr>
-                <w:rFonts w:ascii="Arial" w:hAnsi="Arial" w:eastAsia="Microsoft YaHei"/>
+                <w:rFonts w:ascii="Calibri" w:hAnsi="Calibri" w:eastAsia="Microsoft YaHei"/>
                 <w:b w:val="0"/>
-                <w:i w:val="0"/>
-                <w:color w:val="29242D"/>
+                <w:color w:val="1F2937"/>
                 <w:sz w:val="18"/>
               </w:rPr>
-              <w:t>产品、研发、测试、数据、运营、实施</w:t>
+              <w:t>控件、必填、格式、关联对象和跨字段校验</w:t>
             </w:r>
           </w:p>
         </w:tc>
@@ -279,262 +326,55 @@
         </w:trPr>
         <w:tc>
           <w:tcPr>
-            <w:tcW w:type="dxa" w:w="1700"/>
+            <w:tcW w:type="dxa" w:w="2304"/>
+            <w:tcMar>
+              <w:top w:w="75" w:type="dxa"/>
+              <w:start w:w="100" w:type="dxa"/>
+              <w:bottom w:w="75" w:type="dxa"/>
+              <w:end w:w="100" w:type="dxa"/>
+            </w:tcMar>
             <w:vAlign w:val="center"/>
-            <w:tcMar>
-              <w:top w:w="80" w:type="dxa"/>
-              <w:start w:w="120" w:type="dxa"/>
-              <w:bottom w:w="80" w:type="dxa"/>
-              <w:end w:w="120" w:type="dxa"/>
-            </w:tcMar>
+            <w:shd w:fill="F4F7FB"/>
           </w:tcPr>
           <w:p>
-            <w:r/>
+            <w:pPr>
+              <w:spacing w:after="0" w:line="259" w:lineRule="auto"/>
+            </w:pPr>
             <w:r>
               <w:rPr>
-                <w:rFonts w:ascii="Arial" w:hAnsi="Arial" w:eastAsia="Microsoft YaHei"/>
+                <w:rFonts w:ascii="Calibri" w:hAnsi="Calibri" w:eastAsia="Microsoft YaHei"/>
                 <w:b w:val="0"/>
-                <w:i w:val="0"/>
-                <w:color w:val="29242D"/>
+                <w:color w:val="1F2937"/>
                 <w:sz w:val="18"/>
               </w:rPr>
-              <w:t>版本日期</w:t>
+              <w:t>操作</w:t>
             </w:r>
           </w:p>
         </w:tc>
         <w:tc>
           <w:tcPr>
-            <w:tcW w:type="dxa" w:w="7660"/>
+            <w:tcW w:type="dxa" w:w="7920"/>
+            <w:tcMar>
+              <w:top w:w="75" w:type="dxa"/>
+              <w:start w:w="100" w:type="dxa"/>
+              <w:bottom w:w="75" w:type="dxa"/>
+              <w:end w:w="100" w:type="dxa"/>
+            </w:tcMar>
             <w:vAlign w:val="center"/>
-            <w:tcMar>
-              <w:top w:w="80" w:type="dxa"/>
-              <w:start w:w="120" w:type="dxa"/>
-              <w:bottom w:w="80" w:type="dxa"/>
-              <w:end w:w="120" w:type="dxa"/>
-            </w:tcMar>
-          </w:tcPr>
-          <w:p>
-            <w:r/>
-            <w:r>
-              <w:rPr>
-                <w:rFonts w:ascii="Arial" w:hAnsi="Arial" w:eastAsia="Microsoft YaHei"/>
-                <w:b w:val="0"/>
-                <w:i w:val="0"/>
-                <w:color w:val="29242D"/>
-                <w:sz w:val="18"/>
-              </w:rPr>
-              <w:t>V1.0 · 2026-08-24</w:t>
-            </w:r>
-          </w:p>
-        </w:tc>
-      </w:tr>
-    </w:tbl>
-    <w:p>
-      <w:pPr>
-        <w:spacing w:after="20"/>
-      </w:pPr>
-    </w:p>
-    <w:tbl>
-      <w:tblPr>
-        <w:tblStyle w:val="TableGrid"/>
-        <w:tblW w:type="dxa" w:w="9360"/>
-        <w:tblLayout w:type="fixed"/>
-        <w:tblLook w:firstColumn="1" w:firstRow="1" w:lastColumn="0" w:lastRow="0" w:noHBand="0" w:noVBand="1" w:val="04A0"/>
-        <w:tblInd w:w="120" w:type="dxa"/>
-      </w:tblPr>
-      <w:tblGrid>
-        <w:gridCol w:w="9360"/>
-      </w:tblGrid>
-      <w:tr>
-        <w:tc>
-          <w:tcPr>
-            <w:tcW w:type="dxa" w:w="9360"/>
-            <w:tcMar>
-              <w:top w:w="80" w:type="dxa"/>
-              <w:start w:w="120" w:type="dxa"/>
-              <w:bottom w:w="80" w:type="dxa"/>
-              <w:end w:w="120" w:type="dxa"/>
-            </w:tcMar>
-            <w:shd w:fill="F3EAF5"/>
-          </w:tcPr>
-          <w:p>
-            <w:r>
-              <w:rPr>
-                <w:rFonts w:ascii="Arial" w:hAnsi="Arial" w:eastAsia="Microsoft YaHei"/>
-                <w:b/>
-                <w:i w:val="0"/>
-                <w:color w:val="6F3F7D"/>
-                <w:sz w:val="20"/>
-              </w:rPr>
-              <w:t>模块目标：</w:t>
-            </w:r>
-            <w:r>
-              <w:rPr>
-                <w:rFonts w:ascii="Arial" w:hAnsi="Arial" w:eastAsia="Microsoft YaHei"/>
-                <w:b w:val="0"/>
-                <w:i w:val="0"/>
-                <w:color w:val="29242D"/>
-                <w:sz w:val="20"/>
-              </w:rPr>
-              <w:t>统一产品边界、跨端契约和研发分包。</w:t>
-            </w:r>
-          </w:p>
-        </w:tc>
-      </w:tr>
-    </w:tbl>
-    <w:p>
-      <w:pPr>
-        <w:spacing w:after="20"/>
-      </w:pPr>
-    </w:p>
-    <w:p>
-      <w:pPr>
-        <w:pStyle w:val="Heading1"/>
-      </w:pPr>
-      <w:r>
-        <w:t>1. 需求依据与版本口径</w:t>
-      </w:r>
-    </w:p>
-    <w:p>
-      <w:pPr>
-        <w:pStyle w:val="ListBullet"/>
-      </w:pPr>
-      <w:r>
-        <w:rPr>
-          <w:rFonts w:ascii="Arial" w:hAnsi="Arial" w:eastAsia="Microsoft YaHei"/>
-          <w:b w:val="0"/>
-          <w:i w:val="0"/>
-          <w:color w:val="29242D"/>
-          <w:sz w:val="20"/>
-        </w:rPr>
-        <w:t>最终集成原型：C:/工作资料2026/产品IDE目录/aiwa/AiwaBot产品原型-v3.2.html（含嵌入式 OneStorage 运营后台）。</w:t>
-      </w:r>
-    </w:p>
-    <w:p>
-      <w:pPr>
-        <w:pStyle w:val="ListBullet"/>
-      </w:pPr>
-      <w:r>
-        <w:rPr>
-          <w:rFonts w:ascii="Arial" w:hAnsi="Arial" w:eastAsia="Microsoft YaHei"/>
-          <w:b w:val="0"/>
-          <w:i w:val="0"/>
-          <w:color w:val="29242D"/>
-          <w:sz w:val="20"/>
-        </w:rPr>
-        <w:t>后台基线：迷你仓/OneStorage_迷你仓运营后台原型_V1.1.html 及配套业务脚本。</w:t>
-      </w:r>
-    </w:p>
-    <w:p>
-      <w:pPr>
-        <w:pStyle w:val="ListBullet"/>
-      </w:pPr>
-      <w:r>
-        <w:rPr>
-          <w:rFonts w:ascii="Arial" w:hAnsi="Arial" w:eastAsia="Microsoft YaHei"/>
-          <w:b w:val="0"/>
-          <w:i w:val="0"/>
-          <w:color w:val="29242D"/>
-          <w:sz w:val="20"/>
-        </w:rPr>
-        <w:t>客户侧基线：OneStorage_小程序原型.html；内部执行端：OneStorage_内部工单小程序原型_V1.1.html。</w:t>
-      </w:r>
-    </w:p>
-    <w:p>
-      <w:pPr>
-        <w:pStyle w:val="ListBullet"/>
-      </w:pPr>
-      <w:r>
-        <w:rPr>
-          <w:rFonts w:ascii="Arial" w:hAnsi="Arial" w:eastAsia="Microsoft YaHei"/>
-          <w:b w:val="0"/>
-          <w:i w:val="0"/>
-          <w:color w:val="29242D"/>
-          <w:sz w:val="20"/>
-        </w:rPr>
-        <w:t>一期范围口径：OneStorage_一期需求逐项功能差异清单.md；既有 OSS 主数据、编号与流程优先复用。</w:t>
-      </w:r>
-    </w:p>
-    <w:p>
-      <w:pPr>
-        <w:pStyle w:val="Heading1"/>
-      </w:pPr>
-      <w:r>
-        <w:t>2. 范围与边界</w:t>
-      </w:r>
-    </w:p>
-    <w:tbl>
-      <w:tblPr>
-        <w:tblStyle w:val="TableGrid"/>
-        <w:tblW w:type="dxa" w:w="9360"/>
-        <w:jc w:val="left"/>
-        <w:tblLayout w:type="fixed"/>
-        <w:tblLook w:firstColumn="1" w:firstRow="1" w:lastColumn="0" w:lastRow="0" w:noHBand="0" w:noVBand="1" w:val="04A0"/>
-        <w:tblInd w:w="120" w:type="dxa"/>
-      </w:tblPr>
-      <w:tblGrid>
-        <w:gridCol w:w="4680"/>
-        <w:gridCol w:w="4680"/>
-      </w:tblGrid>
-      <w:tr>
-        <w:trPr>
-          <w:tblHeader w:val="true"/>
-        </w:trPr>
-        <w:tc>
-          <w:tcPr>
-            <w:tcW w:type="dxa" w:w="4680"/>
-            <w:shd w:fill="E8EEF5"/>
-            <w:vAlign w:val="center"/>
-            <w:tcMar>
-              <w:top w:w="80" w:type="dxa"/>
-              <w:start w:w="120" w:type="dxa"/>
-              <w:bottom w:w="80" w:type="dxa"/>
-              <w:end w:w="120" w:type="dxa"/>
-            </w:tcMar>
+            <w:shd w:fill="F4F7FB"/>
           </w:tcPr>
           <w:p>
             <w:pPr>
-              <w:keepNext/>
+              <w:spacing w:after="0" w:line="259" w:lineRule="auto"/>
             </w:pPr>
-            <w:r/>
             <w:r>
               <w:rPr>
-                <w:rFonts w:ascii="Arial" w:hAnsi="Arial" w:eastAsia="Microsoft YaHei"/>
-                <w:b/>
-                <w:i w:val="0"/>
-                <w:color w:val="1F4D78"/>
+                <w:rFonts w:ascii="Calibri" w:hAnsi="Calibri" w:eastAsia="Microsoft YaHei"/>
+                <w:b w:val="0"/>
+                <w:color w:val="1F2937"/>
                 <w:sz w:val="18"/>
               </w:rPr>
-              <w:t>范围内</w:t>
-            </w:r>
-          </w:p>
-        </w:tc>
-        <w:tc>
-          <w:tcPr>
-            <w:tcW w:type="dxa" w:w="4680"/>
-            <w:shd w:fill="E8EEF5"/>
-            <w:vAlign w:val="center"/>
-            <w:tcMar>
-              <w:top w:w="80" w:type="dxa"/>
-              <w:start w:w="120" w:type="dxa"/>
-              <w:bottom w:w="80" w:type="dxa"/>
-              <w:end w:w="120" w:type="dxa"/>
-            </w:tcMar>
-          </w:tcPr>
-          <w:p>
-            <w:pPr>
-              <w:keepNext/>
-            </w:pPr>
-            <w:r/>
-            <w:r>
-              <w:rPr>
-                <w:rFonts w:ascii="Arial" w:hAnsi="Arial" w:eastAsia="Microsoft YaHei"/>
-                <w:b/>
-                <w:i w:val="0"/>
-                <w:color w:val="1F4D78"/>
-                <w:sz w:val="18"/>
-              </w:rPr>
-              <w:t>范围外</w:t>
+              <w:t>入口、前置条件、步骤、事务、副作用和失败处理</w:t>
             </w:r>
           </w:p>
         </w:tc>
@@ -545,51 +385,53 @@
         </w:trPr>
         <w:tc>
           <w:tcPr>
-            <w:tcW w:type="dxa" w:w="4680"/>
+            <w:tcW w:type="dxa" w:w="2304"/>
+            <w:tcMar>
+              <w:top w:w="75" w:type="dxa"/>
+              <w:start w:w="100" w:type="dxa"/>
+              <w:bottom w:w="75" w:type="dxa"/>
+              <w:end w:w="100" w:type="dxa"/>
+            </w:tcMar>
             <w:vAlign w:val="center"/>
-            <w:tcMar>
-              <w:top w:w="80" w:type="dxa"/>
-              <w:start w:w="120" w:type="dxa"/>
-              <w:bottom w:w="80" w:type="dxa"/>
-              <w:end w:w="120" w:type="dxa"/>
-            </w:tcMar>
           </w:tcPr>
           <w:p>
-            <w:r/>
+            <w:pPr>
+              <w:spacing w:after="0" w:line="259" w:lineRule="auto"/>
+            </w:pPr>
             <w:r>
               <w:rPr>
-                <w:rFonts w:ascii="Arial" w:hAnsi="Arial" w:eastAsia="Microsoft YaHei"/>
+                <w:rFonts w:ascii="Calibri" w:hAnsi="Calibri" w:eastAsia="Microsoft YaHei"/>
                 <w:b w:val="0"/>
-                <w:i w:val="0"/>
-                <w:color w:val="29242D"/>
+                <w:color w:val="1F2937"/>
                 <w:sz w:val="18"/>
               </w:rPr>
-              <w:t>总纲与研发分工的列表、详情、创建、编辑和状态动作</w:t>
+              <w:t>流程</w:t>
             </w:r>
           </w:p>
         </w:tc>
         <w:tc>
           <w:tcPr>
-            <w:tcW w:type="dxa" w:w="4680"/>
+            <w:tcW w:type="dxa" w:w="7920"/>
+            <w:tcMar>
+              <w:top w:w="75" w:type="dxa"/>
+              <w:start w:w="100" w:type="dxa"/>
+              <w:bottom w:w="75" w:type="dxa"/>
+              <w:end w:w="100" w:type="dxa"/>
+            </w:tcMar>
             <w:vAlign w:val="center"/>
-            <w:tcMar>
-              <w:top w:w="80" w:type="dxa"/>
-              <w:start w:w="120" w:type="dxa"/>
-              <w:bottom w:w="80" w:type="dxa"/>
-              <w:end w:w="120" w:type="dxa"/>
-            </w:tcMar>
           </w:tcPr>
           <w:p>
-            <w:r/>
+            <w:pPr>
+              <w:spacing w:after="0" w:line="259" w:lineRule="auto"/>
+            </w:pPr>
             <w:r>
               <w:rPr>
-                <w:rFonts w:ascii="Arial" w:hAnsi="Arial" w:eastAsia="Microsoft YaHei"/>
+                <w:rFonts w:ascii="Calibri" w:hAnsi="Calibri" w:eastAsia="Microsoft YaHei"/>
                 <w:b w:val="0"/>
-                <w:i w:val="0"/>
-                <w:color w:val="29242D"/>
+                <w:color w:val="1F2937"/>
                 <w:sz w:val="18"/>
               </w:rPr>
-              <w:t>其他功能模块主数据的直接维护</w:t>
+              <w:t>状态机、BPMN、泳道、异常和补偿</w:t>
             </w:r>
           </w:p>
         </w:tc>
@@ -600,51 +442,55 @@
         </w:trPr>
         <w:tc>
           <w:tcPr>
-            <w:tcW w:type="dxa" w:w="4680"/>
+            <w:tcW w:type="dxa" w:w="2304"/>
+            <w:tcMar>
+              <w:top w:w="75" w:type="dxa"/>
+              <w:start w:w="100" w:type="dxa"/>
+              <w:bottom w:w="75" w:type="dxa"/>
+              <w:end w:w="100" w:type="dxa"/>
+            </w:tcMar>
             <w:vAlign w:val="center"/>
-            <w:tcMar>
-              <w:top w:w="80" w:type="dxa"/>
-              <w:start w:w="120" w:type="dxa"/>
-              <w:bottom w:w="80" w:type="dxa"/>
-              <w:end w:w="120" w:type="dxa"/>
-            </w:tcMar>
+            <w:shd w:fill="F4F7FB"/>
           </w:tcPr>
           <w:p>
-            <w:r/>
+            <w:pPr>
+              <w:spacing w:after="0" w:line="259" w:lineRule="auto"/>
+            </w:pPr>
             <w:r>
               <w:rPr>
-                <w:rFonts w:ascii="Arial" w:hAnsi="Arial" w:eastAsia="Microsoft YaHei"/>
+                <w:rFonts w:ascii="Calibri" w:hAnsi="Calibri" w:eastAsia="Microsoft YaHei"/>
                 <w:b w:val="0"/>
-                <w:i w:val="0"/>
-                <w:color w:val="29242D"/>
+                <w:color w:val="1F2937"/>
                 <w:sz w:val="18"/>
               </w:rPr>
-              <w:t>关联对象校验、跳转、附件与时间线</w:t>
+              <w:t>跨端</w:t>
             </w:r>
           </w:p>
         </w:tc>
         <w:tc>
           <w:tcPr>
-            <w:tcW w:type="dxa" w:w="4680"/>
+            <w:tcW w:type="dxa" w:w="7920"/>
+            <w:tcMar>
+              <w:top w:w="75" w:type="dxa"/>
+              <w:start w:w="100" w:type="dxa"/>
+              <w:bottom w:w="75" w:type="dxa"/>
+              <w:end w:w="100" w:type="dxa"/>
+            </w:tcMar>
             <w:vAlign w:val="center"/>
-            <w:tcMar>
-              <w:top w:w="80" w:type="dxa"/>
-              <w:start w:w="120" w:type="dxa"/>
-              <w:bottom w:w="80" w:type="dxa"/>
-              <w:end w:w="120" w:type="dxa"/>
-            </w:tcMar>
+            <w:shd w:fill="F4F7FB"/>
           </w:tcPr>
           <w:p>
-            <w:r/>
+            <w:pPr>
+              <w:spacing w:after="0" w:line="259" w:lineRule="auto"/>
+            </w:pPr>
             <w:r>
               <w:rPr>
-                <w:rFonts w:ascii="Arial" w:hAnsi="Arial" w:eastAsia="Microsoft YaHei"/>
+                <w:rFonts w:ascii="Calibri" w:hAnsi="Calibri" w:eastAsia="Microsoft YaHei"/>
                 <w:b w:val="0"/>
-                <w:i w:val="0"/>
-                <w:color w:val="29242D"/>
+                <w:color w:val="1F2937"/>
                 <w:sz w:val="18"/>
               </w:rPr>
-              <w:t>绕过状态机或审批的强制改值</w:t>
+              <w:t>客户小程序、工单小程序、AIWA和第三方规则</w:t>
             </w:r>
           </w:p>
         </w:tc>
@@ -655,51 +501,182 @@
         </w:trPr>
         <w:tc>
           <w:tcPr>
-            <w:tcW w:type="dxa" w:w="4680"/>
+            <w:tcW w:type="dxa" w:w="2304"/>
+            <w:tcMar>
+              <w:top w:w="75" w:type="dxa"/>
+              <w:start w:w="100" w:type="dxa"/>
+              <w:bottom w:w="75" w:type="dxa"/>
+              <w:end w:w="100" w:type="dxa"/>
+            </w:tcMar>
             <w:vAlign w:val="center"/>
-            <w:tcMar>
-              <w:top w:w="80" w:type="dxa"/>
-              <w:start w:w="120" w:type="dxa"/>
-              <w:bottom w:w="80" w:type="dxa"/>
-              <w:end w:w="120" w:type="dxa"/>
-            </w:tcMar>
           </w:tcPr>
           <w:p>
-            <w:r/>
+            <w:pPr>
+              <w:spacing w:after="0" w:line="259" w:lineRule="auto"/>
+            </w:pPr>
             <w:r>
               <w:rPr>
-                <w:rFonts w:ascii="Arial" w:hAnsi="Arial" w:eastAsia="Microsoft YaHei"/>
+                <w:rFonts w:ascii="Calibri" w:hAnsi="Calibri" w:eastAsia="Microsoft YaHei"/>
                 <w:b w:val="0"/>
-                <w:i w:val="0"/>
-                <w:color w:val="29242D"/>
+                <w:color w:val="1F2937"/>
                 <w:sz w:val="18"/>
               </w:rPr>
-              <w:t>权限、数据范围、并发、审计和异常处理</w:t>
+              <w:t>研发验收</w:t>
             </w:r>
           </w:p>
         </w:tc>
         <w:tc>
           <w:tcPr>
-            <w:tcW w:type="dxa" w:w="4680"/>
+            <w:tcW w:type="dxa" w:w="7920"/>
+            <w:tcMar>
+              <w:top w:w="75" w:type="dxa"/>
+              <w:start w:w="100" w:type="dxa"/>
+              <w:bottom w:w="75" w:type="dxa"/>
+              <w:end w:w="100" w:type="dxa"/>
+            </w:tcMar>
             <w:vAlign w:val="center"/>
-            <w:tcMar>
-              <w:top w:w="80" w:type="dxa"/>
-              <w:start w:w="120" w:type="dxa"/>
-              <w:bottom w:w="80" w:type="dxa"/>
-              <w:end w:w="120" w:type="dxa"/>
-            </w:tcMar>
           </w:tcPr>
           <w:p>
-            <w:r/>
+            <w:pPr>
+              <w:spacing w:after="0" w:line="259" w:lineRule="auto"/>
+            </w:pPr>
             <w:r>
               <w:rPr>
-                <w:rFonts w:ascii="Arial" w:hAnsi="Arial" w:eastAsia="Microsoft YaHei"/>
+                <w:rFonts w:ascii="Calibri" w:hAnsi="Calibri" w:eastAsia="Microsoft YaHei"/>
                 <w:b w:val="0"/>
-                <w:i w:val="0"/>
-                <w:color w:val="29242D"/>
+                <w:color w:val="1F2937"/>
                 <w:sz w:val="18"/>
               </w:rPr>
-              <w:t>以前端缓存作为最终金额、权限或状态依据</w:t>
+              <w:t>接口、事件、权限、幂等、并发和测试用例</w:t>
+            </w:r>
+          </w:p>
+        </w:tc>
+      </w:tr>
+    </w:tbl>
+    <w:p>
+      <w:pPr>
+        <w:spacing w:after="0"/>
+      </w:pPr>
+    </w:p>
+    <w:p>
+      <w:pPr>
+        <w:pStyle w:val="Heading1"/>
+      </w:pPr>
+      <w:r>
+        <w:t>3 模块拆分</w:t>
+      </w:r>
+    </w:p>
+    <w:tbl>
+      <w:tblPr>
+        <w:tblStyle w:val="TableGrid"/>
+        <w:tblW w:type="dxa" w:w="10224"/>
+        <w:jc w:val="center"/>
+        <w:tblLayout w:type="fixed"/>
+        <w:tblLook w:firstColumn="1" w:firstRow="1" w:lastColumn="0" w:lastRow="0" w:noHBand="0" w:noVBand="1" w:val="04A0"/>
+      </w:tblPr>
+      <w:tblGrid>
+        <w:gridCol w:w="936"/>
+        <w:gridCol w:w="3600"/>
+        <w:gridCol w:w="2088"/>
+        <w:gridCol w:w="3600"/>
+      </w:tblGrid>
+      <w:tr>
+        <w:trPr>
+          <w:tblHeader/>
+        </w:trPr>
+        <w:tc>
+          <w:tcPr>
+            <w:tcW w:type="dxa" w:w="936"/>
+            <w:shd w:fill="17365D"/>
+            <w:tcMar>
+              <w:top w:w="75" w:type="dxa"/>
+              <w:start w:w="100" w:type="dxa"/>
+              <w:bottom w:w="75" w:type="dxa"/>
+              <w:end w:w="100" w:type="dxa"/>
+            </w:tcMar>
+            <w:vAlign w:val="center"/>
+          </w:tcPr>
+          <w:p>
+            <w:r>
+              <w:rPr>
+                <w:rFonts w:ascii="Calibri" w:hAnsi="Calibri" w:eastAsia="Microsoft YaHei"/>
+                <w:b/>
+                <w:color w:val="FFFFFF"/>
+                <w:sz w:val="16"/>
+              </w:rPr>
+              <w:t>序号</w:t>
+            </w:r>
+          </w:p>
+        </w:tc>
+        <w:tc>
+          <w:tcPr>
+            <w:tcW w:type="dxa" w:w="3600"/>
+            <w:shd w:fill="17365D"/>
+            <w:tcMar>
+              <w:top w:w="75" w:type="dxa"/>
+              <w:start w:w="100" w:type="dxa"/>
+              <w:bottom w:w="75" w:type="dxa"/>
+              <w:end w:w="100" w:type="dxa"/>
+            </w:tcMar>
+            <w:vAlign w:val="center"/>
+          </w:tcPr>
+          <w:p>
+            <w:r>
+              <w:rPr>
+                <w:rFonts w:ascii="Calibri" w:hAnsi="Calibri" w:eastAsia="Microsoft YaHei"/>
+                <w:b/>
+                <w:color w:val="FFFFFF"/>
+                <w:sz w:val="16"/>
+              </w:rPr>
+              <w:t>模块</w:t>
+            </w:r>
+          </w:p>
+        </w:tc>
+        <w:tc>
+          <w:tcPr>
+            <w:tcW w:type="dxa" w:w="2088"/>
+            <w:shd w:fill="17365D"/>
+            <w:tcMar>
+              <w:top w:w="75" w:type="dxa"/>
+              <w:start w:w="100" w:type="dxa"/>
+              <w:bottom w:w="75" w:type="dxa"/>
+              <w:end w:w="100" w:type="dxa"/>
+            </w:tcMar>
+            <w:vAlign w:val="center"/>
+          </w:tcPr>
+          <w:p>
+            <w:r>
+              <w:rPr>
+                <w:rFonts w:ascii="Calibri" w:hAnsi="Calibri" w:eastAsia="Microsoft YaHei"/>
+                <w:b/>
+                <w:color w:val="FFFFFF"/>
+                <w:sz w:val="16"/>
+              </w:rPr>
+              <w:t>分类</w:t>
+            </w:r>
+          </w:p>
+        </w:tc>
+        <w:tc>
+          <w:tcPr>
+            <w:tcW w:type="dxa" w:w="3600"/>
+            <w:shd w:fill="17365D"/>
+            <w:tcMar>
+              <w:top w:w="75" w:type="dxa"/>
+              <w:start w:w="100" w:type="dxa"/>
+              <w:bottom w:w="75" w:type="dxa"/>
+              <w:end w:w="100" w:type="dxa"/>
+            </w:tcMar>
+            <w:vAlign w:val="center"/>
+          </w:tcPr>
+          <w:p>
+            <w:r>
+              <w:rPr>
+                <w:rFonts w:ascii="Calibri" w:hAnsi="Calibri" w:eastAsia="Microsoft YaHei"/>
+                <w:b/>
+                <w:color w:val="FFFFFF"/>
+                <w:sz w:val="16"/>
+              </w:rPr>
+              <w:t>交付方式</w:t>
             </w:r>
           </w:p>
         </w:tc>
@@ -710,194 +687,105 @@
         </w:trPr>
         <w:tc>
           <w:tcPr>
-            <w:tcW w:type="dxa" w:w="4680"/>
+            <w:tcW w:type="dxa" w:w="936"/>
+            <w:tcMar>
+              <w:top w:w="75" w:type="dxa"/>
+              <w:start w:w="100" w:type="dxa"/>
+              <w:bottom w:w="75" w:type="dxa"/>
+              <w:end w:w="100" w:type="dxa"/>
+            </w:tcMar>
             <w:vAlign w:val="center"/>
-            <w:tcMar>
-              <w:top w:w="80" w:type="dxa"/>
-              <w:start w:w="120" w:type="dxa"/>
-              <w:bottom w:w="80" w:type="dxa"/>
-              <w:end w:w="120" w:type="dxa"/>
-            </w:tcMar>
           </w:tcPr>
           <w:p>
-            <w:r/>
+            <w:pPr>
+              <w:spacing w:after="0" w:line="259" w:lineRule="auto"/>
+            </w:pPr>
             <w:r>
               <w:rPr>
-                <w:rFonts w:ascii="Arial" w:hAnsi="Arial" w:eastAsia="Microsoft YaHei"/>
+                <w:rFonts w:ascii="Calibri" w:hAnsi="Calibri" w:eastAsia="Microsoft YaHei"/>
                 <w:b w:val="0"/>
-                <w:i w:val="0"/>
-                <w:color w:val="29242D"/>
-                <w:sz w:val="18"/>
+                <w:color w:val="1F2937"/>
+                <w:sz w:val="16"/>
               </w:rPr>
-              <w:t>涉及本模块的小程序/内部端交互</w:t>
+              <w:t>01</w:t>
             </w:r>
           </w:p>
         </w:tc>
         <w:tc>
           <w:tcPr>
-            <w:tcW w:type="dxa" w:w="4680"/>
+            <w:tcW w:type="dxa" w:w="3600"/>
+            <w:tcMar>
+              <w:top w:w="75" w:type="dxa"/>
+              <w:start w:w="100" w:type="dxa"/>
+              <w:bottom w:w="75" w:type="dxa"/>
+              <w:end w:w="100" w:type="dxa"/>
+            </w:tcMar>
             <w:vAlign w:val="center"/>
-            <w:tcMar>
-              <w:top w:w="80" w:type="dxa"/>
-              <w:start w:w="120" w:type="dxa"/>
-              <w:bottom w:w="80" w:type="dxa"/>
-              <w:end w:w="120" w:type="dxa"/>
-            </w:tcMar>
-          </w:tcPr>
-          <w:p>
-            <w:r/>
-            <w:r>
-              <w:rPr>
-                <w:rFonts w:ascii="Arial" w:hAnsi="Arial" w:eastAsia="Microsoft YaHei"/>
-                <w:b w:val="0"/>
-                <w:i w:val="0"/>
-                <w:color w:val="29242D"/>
-                <w:sz w:val="18"/>
-              </w:rPr>
-              <w:t>未授权第三方自动执行</w:t>
-            </w:r>
-          </w:p>
-        </w:tc>
-      </w:tr>
-    </w:tbl>
-    <w:p>
-      <w:pPr>
-        <w:spacing w:after="20"/>
-      </w:pPr>
-    </w:p>
-    <w:p>
-      <w:pPr>
-        <w:pStyle w:val="Heading1"/>
-      </w:pPr>
-      <w:r>
-        <w:t>3. 页面与导航</w:t>
-      </w:r>
-    </w:p>
-    <w:p>
-      <w:pPr>
-        <w:pStyle w:val="ListBullet"/>
-      </w:pPr>
-      <w:r>
-        <w:rPr>
-          <w:rFonts w:ascii="Arial" w:hAnsi="Arial" w:eastAsia="Microsoft YaHei"/>
-          <w:b w:val="0"/>
-          <w:i w:val="0"/>
-          <w:color w:val="29242D"/>
-          <w:sz w:val="20"/>
-        </w:rPr>
-        <w:t>本模块覆盖：全局导航、公共规则、模块依赖。</w:t>
-      </w:r>
-    </w:p>
-    <w:p>
-      <w:pPr>
-        <w:pStyle w:val="ListBullet"/>
-      </w:pPr>
-      <w:r>
-        <w:rPr>
-          <w:rFonts w:ascii="Arial" w:hAnsi="Arial" w:eastAsia="Microsoft YaHei"/>
-          <w:b w:val="0"/>
-          <w:i w:val="0"/>
-          <w:color w:val="29242D"/>
-          <w:sz w:val="20"/>
-        </w:rPr>
-        <w:t>列表默认支持关键词、状态、负责人/门店、时间筛选；筛选条件可重置并在返回列表时保留。</w:t>
-      </w:r>
-    </w:p>
-    <w:p>
-      <w:pPr>
-        <w:pStyle w:val="ListBullet"/>
-      </w:pPr>
-      <w:r>
-        <w:rPr>
-          <w:rFonts w:ascii="Arial" w:hAnsi="Arial" w:eastAsia="Microsoft YaHei"/>
-          <w:b w:val="0"/>
-          <w:i w:val="0"/>
-          <w:color w:val="29242D"/>
-          <w:sz w:val="20"/>
-        </w:rPr>
-        <w:t>详情以主对象为中心展示关联对象、允许动作、附件/凭证和审计时间线；写动作必须显式反馈成功或失败。</w:t>
-      </w:r>
-    </w:p>
-    <w:p>
-      <w:pPr>
-        <w:pStyle w:val="Heading1"/>
-      </w:pPr>
-      <w:r>
-        <w:t>4. 角色与权限</w:t>
-      </w:r>
-    </w:p>
-    <w:tbl>
-      <w:tblPr>
-        <w:tblStyle w:val="TableGrid"/>
-        <w:tblW w:type="dxa" w:w="9360"/>
-        <w:jc w:val="left"/>
-        <w:tblLayout w:type="fixed"/>
-        <w:tblLook w:firstColumn="1" w:firstRow="1" w:lastColumn="0" w:lastRow="0" w:noHBand="0" w:noVBand="1" w:val="04A0"/>
-        <w:tblInd w:w="120" w:type="dxa"/>
-      </w:tblPr>
-      <w:tblGrid>
-        <w:gridCol w:w="2100"/>
-        <w:gridCol w:w="7260"/>
-      </w:tblGrid>
-      <w:tr>
-        <w:trPr>
-          <w:tblHeader w:val="true"/>
-        </w:trPr>
-        <w:tc>
-          <w:tcPr>
-            <w:tcW w:type="dxa" w:w="2100"/>
-            <w:shd w:fill="E8EEF5"/>
-            <w:vAlign w:val="center"/>
-            <w:tcMar>
-              <w:top w:w="80" w:type="dxa"/>
-              <w:start w:w="120" w:type="dxa"/>
-              <w:bottom w:w="80" w:type="dxa"/>
-              <w:end w:w="120" w:type="dxa"/>
-            </w:tcMar>
           </w:tcPr>
           <w:p>
             <w:pPr>
-              <w:keepNext/>
+              <w:spacing w:after="0" w:line="259" w:lineRule="auto"/>
             </w:pPr>
-            <w:r/>
             <w:r>
               <w:rPr>
-                <w:rFonts w:ascii="Arial" w:hAnsi="Arial" w:eastAsia="Microsoft YaHei"/>
-                <w:b/>
-                <w:i w:val="0"/>
-                <w:color w:val="1F4D78"/>
-                <w:sz w:val="18"/>
+                <w:rFonts w:ascii="Calibri" w:hAnsi="Calibri" w:eastAsia="Microsoft YaHei"/>
+                <w:b w:val="0"/>
+                <w:color w:val="1F2937"/>
+                <w:sz w:val="16"/>
               </w:rPr>
-              <w:t>角色</w:t>
+              <w:t>运营总览 PRD</w:t>
             </w:r>
           </w:p>
         </w:tc>
         <w:tc>
           <w:tcPr>
-            <w:tcW w:type="dxa" w:w="7260"/>
-            <w:shd w:fill="E8EEF5"/>
+            <w:tcW w:type="dxa" w:w="2088"/>
+            <w:tcMar>
+              <w:top w:w="75" w:type="dxa"/>
+              <w:start w:w="100" w:type="dxa"/>
+              <w:bottom w:w="75" w:type="dxa"/>
+              <w:end w:w="100" w:type="dxa"/>
+            </w:tcMar>
             <w:vAlign w:val="center"/>
-            <w:tcMar>
-              <w:top w:w="80" w:type="dxa"/>
-              <w:start w:w="120" w:type="dxa"/>
-              <w:bottom w:w="80" w:type="dxa"/>
-              <w:end w:w="120" w:type="dxa"/>
-            </w:tcMar>
           </w:tcPr>
           <w:p>
             <w:pPr>
-              <w:keepNext/>
+              <w:spacing w:after="0" w:line="259" w:lineRule="auto"/>
             </w:pPr>
-            <w:r/>
             <w:r>
               <w:rPr>
-                <w:rFonts w:ascii="Arial" w:hAnsi="Arial" w:eastAsia="Microsoft YaHei"/>
-                <w:b/>
-                <w:i w:val="0"/>
-                <w:color w:val="1F4D78"/>
-                <w:sz w:val="18"/>
+                <w:rFonts w:ascii="Calibri" w:hAnsi="Calibri" w:eastAsia="Microsoft YaHei"/>
+                <w:b w:val="0"/>
+                <w:color w:val="1F2937"/>
+                <w:sz w:val="16"/>
               </w:rPr>
-              <w:t>职责与数据范围</w:t>
+              <w:t>运营与销售</w:t>
+            </w:r>
+          </w:p>
+        </w:tc>
+        <w:tc>
+          <w:tcPr>
+            <w:tcW w:type="dxa" w:w="3600"/>
+            <w:tcMar>
+              <w:top w:w="75" w:type="dxa"/>
+              <w:start w:w="100" w:type="dxa"/>
+              <w:bottom w:w="75" w:type="dxa"/>
+              <w:end w:w="100" w:type="dxa"/>
+            </w:tcMar>
+            <w:vAlign w:val="center"/>
+          </w:tcPr>
+          <w:p>
+            <w:pPr>
+              <w:spacing w:after="0" w:line="259" w:lineRule="auto"/>
+            </w:pPr>
+            <w:r>
+              <w:rPr>
+                <w:rFonts w:ascii="Calibri" w:hAnsi="Calibri" w:eastAsia="Microsoft YaHei"/>
+                <w:b w:val="0"/>
+                <w:color w:val="1F2937"/>
+                <w:sz w:val="16"/>
+              </w:rPr>
+              <w:t>独立开发、评审和验收</w:t>
             </w:r>
           </w:p>
         </w:tc>
@@ -908,51 +796,109 @@
         </w:trPr>
         <w:tc>
           <w:tcPr>
-            <w:tcW w:type="dxa" w:w="2100"/>
+            <w:tcW w:type="dxa" w:w="936"/>
+            <w:tcMar>
+              <w:top w:w="75" w:type="dxa"/>
+              <w:start w:w="100" w:type="dxa"/>
+              <w:bottom w:w="75" w:type="dxa"/>
+              <w:end w:w="100" w:type="dxa"/>
+            </w:tcMar>
             <w:vAlign w:val="center"/>
-            <w:tcMar>
-              <w:top w:w="80" w:type="dxa"/>
-              <w:start w:w="120" w:type="dxa"/>
-              <w:bottom w:w="80" w:type="dxa"/>
-              <w:end w:w="120" w:type="dxa"/>
-            </w:tcMar>
+            <w:shd w:fill="F4F7FB"/>
           </w:tcPr>
           <w:p>
-            <w:r/>
+            <w:pPr>
+              <w:spacing w:after="0" w:line="259" w:lineRule="auto"/>
+            </w:pPr>
             <w:r>
               <w:rPr>
-                <w:rFonts w:ascii="Arial" w:hAnsi="Arial" w:eastAsia="Microsoft YaHei"/>
+                <w:rFonts w:ascii="Calibri" w:hAnsi="Calibri" w:eastAsia="Microsoft YaHei"/>
                 <w:b w:val="0"/>
-                <w:i w:val="0"/>
-                <w:color w:val="29242D"/>
-                <w:sz w:val="18"/>
+                <w:color w:val="1F2937"/>
+                <w:sz w:val="16"/>
               </w:rPr>
-              <w:t>运营管理员</w:t>
+              <w:t>02</w:t>
             </w:r>
           </w:p>
         </w:tc>
         <w:tc>
           <w:tcPr>
-            <w:tcW w:type="dxa" w:w="7260"/>
+            <w:tcW w:type="dxa" w:w="3600"/>
+            <w:tcMar>
+              <w:top w:w="75" w:type="dxa"/>
+              <w:start w:w="100" w:type="dxa"/>
+              <w:bottom w:w="75" w:type="dxa"/>
+              <w:end w:w="100" w:type="dxa"/>
+            </w:tcMar>
             <w:vAlign w:val="center"/>
-            <w:tcMar>
-              <w:top w:w="80" w:type="dxa"/>
-              <w:start w:w="120" w:type="dxa"/>
-              <w:bottom w:w="80" w:type="dxa"/>
-              <w:end w:w="120" w:type="dxa"/>
-            </w:tcMar>
+            <w:shd w:fill="F4F7FB"/>
           </w:tcPr>
           <w:p>
-            <w:r/>
+            <w:pPr>
+              <w:spacing w:after="0" w:line="259" w:lineRule="auto"/>
+            </w:pPr>
             <w:r>
               <w:rPr>
-                <w:rFonts w:ascii="Arial" w:hAnsi="Arial" w:eastAsia="Microsoft YaHei"/>
+                <w:rFonts w:ascii="Calibri" w:hAnsi="Calibri" w:eastAsia="Microsoft YaHei"/>
                 <w:b w:val="0"/>
-                <w:i w:val="0"/>
-                <w:color w:val="29242D"/>
-                <w:sz w:val="18"/>
+                <w:color w:val="1F2937"/>
+                <w:sz w:val="16"/>
               </w:rPr>
-              <w:t>跨门店配置、受理、复核与异常处理</w:t>
+              <w:t>线索池 PRD</w:t>
+            </w:r>
+          </w:p>
+        </w:tc>
+        <w:tc>
+          <w:tcPr>
+            <w:tcW w:type="dxa" w:w="2088"/>
+            <w:tcMar>
+              <w:top w:w="75" w:type="dxa"/>
+              <w:start w:w="100" w:type="dxa"/>
+              <w:bottom w:w="75" w:type="dxa"/>
+              <w:end w:w="100" w:type="dxa"/>
+            </w:tcMar>
+            <w:vAlign w:val="center"/>
+            <w:shd w:fill="F4F7FB"/>
+          </w:tcPr>
+          <w:p>
+            <w:pPr>
+              <w:spacing w:after="0" w:line="259" w:lineRule="auto"/>
+            </w:pPr>
+            <w:r>
+              <w:rPr>
+                <w:rFonts w:ascii="Calibri" w:hAnsi="Calibri" w:eastAsia="Microsoft YaHei"/>
+                <w:b w:val="0"/>
+                <w:color w:val="1F2937"/>
+                <w:sz w:val="16"/>
+              </w:rPr>
+              <w:t>运营与销售</w:t>
+            </w:r>
+          </w:p>
+        </w:tc>
+        <w:tc>
+          <w:tcPr>
+            <w:tcW w:type="dxa" w:w="3600"/>
+            <w:tcMar>
+              <w:top w:w="75" w:type="dxa"/>
+              <w:start w:w="100" w:type="dxa"/>
+              <w:bottom w:w="75" w:type="dxa"/>
+              <w:end w:w="100" w:type="dxa"/>
+            </w:tcMar>
+            <w:vAlign w:val="center"/>
+            <w:shd w:fill="F4F7FB"/>
+          </w:tcPr>
+          <w:p>
+            <w:pPr>
+              <w:spacing w:after="0" w:line="259" w:lineRule="auto"/>
+            </w:pPr>
+            <w:r>
+              <w:rPr>
+                <w:rFonts w:ascii="Calibri" w:hAnsi="Calibri" w:eastAsia="Microsoft YaHei"/>
+                <w:b w:val="0"/>
+                <w:color w:val="1F2937"/>
+                <w:sz w:val="16"/>
+              </w:rPr>
+              <w:t>独立开发、评审和验收</w:t>
             </w:r>
           </w:p>
         </w:tc>
@@ -963,51 +909,105 @@
         </w:trPr>
         <w:tc>
           <w:tcPr>
-            <w:tcW w:type="dxa" w:w="2100"/>
+            <w:tcW w:type="dxa" w:w="936"/>
+            <w:tcMar>
+              <w:top w:w="75" w:type="dxa"/>
+              <w:start w:w="100" w:type="dxa"/>
+              <w:bottom w:w="75" w:type="dxa"/>
+              <w:end w:w="100" w:type="dxa"/>
+            </w:tcMar>
             <w:vAlign w:val="center"/>
-            <w:tcMar>
-              <w:top w:w="80" w:type="dxa"/>
-              <w:start w:w="120" w:type="dxa"/>
-              <w:bottom w:w="80" w:type="dxa"/>
-              <w:end w:w="120" w:type="dxa"/>
-            </w:tcMar>
           </w:tcPr>
           <w:p>
-            <w:r/>
+            <w:pPr>
+              <w:spacing w:after="0" w:line="259" w:lineRule="auto"/>
+            </w:pPr>
             <w:r>
               <w:rPr>
-                <w:rFonts w:ascii="Arial" w:hAnsi="Arial" w:eastAsia="Microsoft YaHei"/>
+                <w:rFonts w:ascii="Calibri" w:hAnsi="Calibri" w:eastAsia="Microsoft YaHei"/>
                 <w:b w:val="0"/>
-                <w:i w:val="0"/>
-                <w:color w:val="29242D"/>
-                <w:sz w:val="18"/>
+                <w:color w:val="1F2937"/>
+                <w:sz w:val="16"/>
               </w:rPr>
-              <w:t>区域/门店负责人</w:t>
+              <w:t>03</w:t>
             </w:r>
           </w:p>
         </w:tc>
         <w:tc>
           <w:tcPr>
-            <w:tcW w:type="dxa" w:w="7260"/>
+            <w:tcW w:type="dxa" w:w="3600"/>
+            <w:tcMar>
+              <w:top w:w="75" w:type="dxa"/>
+              <w:start w:w="100" w:type="dxa"/>
+              <w:bottom w:w="75" w:type="dxa"/>
+              <w:end w:w="100" w:type="dxa"/>
+            </w:tcMar>
             <w:vAlign w:val="center"/>
-            <w:tcMar>
-              <w:top w:w="80" w:type="dxa"/>
-              <w:start w:w="120" w:type="dxa"/>
-              <w:bottom w:w="80" w:type="dxa"/>
-              <w:end w:w="120" w:type="dxa"/>
-            </w:tcMar>
           </w:tcPr>
           <w:p>
-            <w:r/>
+            <w:pPr>
+              <w:spacing w:after="0" w:line="259" w:lineRule="auto"/>
+            </w:pPr>
             <w:r>
               <w:rPr>
-                <w:rFonts w:ascii="Arial" w:hAnsi="Arial" w:eastAsia="Microsoft YaHei"/>
+                <w:rFonts w:ascii="Calibri" w:hAnsi="Calibri" w:eastAsia="Microsoft YaHei"/>
                 <w:b w:val="0"/>
-                <w:i w:val="0"/>
-                <w:color w:val="29242D"/>
-                <w:sz w:val="18"/>
+                <w:color w:val="1F2937"/>
+                <w:sz w:val="16"/>
               </w:rPr>
-              <w:t>仅授权门店的数据和动作</w:t>
+              <w:t>预约管理 PRD</w:t>
+            </w:r>
+          </w:p>
+        </w:tc>
+        <w:tc>
+          <w:tcPr>
+            <w:tcW w:type="dxa" w:w="2088"/>
+            <w:tcMar>
+              <w:top w:w="75" w:type="dxa"/>
+              <w:start w:w="100" w:type="dxa"/>
+              <w:bottom w:w="75" w:type="dxa"/>
+              <w:end w:w="100" w:type="dxa"/>
+            </w:tcMar>
+            <w:vAlign w:val="center"/>
+          </w:tcPr>
+          <w:p>
+            <w:pPr>
+              <w:spacing w:after="0" w:line="259" w:lineRule="auto"/>
+            </w:pPr>
+            <w:r>
+              <w:rPr>
+                <w:rFonts w:ascii="Calibri" w:hAnsi="Calibri" w:eastAsia="Microsoft YaHei"/>
+                <w:b w:val="0"/>
+                <w:color w:val="1F2937"/>
+                <w:sz w:val="16"/>
+              </w:rPr>
+              <w:t>运营与销售</w:t>
+            </w:r>
+          </w:p>
+        </w:tc>
+        <w:tc>
+          <w:tcPr>
+            <w:tcW w:type="dxa" w:w="3600"/>
+            <w:tcMar>
+              <w:top w:w="75" w:type="dxa"/>
+              <w:start w:w="100" w:type="dxa"/>
+              <w:bottom w:w="75" w:type="dxa"/>
+              <w:end w:w="100" w:type="dxa"/>
+            </w:tcMar>
+            <w:vAlign w:val="center"/>
+          </w:tcPr>
+          <w:p>
+            <w:pPr>
+              <w:spacing w:after="0" w:line="259" w:lineRule="auto"/>
+            </w:pPr>
+            <w:r>
+              <w:rPr>
+                <w:rFonts w:ascii="Calibri" w:hAnsi="Calibri" w:eastAsia="Microsoft YaHei"/>
+                <w:b w:val="0"/>
+                <w:color w:val="1F2937"/>
+                <w:sz w:val="16"/>
+              </w:rPr>
+              <w:t>独立开发、评审和验收</w:t>
             </w:r>
           </w:p>
         </w:tc>
@@ -1018,51 +1018,109 @@
         </w:trPr>
         <w:tc>
           <w:tcPr>
-            <w:tcW w:type="dxa" w:w="2100"/>
+            <w:tcW w:type="dxa" w:w="936"/>
+            <w:tcMar>
+              <w:top w:w="75" w:type="dxa"/>
+              <w:start w:w="100" w:type="dxa"/>
+              <w:bottom w:w="75" w:type="dxa"/>
+              <w:end w:w="100" w:type="dxa"/>
+            </w:tcMar>
             <w:vAlign w:val="center"/>
-            <w:tcMar>
-              <w:top w:w="80" w:type="dxa"/>
-              <w:start w:w="120" w:type="dxa"/>
-              <w:bottom w:w="80" w:type="dxa"/>
-              <w:end w:w="120" w:type="dxa"/>
-            </w:tcMar>
+            <w:shd w:fill="F4F7FB"/>
           </w:tcPr>
           <w:p>
-            <w:r/>
+            <w:pPr>
+              <w:spacing w:after="0" w:line="259" w:lineRule="auto"/>
+            </w:pPr>
             <w:r>
               <w:rPr>
-                <w:rFonts w:ascii="Arial" w:hAnsi="Arial" w:eastAsia="Microsoft YaHei"/>
+                <w:rFonts w:ascii="Calibri" w:hAnsi="Calibri" w:eastAsia="Microsoft YaHei"/>
                 <w:b w:val="0"/>
-                <w:i w:val="0"/>
-                <w:color w:val="29242D"/>
-                <w:sz w:val="18"/>
+                <w:color w:val="1F2937"/>
+                <w:sz w:val="16"/>
               </w:rPr>
-              <w:t>业务执行人员</w:t>
+              <w:t>04</w:t>
             </w:r>
           </w:p>
         </w:tc>
         <w:tc>
           <w:tcPr>
-            <w:tcW w:type="dxa" w:w="7260"/>
+            <w:tcW w:type="dxa" w:w="3600"/>
+            <w:tcMar>
+              <w:top w:w="75" w:type="dxa"/>
+              <w:start w:w="100" w:type="dxa"/>
+              <w:bottom w:w="75" w:type="dxa"/>
+              <w:end w:w="100" w:type="dxa"/>
+            </w:tcMar>
             <w:vAlign w:val="center"/>
-            <w:tcMar>
-              <w:top w:w="80" w:type="dxa"/>
-              <w:start w:w="120" w:type="dxa"/>
-              <w:bottom w:w="80" w:type="dxa"/>
-              <w:end w:w="120" w:type="dxa"/>
-            </w:tcMar>
+            <w:shd w:fill="F4F7FB"/>
           </w:tcPr>
           <w:p>
-            <w:r/>
+            <w:pPr>
+              <w:spacing w:after="0" w:line="259" w:lineRule="auto"/>
+            </w:pPr>
             <w:r>
               <w:rPr>
-                <w:rFonts w:ascii="Arial" w:hAnsi="Arial" w:eastAsia="Microsoft YaHei"/>
+                <w:rFonts w:ascii="Calibri" w:hAnsi="Calibri" w:eastAsia="Microsoft YaHei"/>
                 <w:b w:val="0"/>
-                <w:i w:val="0"/>
-                <w:color w:val="29242D"/>
-                <w:sz w:val="18"/>
+                <w:color w:val="1F2937"/>
+                <w:sz w:val="16"/>
               </w:rPr>
-              <w:t>按分派和allowedActions执行</w:t>
+              <w:t>销售机会 PRD</w:t>
+            </w:r>
+          </w:p>
+        </w:tc>
+        <w:tc>
+          <w:tcPr>
+            <w:tcW w:type="dxa" w:w="2088"/>
+            <w:tcMar>
+              <w:top w:w="75" w:type="dxa"/>
+              <w:start w:w="100" w:type="dxa"/>
+              <w:bottom w:w="75" w:type="dxa"/>
+              <w:end w:w="100" w:type="dxa"/>
+            </w:tcMar>
+            <w:vAlign w:val="center"/>
+            <w:shd w:fill="F4F7FB"/>
+          </w:tcPr>
+          <w:p>
+            <w:pPr>
+              <w:spacing w:after="0" w:line="259" w:lineRule="auto"/>
+            </w:pPr>
+            <w:r>
+              <w:rPr>
+                <w:rFonts w:ascii="Calibri" w:hAnsi="Calibri" w:eastAsia="Microsoft YaHei"/>
+                <w:b w:val="0"/>
+                <w:color w:val="1F2937"/>
+                <w:sz w:val="16"/>
+              </w:rPr>
+              <w:t>运营与销售</w:t>
+            </w:r>
+          </w:p>
+        </w:tc>
+        <w:tc>
+          <w:tcPr>
+            <w:tcW w:type="dxa" w:w="3600"/>
+            <w:tcMar>
+              <w:top w:w="75" w:type="dxa"/>
+              <w:start w:w="100" w:type="dxa"/>
+              <w:bottom w:w="75" w:type="dxa"/>
+              <w:end w:w="100" w:type="dxa"/>
+            </w:tcMar>
+            <w:vAlign w:val="center"/>
+            <w:shd w:fill="F4F7FB"/>
+          </w:tcPr>
+          <w:p>
+            <w:pPr>
+              <w:spacing w:after="0" w:line="259" w:lineRule="auto"/>
+            </w:pPr>
+            <w:r>
+              <w:rPr>
+                <w:rFonts w:ascii="Calibri" w:hAnsi="Calibri" w:eastAsia="Microsoft YaHei"/>
+                <w:b w:val="0"/>
+                <w:color w:val="1F2937"/>
+                <w:sz w:val="16"/>
+              </w:rPr>
+              <w:t>独立开发、评审和验收</w:t>
             </w:r>
           </w:p>
         </w:tc>
@@ -1073,649 +1131,105 @@
         </w:trPr>
         <w:tc>
           <w:tcPr>
-            <w:tcW w:type="dxa" w:w="2100"/>
+            <w:tcW w:type="dxa" w:w="936"/>
+            <w:tcMar>
+              <w:top w:w="75" w:type="dxa"/>
+              <w:start w:w="100" w:type="dxa"/>
+              <w:bottom w:w="75" w:type="dxa"/>
+              <w:end w:w="100" w:type="dxa"/>
+            </w:tcMar>
             <w:vAlign w:val="center"/>
-            <w:tcMar>
-              <w:top w:w="80" w:type="dxa"/>
-              <w:start w:w="120" w:type="dxa"/>
-              <w:bottom w:w="80" w:type="dxa"/>
-              <w:end w:w="120" w:type="dxa"/>
-            </w:tcMar>
           </w:tcPr>
           <w:p>
-            <w:r/>
+            <w:pPr>
+              <w:spacing w:after="0" w:line="259" w:lineRule="auto"/>
+            </w:pPr>
             <w:r>
               <w:rPr>
-                <w:rFonts w:ascii="Arial" w:hAnsi="Arial" w:eastAsia="Microsoft YaHei"/>
+                <w:rFonts w:ascii="Calibri" w:hAnsi="Calibri" w:eastAsia="Microsoft YaHei"/>
                 <w:b w:val="0"/>
-                <w:i w:val="0"/>
-                <w:color w:val="29242D"/>
-                <w:sz w:val="18"/>
+                <w:color w:val="1F2937"/>
+                <w:sz w:val="16"/>
               </w:rPr>
-              <w:t>客户/AIWA</w:t>
+              <w:t>05</w:t>
             </w:r>
           </w:p>
         </w:tc>
         <w:tc>
           <w:tcPr>
-            <w:tcW w:type="dxa" w:w="7260"/>
+            <w:tcW w:type="dxa" w:w="3600"/>
+            <w:tcMar>
+              <w:top w:w="75" w:type="dxa"/>
+              <w:start w:w="100" w:type="dxa"/>
+              <w:bottom w:w="75" w:type="dxa"/>
+              <w:end w:w="100" w:type="dxa"/>
+            </w:tcMar>
             <w:vAlign w:val="center"/>
-            <w:tcMar>
-              <w:top w:w="80" w:type="dxa"/>
-              <w:start w:w="120" w:type="dxa"/>
-              <w:bottom w:w="80" w:type="dxa"/>
-              <w:end w:w="120" w:type="dxa"/>
-            </w:tcMar>
-          </w:tcPr>
-          <w:p>
-            <w:r/>
-            <w:r>
-              <w:rPr>
-                <w:rFonts w:ascii="Arial" w:hAnsi="Arial" w:eastAsia="Microsoft YaHei"/>
-                <w:b w:val="0"/>
-                <w:i w:val="0"/>
-                <w:color w:val="29242D"/>
-                <w:sz w:val="18"/>
-              </w:rPr>
-              <w:t>仅本人数据或受控工具权限</w:t>
-            </w:r>
-          </w:p>
-        </w:tc>
-      </w:tr>
-    </w:tbl>
-    <w:p>
-      <w:pPr>
-        <w:spacing w:after="20"/>
-      </w:pPr>
-    </w:p>
-    <w:p>
-      <w:pPr>
-        <w:pStyle w:val="Heading1"/>
-      </w:pPr>
-      <w:r>
-        <w:t>5. BPMN业务流程</w:t>
-      </w:r>
-    </w:p>
-    <w:p>
-      <w:pPr>
-        <w:keepNext/>
-        <w:jc w:val="center"/>
-      </w:pPr>
-      <w:r>
-        <w:drawing>
-          <wp:inline xmlns:a="http://schemas.openxmlformats.org/drawingml/2006/main" xmlns:pic="http://schemas.openxmlformats.org/drawingml/2006/picture">
-            <wp:extent cx="5943600" cy="2270455"/>
-            <wp:docPr id="1" name="Picture 1"/>
-            <wp:cNvGraphicFramePr>
-              <a:graphicFrameLocks noChangeAspect="1"/>
-            </wp:cNvGraphicFramePr>
-            <a:graphic>
-              <a:graphicData uri="http://schemas.openxmlformats.org/drawingml/2006/picture">
-                <pic:pic>
-                  <pic:nvPicPr>
-                    <pic:cNvPr id="0" name="销售转化.png"/>
-                    <pic:cNvPicPr/>
-                  </pic:nvPicPr>
-                  <pic:blipFill>
-                    <a:blip r:embed="rId11"/>
-                    <a:stretch>
-                      <a:fillRect/>
-                    </a:stretch>
-                  </pic:blipFill>
-                  <pic:spPr>
-                    <a:xfrm>
-                      <a:off x="0" y="0"/>
-                      <a:ext cx="5943600" cy="2270455"/>
-                    </a:xfrm>
-                    <a:prstGeom prst="rect"/>
-                  </pic:spPr>
-                </pic:pic>
-              </a:graphicData>
-            </a:graphic>
-          </wp:inline>
-        </w:drawing>
-      </w:r>
-    </w:p>
-    <w:p>
-      <w:pPr>
-        <w:jc w:val="center"/>
-      </w:pPr>
-      <w:r>
-        <w:rPr>
-          <w:rFonts w:ascii="Arial" w:hAnsi="Arial" w:eastAsia="Microsoft YaHei"/>
-          <w:b w:val="0"/>
-          <w:i/>
-          <w:color w:val="817986"/>
-          <w:sz w:val="17"/>
-        </w:rPr>
-        <w:t>图 1  销售转化 BPMN泳道图；可编辑源文件见BPMN流程图目录</w:t>
-      </w:r>
-    </w:p>
-    <w:p>
-      <w:pPr>
-        <w:keepNext/>
-        <w:jc w:val="center"/>
-      </w:pPr>
-      <w:r>
-        <w:drawing>
-          <wp:inline xmlns:a="http://schemas.openxmlformats.org/drawingml/2006/main" xmlns:pic="http://schemas.openxmlformats.org/drawingml/2006/picture">
-            <wp:extent cx="5943600" cy="2835097"/>
-            <wp:docPr id="2" name="Picture 2"/>
-            <wp:cNvGraphicFramePr>
-              <a:graphicFrameLocks noChangeAspect="1"/>
-            </wp:cNvGraphicFramePr>
-            <a:graphic>
-              <a:graphicData uri="http://schemas.openxmlformats.org/drawingml/2006/picture">
-                <pic:pic>
-                  <pic:nvPicPr>
-                    <pic:cNvPr id="0" name="签约付款.png"/>
-                    <pic:cNvPicPr/>
-                  </pic:nvPicPr>
-                  <pic:blipFill>
-                    <a:blip r:embed="rId12"/>
-                    <a:stretch>
-                      <a:fillRect/>
-                    </a:stretch>
-                  </pic:blipFill>
-                  <pic:spPr>
-                    <a:xfrm>
-                      <a:off x="0" y="0"/>
-                      <a:ext cx="5943600" cy="2835097"/>
-                    </a:xfrm>
-                    <a:prstGeom prst="rect"/>
-                  </pic:spPr>
-                </pic:pic>
-              </a:graphicData>
-            </a:graphic>
-          </wp:inline>
-        </w:drawing>
-      </w:r>
-    </w:p>
-    <w:p>
-      <w:pPr>
-        <w:jc w:val="center"/>
-      </w:pPr>
-      <w:r>
-        <w:rPr>
-          <w:rFonts w:ascii="Arial" w:hAnsi="Arial" w:eastAsia="Microsoft YaHei"/>
-          <w:b w:val="0"/>
-          <w:i/>
-          <w:color w:val="817986"/>
-          <w:sz w:val="17"/>
-        </w:rPr>
-        <w:t>图 2  签约付款 BPMN泳道图；可编辑源文件见BPMN流程图目录</w:t>
-      </w:r>
-    </w:p>
-    <w:p>
-      <w:pPr>
-        <w:keepNext/>
-        <w:jc w:val="center"/>
-      </w:pPr>
-      <w:r>
-        <w:drawing>
-          <wp:inline xmlns:a="http://schemas.openxmlformats.org/drawingml/2006/main" xmlns:pic="http://schemas.openxmlformats.org/drawingml/2006/picture">
-            <wp:extent cx="5943600" cy="2835097"/>
-            <wp:docPr id="3" name="Picture 3"/>
-            <wp:cNvGraphicFramePr>
-              <a:graphicFrameLocks noChangeAspect="1"/>
-            </wp:cNvGraphicFramePr>
-            <a:graphic>
-              <a:graphicData uri="http://schemas.openxmlformats.org/drawingml/2006/picture">
-                <pic:pic>
-                  <pic:nvPicPr>
-                    <pic:cNvPr id="0" name="续租.png"/>
-                    <pic:cNvPicPr/>
-                  </pic:nvPicPr>
-                  <pic:blipFill>
-                    <a:blip r:embed="rId13"/>
-                    <a:stretch>
-                      <a:fillRect/>
-                    </a:stretch>
-                  </pic:blipFill>
-                  <pic:spPr>
-                    <a:xfrm>
-                      <a:off x="0" y="0"/>
-                      <a:ext cx="5943600" cy="2835097"/>
-                    </a:xfrm>
-                    <a:prstGeom prst="rect"/>
-                  </pic:spPr>
-                </pic:pic>
-              </a:graphicData>
-            </a:graphic>
-          </wp:inline>
-        </w:drawing>
-      </w:r>
-    </w:p>
-    <w:p>
-      <w:pPr>
-        <w:jc w:val="center"/>
-      </w:pPr>
-      <w:r>
-        <w:rPr>
-          <w:rFonts w:ascii="Arial" w:hAnsi="Arial" w:eastAsia="Microsoft YaHei"/>
-          <w:b w:val="0"/>
-          <w:i/>
-          <w:color w:val="817986"/>
-          <w:sz w:val="17"/>
-        </w:rPr>
-        <w:t>图 3  续租 BPMN泳道图；可编辑源文件见BPMN流程图目录</w:t>
-      </w:r>
-    </w:p>
-    <w:p>
-      <w:pPr>
-        <w:keepNext/>
-        <w:jc w:val="center"/>
-      </w:pPr>
-      <w:r>
-        <w:drawing>
-          <wp:inline xmlns:a="http://schemas.openxmlformats.org/drawingml/2006/main" xmlns:pic="http://schemas.openxmlformats.org/drawingml/2006/picture">
-            <wp:extent cx="5943600" cy="3399739"/>
-            <wp:docPr id="4" name="Picture 4"/>
-            <wp:cNvGraphicFramePr>
-              <a:graphicFrameLocks noChangeAspect="1"/>
-            </wp:cNvGraphicFramePr>
-            <a:graphic>
-              <a:graphicData uri="http://schemas.openxmlformats.org/drawingml/2006/picture">
-                <pic:pic>
-                  <pic:nvPicPr>
-                    <pic:cNvPr id="0" name="退租.png"/>
-                    <pic:cNvPicPr/>
-                  </pic:nvPicPr>
-                  <pic:blipFill>
-                    <a:blip r:embed="rId14"/>
-                    <a:stretch>
-                      <a:fillRect/>
-                    </a:stretch>
-                  </pic:blipFill>
-                  <pic:spPr>
-                    <a:xfrm>
-                      <a:off x="0" y="0"/>
-                      <a:ext cx="5943600" cy="3399739"/>
-                    </a:xfrm>
-                    <a:prstGeom prst="rect"/>
-                  </pic:spPr>
-                </pic:pic>
-              </a:graphicData>
-            </a:graphic>
-          </wp:inline>
-        </w:drawing>
-      </w:r>
-    </w:p>
-    <w:p>
-      <w:pPr>
-        <w:jc w:val="center"/>
-      </w:pPr>
-      <w:r>
-        <w:rPr>
-          <w:rFonts w:ascii="Arial" w:hAnsi="Arial" w:eastAsia="Microsoft YaHei"/>
-          <w:b w:val="0"/>
-          <w:i/>
-          <w:color w:val="817986"/>
-          <w:sz w:val="17"/>
-        </w:rPr>
-        <w:t>图 4  退租 BPMN泳道图；可编辑源文件见BPMN流程图目录</w:t>
-      </w:r>
-    </w:p>
-    <w:p>
-      <w:pPr>
-        <w:keepNext/>
-        <w:jc w:val="center"/>
-      </w:pPr>
-      <w:r>
-        <w:drawing>
-          <wp:inline xmlns:a="http://schemas.openxmlformats.org/drawingml/2006/main" xmlns:pic="http://schemas.openxmlformats.org/drawingml/2006/picture">
-            <wp:extent cx="5943600" cy="2835097"/>
-            <wp:docPr id="5" name="Picture 5"/>
-            <wp:cNvGraphicFramePr>
-              <a:graphicFrameLocks noChangeAspect="1"/>
-            </wp:cNvGraphicFramePr>
-            <a:graphic>
-              <a:graphicData uri="http://schemas.openxmlformats.org/drawingml/2006/picture">
-                <pic:pic>
-                  <pic:nvPicPr>
-                    <pic:cNvPr id="0" name="转仓.png"/>
-                    <pic:cNvPicPr/>
-                  </pic:nvPicPr>
-                  <pic:blipFill>
-                    <a:blip r:embed="rId15"/>
-                    <a:stretch>
-                      <a:fillRect/>
-                    </a:stretch>
-                  </pic:blipFill>
-                  <pic:spPr>
-                    <a:xfrm>
-                      <a:off x="0" y="0"/>
-                      <a:ext cx="5943600" cy="2835097"/>
-                    </a:xfrm>
-                    <a:prstGeom prst="rect"/>
-                  </pic:spPr>
-                </pic:pic>
-              </a:graphicData>
-            </a:graphic>
-          </wp:inline>
-        </w:drawing>
-      </w:r>
-    </w:p>
-    <w:p>
-      <w:pPr>
-        <w:jc w:val="center"/>
-      </w:pPr>
-      <w:r>
-        <w:rPr>
-          <w:rFonts w:ascii="Arial" w:hAnsi="Arial" w:eastAsia="Microsoft YaHei"/>
-          <w:b w:val="0"/>
-          <w:i/>
-          <w:color w:val="817986"/>
-          <w:sz w:val="17"/>
-        </w:rPr>
-        <w:t>图 5  转仓 BPMN泳道图；可编辑源文件见BPMN流程图目录</w:t>
-      </w:r>
-    </w:p>
-    <w:p>
-      <w:pPr>
-        <w:keepNext/>
-        <w:jc w:val="center"/>
-      </w:pPr>
-      <w:r>
-        <w:drawing>
-          <wp:inline xmlns:a="http://schemas.openxmlformats.org/drawingml/2006/main" xmlns:pic="http://schemas.openxmlformats.org/drawingml/2006/picture">
-            <wp:extent cx="5943600" cy="2835097"/>
-            <wp:docPr id="6" name="Picture 6"/>
-            <wp:cNvGraphicFramePr>
-              <a:graphicFrameLocks noChangeAspect="1"/>
-            </wp:cNvGraphicFramePr>
-            <a:graphic>
-              <a:graphicData uri="http://schemas.openxmlformats.org/drawingml/2006/picture">
-                <pic:pic>
-                  <pic:nvPicPr>
-                    <pic:cNvPr id="0" name="迷你箱履约.png"/>
-                    <pic:cNvPicPr/>
-                  </pic:nvPicPr>
-                  <pic:blipFill>
-                    <a:blip r:embed="rId16"/>
-                    <a:stretch>
-                      <a:fillRect/>
-                    </a:stretch>
-                  </pic:blipFill>
-                  <pic:spPr>
-                    <a:xfrm>
-                      <a:off x="0" y="0"/>
-                      <a:ext cx="5943600" cy="2835097"/>
-                    </a:xfrm>
-                    <a:prstGeom prst="rect"/>
-                  </pic:spPr>
-                </pic:pic>
-              </a:graphicData>
-            </a:graphic>
-          </wp:inline>
-        </w:drawing>
-      </w:r>
-    </w:p>
-    <w:p>
-      <w:pPr>
-        <w:jc w:val="center"/>
-      </w:pPr>
-      <w:r>
-        <w:rPr>
-          <w:rFonts w:ascii="Arial" w:hAnsi="Arial" w:eastAsia="Microsoft YaHei"/>
-          <w:b w:val="0"/>
-          <w:i/>
-          <w:color w:val="817986"/>
-          <w:sz w:val="17"/>
-        </w:rPr>
-        <w:t>图 6  迷你箱履约 BPMN泳道图；可编辑源文件见BPMN流程图目录</w:t>
-      </w:r>
-    </w:p>
-    <w:p>
-      <w:pPr>
-        <w:keepNext/>
-        <w:jc w:val="center"/>
-      </w:pPr>
-      <w:r>
-        <w:drawing>
-          <wp:inline xmlns:a="http://schemas.openxmlformats.org/drawingml/2006/main" xmlns:pic="http://schemas.openxmlformats.org/drawingml/2006/picture">
-            <wp:extent cx="5943600" cy="2835097"/>
-            <wp:docPr id="7" name="Picture 7"/>
-            <wp:cNvGraphicFramePr>
-              <a:graphicFrameLocks noChangeAspect="1"/>
-            </wp:cNvGraphicFramePr>
-            <a:graphic>
-              <a:graphicData uri="http://schemas.openxmlformats.org/drawingml/2006/picture">
-                <pic:pic>
-                  <pic:nvPicPr>
-                    <pic:cNvPr id="0" name="工单.png"/>
-                    <pic:cNvPicPr/>
-                  </pic:nvPicPr>
-                  <pic:blipFill>
-                    <a:blip r:embed="rId17"/>
-                    <a:stretch>
-                      <a:fillRect/>
-                    </a:stretch>
-                  </pic:blipFill>
-                  <pic:spPr>
-                    <a:xfrm>
-                      <a:off x="0" y="0"/>
-                      <a:ext cx="5943600" cy="2835097"/>
-                    </a:xfrm>
-                    <a:prstGeom prst="rect"/>
-                  </pic:spPr>
-                </pic:pic>
-              </a:graphicData>
-            </a:graphic>
-          </wp:inline>
-        </w:drawing>
-      </w:r>
-    </w:p>
-    <w:p>
-      <w:pPr>
-        <w:jc w:val="center"/>
-      </w:pPr>
-      <w:r>
-        <w:rPr>
-          <w:rFonts w:ascii="Arial" w:hAnsi="Arial" w:eastAsia="Microsoft YaHei"/>
-          <w:b w:val="0"/>
-          <w:i/>
-          <w:color w:val="817986"/>
-          <w:sz w:val="17"/>
-        </w:rPr>
-        <w:t>图 7  工单 BPMN泳道图；可编辑源文件见BPMN流程图目录</w:t>
-      </w:r>
-    </w:p>
-    <w:p>
-      <w:pPr>
-        <w:keepNext/>
-        <w:jc w:val="center"/>
-      </w:pPr>
-      <w:r>
-        <w:drawing>
-          <wp:inline xmlns:a="http://schemas.openxmlformats.org/drawingml/2006/main" xmlns:pic="http://schemas.openxmlformats.org/drawingml/2006/picture">
-            <wp:extent cx="5943600" cy="2835097"/>
-            <wp:docPr id="8" name="Picture 8"/>
-            <wp:cNvGraphicFramePr>
-              <a:graphicFrameLocks noChangeAspect="1"/>
-            </wp:cNvGraphicFramePr>
-            <a:graphic>
-              <a:graphicData uri="http://schemas.openxmlformats.org/drawingml/2006/picture">
-                <pic:pic>
-                  <pic:nvPicPr>
-                    <pic:cNvPr id="0" name="营销核销.png"/>
-                    <pic:cNvPicPr/>
-                  </pic:nvPicPr>
-                  <pic:blipFill>
-                    <a:blip r:embed="rId18"/>
-                    <a:stretch>
-                      <a:fillRect/>
-                    </a:stretch>
-                  </pic:blipFill>
-                  <pic:spPr>
-                    <a:xfrm>
-                      <a:off x="0" y="0"/>
-                      <a:ext cx="5943600" cy="2835097"/>
-                    </a:xfrm>
-                    <a:prstGeom prst="rect"/>
-                  </pic:spPr>
-                </pic:pic>
-              </a:graphicData>
-            </a:graphic>
-          </wp:inline>
-        </w:drawing>
-      </w:r>
-    </w:p>
-    <w:p>
-      <w:pPr>
-        <w:jc w:val="center"/>
-      </w:pPr>
-      <w:r>
-        <w:rPr>
-          <w:rFonts w:ascii="Arial" w:hAnsi="Arial" w:eastAsia="Microsoft YaHei"/>
-          <w:b w:val="0"/>
-          <w:i/>
-          <w:color w:val="817986"/>
-          <w:sz w:val="17"/>
-        </w:rPr>
-        <w:t>图 8  营销核销 BPMN泳道图；可编辑源文件见BPMN流程图目录</w:t>
-      </w:r>
-    </w:p>
-    <w:p>
-      <w:pPr>
-        <w:pStyle w:val="Heading1"/>
-      </w:pPr>
-      <w:r>
-        <w:t>6. 功能需求</w:t>
-      </w:r>
-    </w:p>
-    <w:tbl>
-      <w:tblPr>
-        <w:tblStyle w:val="TableGrid"/>
-        <w:tblW w:type="dxa" w:w="9360"/>
-        <w:jc w:val="left"/>
-        <w:tblLayout w:type="fixed"/>
-        <w:tblLook w:firstColumn="1" w:firstRow="1" w:lastColumn="0" w:lastRow="0" w:noHBand="0" w:noVBand="1" w:val="04A0"/>
-        <w:tblInd w:w="120" w:type="dxa"/>
-      </w:tblPr>
-      <w:tblGrid>
-        <w:gridCol w:w="1120"/>
-        <w:gridCol w:w="1800"/>
-        <w:gridCol w:w="5540"/>
-        <w:gridCol w:w="900"/>
-      </w:tblGrid>
-      <w:tr>
-        <w:trPr>
-          <w:tblHeader w:val="true"/>
-        </w:trPr>
-        <w:tc>
-          <w:tcPr>
-            <w:tcW w:type="dxa" w:w="1120"/>
-            <w:shd w:fill="E8EEF5"/>
-            <w:vAlign w:val="center"/>
-            <w:tcMar>
-              <w:top w:w="80" w:type="dxa"/>
-              <w:start w:w="120" w:type="dxa"/>
-              <w:bottom w:w="80" w:type="dxa"/>
-              <w:end w:w="120" w:type="dxa"/>
-            </w:tcMar>
           </w:tcPr>
           <w:p>
             <w:pPr>
-              <w:keepNext/>
+              <w:spacing w:after="0" w:line="259" w:lineRule="auto"/>
             </w:pPr>
-            <w:r/>
             <w:r>
               <w:rPr>
-                <w:rFonts w:ascii="Arial" w:hAnsi="Arial" w:eastAsia="Microsoft YaHei"/>
-                <w:b/>
-                <w:i w:val="0"/>
-                <w:color w:val="1F4D78"/>
-                <w:sz w:val="17"/>
+                <w:rFonts w:ascii="Calibri" w:hAnsi="Calibri" w:eastAsia="Microsoft YaHei"/>
+                <w:b w:val="0"/>
+                <w:color w:val="1F2937"/>
+                <w:sz w:val="16"/>
               </w:rPr>
-              <w:t>需求ID</w:t>
+              <w:t>订单中心 PRD</w:t>
             </w:r>
           </w:p>
         </w:tc>
         <w:tc>
           <w:tcPr>
-            <w:tcW w:type="dxa" w:w="1800"/>
-            <w:shd w:fill="E8EEF5"/>
+            <w:tcW w:type="dxa" w:w="2088"/>
+            <w:tcMar>
+              <w:top w:w="75" w:type="dxa"/>
+              <w:start w:w="100" w:type="dxa"/>
+              <w:bottom w:w="75" w:type="dxa"/>
+              <w:end w:w="100" w:type="dxa"/>
+            </w:tcMar>
             <w:vAlign w:val="center"/>
-            <w:tcMar>
-              <w:top w:w="80" w:type="dxa"/>
-              <w:start w:w="120" w:type="dxa"/>
-              <w:bottom w:w="80" w:type="dxa"/>
-              <w:end w:w="120" w:type="dxa"/>
-            </w:tcMar>
           </w:tcPr>
           <w:p>
             <w:pPr>
-              <w:keepNext/>
+              <w:spacing w:after="0" w:line="259" w:lineRule="auto"/>
             </w:pPr>
-            <w:r/>
             <w:r>
               <w:rPr>
-                <w:rFonts w:ascii="Arial" w:hAnsi="Arial" w:eastAsia="Microsoft YaHei"/>
-                <w:b/>
-                <w:i w:val="0"/>
-                <w:color w:val="1F4D78"/>
-                <w:sz w:val="17"/>
+                <w:rFonts w:ascii="Calibri" w:hAnsi="Calibri" w:eastAsia="Microsoft YaHei"/>
+                <w:b w:val="0"/>
+                <w:color w:val="1F2937"/>
+                <w:sz w:val="16"/>
               </w:rPr>
-              <w:t>功能</w:t>
+              <w:t>交易与客户</w:t>
             </w:r>
           </w:p>
         </w:tc>
         <w:tc>
           <w:tcPr>
-            <w:tcW w:type="dxa" w:w="5540"/>
-            <w:shd w:fill="E8EEF5"/>
+            <w:tcW w:type="dxa" w:w="3600"/>
+            <w:tcMar>
+              <w:top w:w="75" w:type="dxa"/>
+              <w:start w:w="100" w:type="dxa"/>
+              <w:bottom w:w="75" w:type="dxa"/>
+              <w:end w:w="100" w:type="dxa"/>
+            </w:tcMar>
             <w:vAlign w:val="center"/>
-            <w:tcMar>
-              <w:top w:w="80" w:type="dxa"/>
-              <w:start w:w="120" w:type="dxa"/>
-              <w:bottom w:w="80" w:type="dxa"/>
-              <w:end w:w="120" w:type="dxa"/>
-            </w:tcMar>
           </w:tcPr>
           <w:p>
             <w:pPr>
-              <w:keepNext/>
+              <w:spacing w:after="0" w:line="259" w:lineRule="auto"/>
             </w:pPr>
-            <w:r/>
             <w:r>
               <w:rPr>
-                <w:rFonts w:ascii="Arial" w:hAnsi="Arial" w:eastAsia="Microsoft YaHei"/>
-                <w:b/>
-                <w:i w:val="0"/>
-                <w:color w:val="1F4D78"/>
-                <w:sz w:val="17"/>
+                <w:rFonts w:ascii="Calibri" w:hAnsi="Calibri" w:eastAsia="Microsoft YaHei"/>
+                <w:b w:val="0"/>
+                <w:color w:val="1F2937"/>
+                <w:sz w:val="16"/>
               </w:rPr>
-              <w:t>详细规则</w:t>
-            </w:r>
-          </w:p>
-        </w:tc>
-        <w:tc>
-          <w:tcPr>
-            <w:tcW w:type="dxa" w:w="900"/>
-            <w:shd w:fill="E8EEF5"/>
-            <w:vAlign w:val="center"/>
-            <w:tcMar>
-              <w:top w:w="80" w:type="dxa"/>
-              <w:start w:w="120" w:type="dxa"/>
-              <w:bottom w:w="80" w:type="dxa"/>
-              <w:end w:w="120" w:type="dxa"/>
-            </w:tcMar>
-          </w:tcPr>
-          <w:p>
-            <w:pPr>
-              <w:keepNext/>
-            </w:pPr>
-            <w:r/>
-            <w:r>
-              <w:rPr>
-                <w:rFonts w:ascii="Arial" w:hAnsi="Arial" w:eastAsia="Microsoft YaHei"/>
-                <w:b/>
-                <w:i w:val="0"/>
-                <w:color w:val="1F4D78"/>
-                <w:sz w:val="17"/>
-              </w:rPr>
-              <w:t>优先级</w:t>
+              <w:t>独立开发、评审和验收</w:t>
             </w:r>
           </w:p>
         </w:tc>
@@ -1726,101 +1240,109 @@
         </w:trPr>
         <w:tc>
           <w:tcPr>
-            <w:tcW w:type="dxa" w:w="1120"/>
+            <w:tcW w:type="dxa" w:w="936"/>
+            <w:tcMar>
+              <w:top w:w="75" w:type="dxa"/>
+              <w:start w:w="100" w:type="dxa"/>
+              <w:bottom w:w="75" w:type="dxa"/>
+              <w:end w:w="100" w:type="dxa"/>
+            </w:tcMar>
             <w:vAlign w:val="center"/>
-            <w:tcMar>
-              <w:top w:w="80" w:type="dxa"/>
-              <w:start w:w="120" w:type="dxa"/>
-              <w:bottom w:w="80" w:type="dxa"/>
-              <w:end w:w="120" w:type="dxa"/>
-            </w:tcMar>
+            <w:shd w:fill="F4F7FB"/>
           </w:tcPr>
           <w:p>
-            <w:r/>
+            <w:pPr>
+              <w:spacing w:after="0" w:line="259" w:lineRule="auto"/>
+            </w:pPr>
             <w:r>
               <w:rPr>
-                <w:rFonts w:ascii="Arial" w:hAnsi="Arial" w:eastAsia="Microsoft YaHei"/>
+                <w:rFonts w:ascii="Calibri" w:hAnsi="Calibri" w:eastAsia="Microsoft YaHei"/>
                 <w:b w:val="0"/>
-                <w:i w:val="0"/>
-                <w:color w:val="29242D"/>
-                <w:sz w:val="17"/>
+                <w:color w:val="1F2937"/>
+                <w:sz w:val="16"/>
               </w:rPr>
-              <w:t>M00-01</w:t>
+              <w:t>06</w:t>
             </w:r>
           </w:p>
         </w:tc>
         <w:tc>
           <w:tcPr>
-            <w:tcW w:type="dxa" w:w="1800"/>
+            <w:tcW w:type="dxa" w:w="3600"/>
+            <w:tcMar>
+              <w:top w:w="75" w:type="dxa"/>
+              <w:start w:w="100" w:type="dxa"/>
+              <w:bottom w:w="75" w:type="dxa"/>
+              <w:end w:w="100" w:type="dxa"/>
+            </w:tcMar>
             <w:vAlign w:val="center"/>
-            <w:tcMar>
-              <w:top w:w="80" w:type="dxa"/>
-              <w:start w:w="120" w:type="dxa"/>
-              <w:bottom w:w="80" w:type="dxa"/>
-              <w:end w:w="120" w:type="dxa"/>
-            </w:tcMar>
+            <w:shd w:fill="F4F7FB"/>
           </w:tcPr>
           <w:p>
-            <w:r/>
+            <w:pPr>
+              <w:spacing w:after="0" w:line="259" w:lineRule="auto"/>
+            </w:pPr>
             <w:r>
               <w:rPr>
-                <w:rFonts w:ascii="Arial" w:hAnsi="Arial" w:eastAsia="Microsoft YaHei"/>
+                <w:rFonts w:ascii="Calibri" w:hAnsi="Calibri" w:eastAsia="Microsoft YaHei"/>
                 <w:b w:val="0"/>
-                <w:i w:val="0"/>
-                <w:color w:val="29242D"/>
-                <w:sz w:val="17"/>
+                <w:color w:val="1F2937"/>
+                <w:sz w:val="16"/>
               </w:rPr>
-              <w:t>规则1</w:t>
+              <w:t>合同签约 PRD</w:t>
             </w:r>
           </w:p>
         </w:tc>
         <w:tc>
           <w:tcPr>
-            <w:tcW w:type="dxa" w:w="5540"/>
+            <w:tcW w:type="dxa" w:w="2088"/>
+            <w:tcMar>
+              <w:top w:w="75" w:type="dxa"/>
+              <w:start w:w="100" w:type="dxa"/>
+              <w:bottom w:w="75" w:type="dxa"/>
+              <w:end w:w="100" w:type="dxa"/>
+            </w:tcMar>
             <w:vAlign w:val="center"/>
-            <w:tcMar>
-              <w:top w:w="80" w:type="dxa"/>
-              <w:start w:w="120" w:type="dxa"/>
-              <w:bottom w:w="80" w:type="dxa"/>
-              <w:end w:w="120" w:type="dxa"/>
-            </w:tcMar>
+            <w:shd w:fill="F4F7FB"/>
           </w:tcPr>
           <w:p>
-            <w:r/>
+            <w:pPr>
+              <w:spacing w:after="0" w:line="259" w:lineRule="auto"/>
+            </w:pPr>
             <w:r>
               <w:rPr>
-                <w:rFonts w:ascii="Arial" w:hAnsi="Arial" w:eastAsia="Microsoft YaHei"/>
+                <w:rFonts w:ascii="Calibri" w:hAnsi="Calibri" w:eastAsia="Microsoft YaHei"/>
                 <w:b w:val="0"/>
-                <w:i w:val="0"/>
-                <w:color w:val="29242D"/>
-                <w:sz w:val="17"/>
+                <w:color w:val="1F2937"/>
+                <w:sz w:val="16"/>
               </w:rPr>
-              <w:t>除总纲外，一份文档只对应一个独立研发和验收模块。</w:t>
+              <w:t>交易与客户</w:t>
             </w:r>
           </w:p>
         </w:tc>
         <w:tc>
           <w:tcPr>
-            <w:tcW w:type="dxa" w:w="900"/>
+            <w:tcW w:type="dxa" w:w="3600"/>
+            <w:tcMar>
+              <w:top w:w="75" w:type="dxa"/>
+              <w:start w:w="100" w:type="dxa"/>
+              <w:bottom w:w="75" w:type="dxa"/>
+              <w:end w:w="100" w:type="dxa"/>
+            </w:tcMar>
             <w:vAlign w:val="center"/>
-            <w:tcMar>
-              <w:top w:w="80" w:type="dxa"/>
-              <w:start w:w="120" w:type="dxa"/>
-              <w:bottom w:w="80" w:type="dxa"/>
-              <w:end w:w="120" w:type="dxa"/>
-            </w:tcMar>
+            <w:shd w:fill="F4F7FB"/>
           </w:tcPr>
           <w:p>
-            <w:r/>
+            <w:pPr>
+              <w:spacing w:after="0" w:line="259" w:lineRule="auto"/>
+            </w:pPr>
             <w:r>
               <w:rPr>
-                <w:rFonts w:ascii="Arial" w:hAnsi="Arial" w:eastAsia="Microsoft YaHei"/>
+                <w:rFonts w:ascii="Calibri" w:hAnsi="Calibri" w:eastAsia="Microsoft YaHei"/>
                 <w:b w:val="0"/>
-                <w:i w:val="0"/>
-                <w:color w:val="29242D"/>
-                <w:sz w:val="17"/>
+                <w:color w:val="1F2937"/>
+                <w:sz w:val="16"/>
               </w:rPr>
-              <w:t>P0</w:t>
+              <w:t>独立开发、评审和验收</w:t>
             </w:r>
           </w:p>
         </w:tc>
@@ -1831,101 +1353,105 @@
         </w:trPr>
         <w:tc>
           <w:tcPr>
-            <w:tcW w:type="dxa" w:w="1120"/>
+            <w:tcW w:type="dxa" w:w="936"/>
+            <w:tcMar>
+              <w:top w:w="75" w:type="dxa"/>
+              <w:start w:w="100" w:type="dxa"/>
+              <w:bottom w:w="75" w:type="dxa"/>
+              <w:end w:w="100" w:type="dxa"/>
+            </w:tcMar>
             <w:vAlign w:val="center"/>
-            <w:tcMar>
-              <w:top w:w="80" w:type="dxa"/>
-              <w:start w:w="120" w:type="dxa"/>
-              <w:bottom w:w="80" w:type="dxa"/>
-              <w:end w:w="120" w:type="dxa"/>
-            </w:tcMar>
           </w:tcPr>
           <w:p>
-            <w:r/>
+            <w:pPr>
+              <w:spacing w:after="0" w:line="259" w:lineRule="auto"/>
+            </w:pPr>
             <w:r>
               <w:rPr>
-                <w:rFonts w:ascii="Arial" w:hAnsi="Arial" w:eastAsia="Microsoft YaHei"/>
+                <w:rFonts w:ascii="Calibri" w:hAnsi="Calibri" w:eastAsia="Microsoft YaHei"/>
                 <w:b w:val="0"/>
-                <w:i w:val="0"/>
-                <w:color w:val="29242D"/>
-                <w:sz w:val="17"/>
+                <w:color w:val="1F2937"/>
+                <w:sz w:val="16"/>
               </w:rPr>
-              <w:t>M00-02</w:t>
+              <w:t>07</w:t>
             </w:r>
           </w:p>
         </w:tc>
         <w:tc>
           <w:tcPr>
-            <w:tcW w:type="dxa" w:w="1800"/>
+            <w:tcW w:type="dxa" w:w="3600"/>
+            <w:tcMar>
+              <w:top w:w="75" w:type="dxa"/>
+              <w:start w:w="100" w:type="dxa"/>
+              <w:bottom w:w="75" w:type="dxa"/>
+              <w:end w:w="100" w:type="dxa"/>
+            </w:tcMar>
             <w:vAlign w:val="center"/>
-            <w:tcMar>
-              <w:top w:w="80" w:type="dxa"/>
-              <w:start w:w="120" w:type="dxa"/>
-              <w:bottom w:w="80" w:type="dxa"/>
-              <w:end w:w="120" w:type="dxa"/>
-            </w:tcMar>
           </w:tcPr>
           <w:p>
-            <w:r/>
+            <w:pPr>
+              <w:spacing w:after="0" w:line="259" w:lineRule="auto"/>
+            </w:pPr>
             <w:r>
               <w:rPr>
-                <w:rFonts w:ascii="Arial" w:hAnsi="Arial" w:eastAsia="Microsoft YaHei"/>
+                <w:rFonts w:ascii="Calibri" w:hAnsi="Calibri" w:eastAsia="Microsoft YaHei"/>
                 <w:b w:val="0"/>
-                <w:i w:val="0"/>
-                <w:color w:val="29242D"/>
-                <w:sz w:val="17"/>
+                <w:color w:val="1F2937"/>
+                <w:sz w:val="16"/>
               </w:rPr>
-              <w:t>规则2</w:t>
+              <w:t>保险产品管理 PRD</w:t>
             </w:r>
           </w:p>
         </w:tc>
         <w:tc>
           <w:tcPr>
-            <w:tcW w:type="dxa" w:w="5540"/>
+            <w:tcW w:type="dxa" w:w="2088"/>
+            <w:tcMar>
+              <w:top w:w="75" w:type="dxa"/>
+              <w:start w:w="100" w:type="dxa"/>
+              <w:bottom w:w="75" w:type="dxa"/>
+              <w:end w:w="100" w:type="dxa"/>
+            </w:tcMar>
             <w:vAlign w:val="center"/>
-            <w:tcMar>
-              <w:top w:w="80" w:type="dxa"/>
-              <w:start w:w="120" w:type="dxa"/>
-              <w:bottom w:w="80" w:type="dxa"/>
-              <w:end w:w="120" w:type="dxa"/>
-            </w:tcMar>
           </w:tcPr>
           <w:p>
-            <w:r/>
+            <w:pPr>
+              <w:spacing w:after="0" w:line="259" w:lineRule="auto"/>
+            </w:pPr>
             <w:r>
               <w:rPr>
-                <w:rFonts w:ascii="Arial" w:hAnsi="Arial" w:eastAsia="Microsoft YaHei"/>
+                <w:rFonts w:ascii="Calibri" w:hAnsi="Calibri" w:eastAsia="Microsoft YaHei"/>
                 <w:b w:val="0"/>
-                <w:i w:val="0"/>
-                <w:color w:val="29242D"/>
-                <w:sz w:val="17"/>
+                <w:color w:val="1F2937"/>
+                <w:sz w:val="16"/>
               </w:rPr>
-              <w:t>复用客户号、L、OP、SO、合同号、保单号、箱号和WO号。</w:t>
+              <w:t>交易与客户</w:t>
             </w:r>
           </w:p>
         </w:tc>
         <w:tc>
           <w:tcPr>
-            <w:tcW w:type="dxa" w:w="900"/>
+            <w:tcW w:type="dxa" w:w="3600"/>
+            <w:tcMar>
+              <w:top w:w="75" w:type="dxa"/>
+              <w:start w:w="100" w:type="dxa"/>
+              <w:bottom w:w="75" w:type="dxa"/>
+              <w:end w:w="100" w:type="dxa"/>
+            </w:tcMar>
             <w:vAlign w:val="center"/>
-            <w:tcMar>
-              <w:top w:w="80" w:type="dxa"/>
-              <w:start w:w="120" w:type="dxa"/>
-              <w:bottom w:w="80" w:type="dxa"/>
-              <w:end w:w="120" w:type="dxa"/>
-            </w:tcMar>
           </w:tcPr>
           <w:p>
-            <w:r/>
+            <w:pPr>
+              <w:spacing w:after="0" w:line="259" w:lineRule="auto"/>
+            </w:pPr>
             <w:r>
               <w:rPr>
-                <w:rFonts w:ascii="Arial" w:hAnsi="Arial" w:eastAsia="Microsoft YaHei"/>
+                <w:rFonts w:ascii="Calibri" w:hAnsi="Calibri" w:eastAsia="Microsoft YaHei"/>
                 <w:b w:val="0"/>
-                <w:i w:val="0"/>
-                <w:color w:val="29242D"/>
-                <w:sz w:val="17"/>
+                <w:color w:val="1F2937"/>
+                <w:sz w:val="16"/>
               </w:rPr>
-              <w:t>P0</w:t>
+              <w:t>独立开发、评审和验收</w:t>
             </w:r>
           </w:p>
         </w:tc>
@@ -1936,101 +1462,109 @@
         </w:trPr>
         <w:tc>
           <w:tcPr>
-            <w:tcW w:type="dxa" w:w="1120"/>
+            <w:tcW w:type="dxa" w:w="936"/>
+            <w:tcMar>
+              <w:top w:w="75" w:type="dxa"/>
+              <w:start w:w="100" w:type="dxa"/>
+              <w:bottom w:w="75" w:type="dxa"/>
+              <w:end w:w="100" w:type="dxa"/>
+            </w:tcMar>
             <w:vAlign w:val="center"/>
-            <w:tcMar>
-              <w:top w:w="80" w:type="dxa"/>
-              <w:start w:w="120" w:type="dxa"/>
-              <w:bottom w:w="80" w:type="dxa"/>
-              <w:end w:w="120" w:type="dxa"/>
-            </w:tcMar>
+            <w:shd w:fill="F4F7FB"/>
           </w:tcPr>
           <w:p>
-            <w:r/>
+            <w:pPr>
+              <w:spacing w:after="0" w:line="259" w:lineRule="auto"/>
+            </w:pPr>
             <w:r>
               <w:rPr>
-                <w:rFonts w:ascii="Arial" w:hAnsi="Arial" w:eastAsia="Microsoft YaHei"/>
+                <w:rFonts w:ascii="Calibri" w:hAnsi="Calibri" w:eastAsia="Microsoft YaHei"/>
                 <w:b w:val="0"/>
-                <w:i w:val="0"/>
-                <w:color w:val="29242D"/>
-                <w:sz w:val="17"/>
+                <w:color w:val="1F2937"/>
+                <w:sz w:val="16"/>
               </w:rPr>
-              <w:t>M00-03</w:t>
+              <w:t>08</w:t>
             </w:r>
           </w:p>
         </w:tc>
         <w:tc>
           <w:tcPr>
-            <w:tcW w:type="dxa" w:w="1800"/>
+            <w:tcW w:type="dxa" w:w="3600"/>
+            <w:tcMar>
+              <w:top w:w="75" w:type="dxa"/>
+              <w:start w:w="100" w:type="dxa"/>
+              <w:bottom w:w="75" w:type="dxa"/>
+              <w:end w:w="100" w:type="dxa"/>
+            </w:tcMar>
             <w:vAlign w:val="center"/>
-            <w:tcMar>
-              <w:top w:w="80" w:type="dxa"/>
-              <w:start w:w="120" w:type="dxa"/>
-              <w:bottom w:w="80" w:type="dxa"/>
-              <w:end w:w="120" w:type="dxa"/>
-            </w:tcMar>
+            <w:shd w:fill="F4F7FB"/>
           </w:tcPr>
           <w:p>
-            <w:r/>
+            <w:pPr>
+              <w:spacing w:after="0" w:line="259" w:lineRule="auto"/>
+            </w:pPr>
             <w:r>
               <w:rPr>
-                <w:rFonts w:ascii="Arial" w:hAnsi="Arial" w:eastAsia="Microsoft YaHei"/>
+                <w:rFonts w:ascii="Calibri" w:hAnsi="Calibri" w:eastAsia="Microsoft YaHei"/>
                 <w:b w:val="0"/>
-                <w:i w:val="0"/>
-                <w:color w:val="29242D"/>
-                <w:sz w:val="17"/>
+                <w:color w:val="1F2937"/>
+                <w:sz w:val="16"/>
               </w:rPr>
-              <w:t>规则3</w:t>
+              <w:t>保单管理 PRD</w:t>
             </w:r>
           </w:p>
         </w:tc>
         <w:tc>
           <w:tcPr>
-            <w:tcW w:type="dxa" w:w="5540"/>
+            <w:tcW w:type="dxa" w:w="2088"/>
+            <w:tcMar>
+              <w:top w:w="75" w:type="dxa"/>
+              <w:start w:w="100" w:type="dxa"/>
+              <w:bottom w:w="75" w:type="dxa"/>
+              <w:end w:w="100" w:type="dxa"/>
+            </w:tcMar>
             <w:vAlign w:val="center"/>
-            <w:tcMar>
-              <w:top w:w="80" w:type="dxa"/>
-              <w:start w:w="120" w:type="dxa"/>
-              <w:bottom w:w="80" w:type="dxa"/>
-              <w:end w:w="120" w:type="dxa"/>
-            </w:tcMar>
+            <w:shd w:fill="F4F7FB"/>
           </w:tcPr>
           <w:p>
-            <w:r/>
+            <w:pPr>
+              <w:spacing w:after="0" w:line="259" w:lineRule="auto"/>
+            </w:pPr>
             <w:r>
               <w:rPr>
-                <w:rFonts w:ascii="Arial" w:hAnsi="Arial" w:eastAsia="Microsoft YaHei"/>
+                <w:rFonts w:ascii="Calibri" w:hAnsi="Calibri" w:eastAsia="Microsoft YaHei"/>
                 <w:b w:val="0"/>
-                <w:i w:val="0"/>
-                <w:color w:val="29242D"/>
-                <w:sz w:val="17"/>
+                <w:color w:val="1F2937"/>
+                <w:sz w:val="16"/>
               </w:rPr>
-              <w:t>状态、金额、权限以后台主域为唯一事实源。</w:t>
+              <w:t>交易与客户</w:t>
             </w:r>
           </w:p>
         </w:tc>
         <w:tc>
           <w:tcPr>
-            <w:tcW w:type="dxa" w:w="900"/>
+            <w:tcW w:type="dxa" w:w="3600"/>
+            <w:tcMar>
+              <w:top w:w="75" w:type="dxa"/>
+              <w:start w:w="100" w:type="dxa"/>
+              <w:bottom w:w="75" w:type="dxa"/>
+              <w:end w:w="100" w:type="dxa"/>
+            </w:tcMar>
             <w:vAlign w:val="center"/>
-            <w:tcMar>
-              <w:top w:w="80" w:type="dxa"/>
-              <w:start w:w="120" w:type="dxa"/>
-              <w:bottom w:w="80" w:type="dxa"/>
-              <w:end w:w="120" w:type="dxa"/>
-            </w:tcMar>
+            <w:shd w:fill="F4F7FB"/>
           </w:tcPr>
           <w:p>
-            <w:r/>
+            <w:pPr>
+              <w:spacing w:after="0" w:line="259" w:lineRule="auto"/>
+            </w:pPr>
             <w:r>
               <w:rPr>
-                <w:rFonts w:ascii="Arial" w:hAnsi="Arial" w:eastAsia="Microsoft YaHei"/>
+                <w:rFonts w:ascii="Calibri" w:hAnsi="Calibri" w:eastAsia="Microsoft YaHei"/>
                 <w:b w:val="0"/>
-                <w:i w:val="0"/>
-                <w:color w:val="29242D"/>
-                <w:sz w:val="17"/>
+                <w:color w:val="1F2937"/>
+                <w:sz w:val="16"/>
               </w:rPr>
-              <w:t>P0</w:t>
+              <w:t>独立开发、评审和验收</w:t>
             </w:r>
           </w:p>
         </w:tc>
@@ -2041,101 +1575,105 @@
         </w:trPr>
         <w:tc>
           <w:tcPr>
-            <w:tcW w:type="dxa" w:w="1120"/>
+            <w:tcW w:type="dxa" w:w="936"/>
+            <w:tcMar>
+              <w:top w:w="75" w:type="dxa"/>
+              <w:start w:w="100" w:type="dxa"/>
+              <w:bottom w:w="75" w:type="dxa"/>
+              <w:end w:w="100" w:type="dxa"/>
+            </w:tcMar>
             <w:vAlign w:val="center"/>
-            <w:tcMar>
-              <w:top w:w="80" w:type="dxa"/>
-              <w:start w:w="120" w:type="dxa"/>
-              <w:bottom w:w="80" w:type="dxa"/>
-              <w:end w:w="120" w:type="dxa"/>
-            </w:tcMar>
           </w:tcPr>
           <w:p>
-            <w:r/>
+            <w:pPr>
+              <w:spacing w:after="0" w:line="259" w:lineRule="auto"/>
+            </w:pPr>
             <w:r>
               <w:rPr>
-                <w:rFonts w:ascii="Arial" w:hAnsi="Arial" w:eastAsia="Microsoft YaHei"/>
+                <w:rFonts w:ascii="Calibri" w:hAnsi="Calibri" w:eastAsia="Microsoft YaHei"/>
                 <w:b w:val="0"/>
-                <w:i w:val="0"/>
-                <w:color w:val="29242D"/>
-                <w:sz w:val="17"/>
+                <w:color w:val="1F2937"/>
+                <w:sz w:val="16"/>
               </w:rPr>
-              <w:t>M00-04</w:t>
+              <w:t>09</w:t>
             </w:r>
           </w:p>
         </w:tc>
         <w:tc>
           <w:tcPr>
-            <w:tcW w:type="dxa" w:w="1800"/>
+            <w:tcW w:type="dxa" w:w="3600"/>
+            <w:tcMar>
+              <w:top w:w="75" w:type="dxa"/>
+              <w:start w:w="100" w:type="dxa"/>
+              <w:bottom w:w="75" w:type="dxa"/>
+              <w:end w:w="100" w:type="dxa"/>
+            </w:tcMar>
             <w:vAlign w:val="center"/>
-            <w:tcMar>
-              <w:top w:w="80" w:type="dxa"/>
-              <w:start w:w="120" w:type="dxa"/>
-              <w:bottom w:w="80" w:type="dxa"/>
-              <w:end w:w="120" w:type="dxa"/>
-            </w:tcMar>
           </w:tcPr>
           <w:p>
-            <w:r/>
+            <w:pPr>
+              <w:spacing w:after="0" w:line="259" w:lineRule="auto"/>
+            </w:pPr>
             <w:r>
               <w:rPr>
-                <w:rFonts w:ascii="Arial" w:hAnsi="Arial" w:eastAsia="Microsoft YaHei"/>
+                <w:rFonts w:ascii="Calibri" w:hAnsi="Calibri" w:eastAsia="Microsoft YaHei"/>
                 <w:b w:val="0"/>
-                <w:i w:val="0"/>
-                <w:color w:val="29242D"/>
-                <w:sz w:val="17"/>
+                <w:color w:val="1F2937"/>
+                <w:sz w:val="16"/>
               </w:rPr>
-              <w:t>规则4</w:t>
+              <w:t>收款与付款凭证 PRD</w:t>
             </w:r>
           </w:p>
         </w:tc>
         <w:tc>
           <w:tcPr>
-            <w:tcW w:type="dxa" w:w="5540"/>
+            <w:tcW w:type="dxa" w:w="2088"/>
+            <w:tcMar>
+              <w:top w:w="75" w:type="dxa"/>
+              <w:start w:w="100" w:type="dxa"/>
+              <w:bottom w:w="75" w:type="dxa"/>
+              <w:end w:w="100" w:type="dxa"/>
+            </w:tcMar>
             <w:vAlign w:val="center"/>
-            <w:tcMar>
-              <w:top w:w="80" w:type="dxa"/>
-              <w:start w:w="120" w:type="dxa"/>
-              <w:bottom w:w="80" w:type="dxa"/>
-              <w:end w:w="120" w:type="dxa"/>
-            </w:tcMar>
           </w:tcPr>
           <w:p>
-            <w:r/>
+            <w:pPr>
+              <w:spacing w:after="0" w:line="259" w:lineRule="auto"/>
+            </w:pPr>
             <w:r>
               <w:rPr>
-                <w:rFonts w:ascii="Arial" w:hAnsi="Arial" w:eastAsia="Microsoft YaHei"/>
+                <w:rFonts w:ascii="Calibri" w:hAnsi="Calibri" w:eastAsia="Microsoft YaHei"/>
                 <w:b w:val="0"/>
-                <w:i w:val="0"/>
-                <w:color w:val="29242D"/>
-                <w:sz w:val="17"/>
+                <w:color w:val="1F2937"/>
+                <w:sz w:val="16"/>
               </w:rPr>
-              <w:t>所有写入使用clientRequestId、expectedVersion和Outbox。</w:t>
+              <w:t>交易与客户</w:t>
             </w:r>
           </w:p>
         </w:tc>
         <w:tc>
           <w:tcPr>
-            <w:tcW w:type="dxa" w:w="900"/>
+            <w:tcW w:type="dxa" w:w="3600"/>
+            <w:tcMar>
+              <w:top w:w="75" w:type="dxa"/>
+              <w:start w:w="100" w:type="dxa"/>
+              <w:bottom w:w="75" w:type="dxa"/>
+              <w:end w:w="100" w:type="dxa"/>
+            </w:tcMar>
             <w:vAlign w:val="center"/>
-            <w:tcMar>
-              <w:top w:w="80" w:type="dxa"/>
-              <w:start w:w="120" w:type="dxa"/>
-              <w:bottom w:w="80" w:type="dxa"/>
-              <w:end w:w="120" w:type="dxa"/>
-            </w:tcMar>
           </w:tcPr>
           <w:p>
-            <w:r/>
+            <w:pPr>
+              <w:spacing w:after="0" w:line="259" w:lineRule="auto"/>
+            </w:pPr>
             <w:r>
               <w:rPr>
-                <w:rFonts w:ascii="Arial" w:hAnsi="Arial" w:eastAsia="Microsoft YaHei"/>
+                <w:rFonts w:ascii="Calibri" w:hAnsi="Calibri" w:eastAsia="Microsoft YaHei"/>
                 <w:b w:val="0"/>
-                <w:i w:val="0"/>
-                <w:color w:val="29242D"/>
-                <w:sz w:val="17"/>
+                <w:color w:val="1F2937"/>
+                <w:sz w:val="16"/>
               </w:rPr>
-              <w:t>P0</w:t>
+              <w:t>独立开发、评审和验收</w:t>
             </w:r>
           </w:p>
         </w:tc>
@@ -2146,101 +1684,109 @@
         </w:trPr>
         <w:tc>
           <w:tcPr>
-            <w:tcW w:type="dxa" w:w="1120"/>
+            <w:tcW w:type="dxa" w:w="936"/>
+            <w:tcMar>
+              <w:top w:w="75" w:type="dxa"/>
+              <w:start w:w="100" w:type="dxa"/>
+              <w:bottom w:w="75" w:type="dxa"/>
+              <w:end w:w="100" w:type="dxa"/>
+            </w:tcMar>
             <w:vAlign w:val="center"/>
-            <w:tcMar>
-              <w:top w:w="80" w:type="dxa"/>
-              <w:start w:w="120" w:type="dxa"/>
-              <w:bottom w:w="80" w:type="dxa"/>
-              <w:end w:w="120" w:type="dxa"/>
-            </w:tcMar>
+            <w:shd w:fill="F4F7FB"/>
           </w:tcPr>
           <w:p>
-            <w:r/>
+            <w:pPr>
+              <w:spacing w:after="0" w:line="259" w:lineRule="auto"/>
+            </w:pPr>
             <w:r>
               <w:rPr>
-                <w:rFonts w:ascii="Arial" w:hAnsi="Arial" w:eastAsia="Microsoft YaHei"/>
+                <w:rFonts w:ascii="Calibri" w:hAnsi="Calibri" w:eastAsia="Microsoft YaHei"/>
                 <w:b w:val="0"/>
-                <w:i w:val="0"/>
-                <w:color w:val="29242D"/>
-                <w:sz w:val="17"/>
+                <w:color w:val="1F2937"/>
+                <w:sz w:val="16"/>
               </w:rPr>
-              <w:t>M00-90</w:t>
+              <w:t>10</w:t>
             </w:r>
           </w:p>
         </w:tc>
         <w:tc>
           <w:tcPr>
-            <w:tcW w:type="dxa" w:w="1800"/>
+            <w:tcW w:type="dxa" w:w="3600"/>
+            <w:tcMar>
+              <w:top w:w="75" w:type="dxa"/>
+              <w:start w:w="100" w:type="dxa"/>
+              <w:bottom w:w="75" w:type="dxa"/>
+              <w:end w:w="100" w:type="dxa"/>
+            </w:tcMar>
             <w:vAlign w:val="center"/>
-            <w:tcMar>
-              <w:top w:w="80" w:type="dxa"/>
-              <w:start w:w="120" w:type="dxa"/>
-              <w:bottom w:w="80" w:type="dxa"/>
-              <w:end w:w="120" w:type="dxa"/>
-            </w:tcMar>
+            <w:shd w:fill="F4F7FB"/>
           </w:tcPr>
           <w:p>
-            <w:r/>
+            <w:pPr>
+              <w:spacing w:after="0" w:line="259" w:lineRule="auto"/>
+            </w:pPr>
             <w:r>
               <w:rPr>
-                <w:rFonts w:ascii="Arial" w:hAnsi="Arial" w:eastAsia="Microsoft YaHei"/>
+                <w:rFonts w:ascii="Calibri" w:hAnsi="Calibri" w:eastAsia="Microsoft YaHei"/>
                 <w:b w:val="0"/>
-                <w:i w:val="0"/>
-                <w:color w:val="29242D"/>
-                <w:sz w:val="17"/>
+                <w:color w:val="1F2937"/>
+                <w:sz w:val="16"/>
               </w:rPr>
-              <w:t>列表与详情</w:t>
+              <w:t>客户档案 PRD</w:t>
             </w:r>
           </w:p>
         </w:tc>
         <w:tc>
           <w:tcPr>
-            <w:tcW w:type="dxa" w:w="5540"/>
+            <w:tcW w:type="dxa" w:w="2088"/>
+            <w:tcMar>
+              <w:top w:w="75" w:type="dxa"/>
+              <w:start w:w="100" w:type="dxa"/>
+              <w:bottom w:w="75" w:type="dxa"/>
+              <w:end w:w="100" w:type="dxa"/>
+            </w:tcMar>
             <w:vAlign w:val="center"/>
-            <w:tcMar>
-              <w:top w:w="80" w:type="dxa"/>
-              <w:start w:w="120" w:type="dxa"/>
-              <w:bottom w:w="80" w:type="dxa"/>
-              <w:end w:w="120" w:type="dxa"/>
-            </w:tcMar>
+            <w:shd w:fill="F4F7FB"/>
           </w:tcPr>
           <w:p>
-            <w:r/>
+            <w:pPr>
+              <w:spacing w:after="0" w:line="259" w:lineRule="auto"/>
+            </w:pPr>
             <w:r>
               <w:rPr>
-                <w:rFonts w:ascii="Arial" w:hAnsi="Arial" w:eastAsia="Microsoft YaHei"/>
+                <w:rFonts w:ascii="Calibri" w:hAnsi="Calibri" w:eastAsia="Microsoft YaHei"/>
                 <w:b w:val="0"/>
-                <w:i w:val="0"/>
-                <w:color w:val="29242D"/>
-                <w:sz w:val="17"/>
+                <w:color w:val="1F2937"/>
+                <w:sz w:val="16"/>
               </w:rPr>
-              <w:t>支持关键词、状态、门店/负责人和时间筛选；详情展示关联对象、allowedActions和审计时间线。</w:t>
+              <w:t>交易与客户</w:t>
             </w:r>
           </w:p>
         </w:tc>
         <w:tc>
           <w:tcPr>
-            <w:tcW w:type="dxa" w:w="900"/>
+            <w:tcW w:type="dxa" w:w="3600"/>
+            <w:tcMar>
+              <w:top w:w="75" w:type="dxa"/>
+              <w:start w:w="100" w:type="dxa"/>
+              <w:bottom w:w="75" w:type="dxa"/>
+              <w:end w:w="100" w:type="dxa"/>
+            </w:tcMar>
             <w:vAlign w:val="center"/>
-            <w:tcMar>
-              <w:top w:w="80" w:type="dxa"/>
-              <w:start w:w="120" w:type="dxa"/>
-              <w:bottom w:w="80" w:type="dxa"/>
-              <w:end w:w="120" w:type="dxa"/>
-            </w:tcMar>
+            <w:shd w:fill="F4F7FB"/>
           </w:tcPr>
           <w:p>
-            <w:r/>
+            <w:pPr>
+              <w:spacing w:after="0" w:line="259" w:lineRule="auto"/>
+            </w:pPr>
             <w:r>
               <w:rPr>
-                <w:rFonts w:ascii="Arial" w:hAnsi="Arial" w:eastAsia="Microsoft YaHei"/>
+                <w:rFonts w:ascii="Calibri" w:hAnsi="Calibri" w:eastAsia="Microsoft YaHei"/>
                 <w:b w:val="0"/>
-                <w:i w:val="0"/>
-                <w:color w:val="29242D"/>
-                <w:sz w:val="17"/>
+                <w:color w:val="1F2937"/>
+                <w:sz w:val="16"/>
               </w:rPr>
-              <w:t>P0</w:t>
+              <w:t>独立开发、评审和验收</w:t>
             </w:r>
           </w:p>
         </w:tc>
@@ -2251,221 +1797,105 @@
         </w:trPr>
         <w:tc>
           <w:tcPr>
-            <w:tcW w:type="dxa" w:w="1120"/>
+            <w:tcW w:type="dxa" w:w="936"/>
+            <w:tcMar>
+              <w:top w:w="75" w:type="dxa"/>
+              <w:start w:w="100" w:type="dxa"/>
+              <w:bottom w:w="75" w:type="dxa"/>
+              <w:end w:w="100" w:type="dxa"/>
+            </w:tcMar>
             <w:vAlign w:val="center"/>
-            <w:tcMar>
-              <w:top w:w="80" w:type="dxa"/>
-              <w:start w:w="120" w:type="dxa"/>
-              <w:bottom w:w="80" w:type="dxa"/>
-              <w:end w:w="120" w:type="dxa"/>
-            </w:tcMar>
           </w:tcPr>
           <w:p>
-            <w:r/>
+            <w:pPr>
+              <w:spacing w:after="0" w:line="259" w:lineRule="auto"/>
+            </w:pPr>
             <w:r>
               <w:rPr>
-                <w:rFonts w:ascii="Arial" w:hAnsi="Arial" w:eastAsia="Microsoft YaHei"/>
+                <w:rFonts w:ascii="Calibri" w:hAnsi="Calibri" w:eastAsia="Microsoft YaHei"/>
                 <w:b w:val="0"/>
-                <w:i w:val="0"/>
-                <w:color w:val="29242D"/>
-                <w:sz w:val="17"/>
+                <w:color w:val="1F2937"/>
+                <w:sz w:val="16"/>
               </w:rPr>
-              <w:t>M00-91</w:t>
+              <w:t>11</w:t>
             </w:r>
           </w:p>
         </w:tc>
         <w:tc>
           <w:tcPr>
-            <w:tcW w:type="dxa" w:w="1800"/>
+            <w:tcW w:type="dxa" w:w="3600"/>
+            <w:tcMar>
+              <w:top w:w="75" w:type="dxa"/>
+              <w:start w:w="100" w:type="dxa"/>
+              <w:bottom w:w="75" w:type="dxa"/>
+              <w:end w:w="100" w:type="dxa"/>
+            </w:tcMar>
             <w:vAlign w:val="center"/>
-            <w:tcMar>
-              <w:top w:w="80" w:type="dxa"/>
-              <w:start w:w="120" w:type="dxa"/>
-              <w:bottom w:w="80" w:type="dxa"/>
-              <w:end w:w="120" w:type="dxa"/>
-            </w:tcMar>
           </w:tcPr>
           <w:p>
-            <w:r/>
+            <w:pPr>
+              <w:spacing w:after="0" w:line="259" w:lineRule="auto"/>
+            </w:pPr>
             <w:r>
               <w:rPr>
-                <w:rFonts w:ascii="Arial" w:hAnsi="Arial" w:eastAsia="Microsoft YaHei"/>
+                <w:rFonts w:ascii="Calibri" w:hAnsi="Calibri" w:eastAsia="Microsoft YaHei"/>
                 <w:b w:val="0"/>
-                <w:i w:val="0"/>
-                <w:color w:val="29242D"/>
-                <w:sz w:val="17"/>
+                <w:color w:val="1F2937"/>
+                <w:sz w:val="16"/>
               </w:rPr>
-              <w:t>导入导出</w:t>
+              <w:t>客户分析 PRD</w:t>
             </w:r>
           </w:p>
         </w:tc>
         <w:tc>
           <w:tcPr>
-            <w:tcW w:type="dxa" w:w="5540"/>
+            <w:tcW w:type="dxa" w:w="2088"/>
+            <w:tcMar>
+              <w:top w:w="75" w:type="dxa"/>
+              <w:start w:w="100" w:type="dxa"/>
+              <w:bottom w:w="75" w:type="dxa"/>
+              <w:end w:w="100" w:type="dxa"/>
+            </w:tcMar>
             <w:vAlign w:val="center"/>
-            <w:tcMar>
-              <w:top w:w="80" w:type="dxa"/>
-              <w:start w:w="120" w:type="dxa"/>
-              <w:bottom w:w="80" w:type="dxa"/>
-              <w:end w:w="120" w:type="dxa"/>
-            </w:tcMar>
           </w:tcPr>
           <w:p>
-            <w:r/>
+            <w:pPr>
+              <w:spacing w:after="0" w:line="259" w:lineRule="auto"/>
+            </w:pPr>
             <w:r>
               <w:rPr>
-                <w:rFonts w:ascii="Arial" w:hAnsi="Arial" w:eastAsia="Microsoft YaHei"/>
+                <w:rFonts w:ascii="Calibri" w:hAnsi="Calibri" w:eastAsia="Microsoft YaHei"/>
                 <w:b w:val="0"/>
-                <w:i w:val="0"/>
-                <w:color w:val="29242D"/>
-                <w:sz w:val="17"/>
+                <w:color w:val="1F2937"/>
+                <w:sz w:val="16"/>
               </w:rPr>
-              <w:t>导出继承筛选、脱敏和数据范围；正式对象导入逐行校验并返回错误。</w:t>
+              <w:t>交易与客户</w:t>
             </w:r>
           </w:p>
         </w:tc>
         <w:tc>
           <w:tcPr>
-            <w:tcW w:type="dxa" w:w="900"/>
+            <w:tcW w:type="dxa" w:w="3600"/>
+            <w:tcMar>
+              <w:top w:w="75" w:type="dxa"/>
+              <w:start w:w="100" w:type="dxa"/>
+              <w:bottom w:w="75" w:type="dxa"/>
+              <w:end w:w="100" w:type="dxa"/>
+            </w:tcMar>
             <w:vAlign w:val="center"/>
-            <w:tcMar>
-              <w:top w:w="80" w:type="dxa"/>
-              <w:start w:w="120" w:type="dxa"/>
-              <w:bottom w:w="80" w:type="dxa"/>
-              <w:end w:w="120" w:type="dxa"/>
-            </w:tcMar>
-          </w:tcPr>
-          <w:p>
-            <w:r/>
-            <w:r>
-              <w:rPr>
-                <w:rFonts w:ascii="Arial" w:hAnsi="Arial" w:eastAsia="Microsoft YaHei"/>
-                <w:b w:val="0"/>
-                <w:i w:val="0"/>
-                <w:color w:val="29242D"/>
-                <w:sz w:val="17"/>
-              </w:rPr>
-              <w:t>P1</w:t>
-            </w:r>
-          </w:p>
-        </w:tc>
-      </w:tr>
-    </w:tbl>
-    <w:p>
-      <w:pPr>
-        <w:spacing w:after="20"/>
-      </w:pPr>
-    </w:p>
-    <w:p>
-      <w:pPr>
-        <w:pStyle w:val="Heading1"/>
-      </w:pPr>
-      <w:r>
-        <w:t>7. 状态机与业务不变量</w:t>
-      </w:r>
-    </w:p>
-    <w:tbl>
-      <w:tblPr>
-        <w:tblStyle w:val="TableGrid"/>
-        <w:tblW w:type="dxa" w:w="9360"/>
-        <w:jc w:val="left"/>
-        <w:tblLayout w:type="fixed"/>
-        <w:tblLook w:firstColumn="1" w:firstRow="1" w:lastColumn="0" w:lastRow="0" w:noHBand="0" w:noVBand="1" w:val="04A0"/>
-        <w:tblInd w:w="120" w:type="dxa"/>
-      </w:tblPr>
-      <w:tblGrid>
-        <w:gridCol w:w="1650"/>
-        <w:gridCol w:w="3400"/>
-        <w:gridCol w:w="4310"/>
-      </w:tblGrid>
-      <w:tr>
-        <w:trPr>
-          <w:tblHeader w:val="true"/>
-        </w:trPr>
-        <w:tc>
-          <w:tcPr>
-            <w:tcW w:type="dxa" w:w="1650"/>
-            <w:shd w:fill="E8EEF5"/>
-            <w:vAlign w:val="center"/>
-            <w:tcMar>
-              <w:top w:w="80" w:type="dxa"/>
-              <w:start w:w="120" w:type="dxa"/>
-              <w:bottom w:w="80" w:type="dxa"/>
-              <w:end w:w="120" w:type="dxa"/>
-            </w:tcMar>
           </w:tcPr>
           <w:p>
             <w:pPr>
-              <w:keepNext/>
+              <w:spacing w:after="0" w:line="259" w:lineRule="auto"/>
             </w:pPr>
-            <w:r/>
             <w:r>
               <w:rPr>
-                <w:rFonts w:ascii="Arial" w:hAnsi="Arial" w:eastAsia="Microsoft YaHei"/>
-                <w:b/>
-                <w:i w:val="0"/>
-                <w:color w:val="1F4D78"/>
-                <w:sz w:val="17"/>
+                <w:rFonts w:ascii="Calibri" w:hAnsi="Calibri" w:eastAsia="Microsoft YaHei"/>
+                <w:b w:val="0"/>
+                <w:color w:val="1F2937"/>
+                <w:sz w:val="16"/>
               </w:rPr>
-              <w:t>对象</w:t>
-            </w:r>
-          </w:p>
-        </w:tc>
-        <w:tc>
-          <w:tcPr>
-            <w:tcW w:type="dxa" w:w="3400"/>
-            <w:shd w:fill="E8EEF5"/>
-            <w:vAlign w:val="center"/>
-            <w:tcMar>
-              <w:top w:w="80" w:type="dxa"/>
-              <w:start w:w="120" w:type="dxa"/>
-              <w:bottom w:w="80" w:type="dxa"/>
-              <w:end w:w="120" w:type="dxa"/>
-            </w:tcMar>
-          </w:tcPr>
-          <w:p>
-            <w:pPr>
-              <w:keepNext/>
-            </w:pPr>
-            <w:r/>
-            <w:r>
-              <w:rPr>
-                <w:rFonts w:ascii="Arial" w:hAnsi="Arial" w:eastAsia="Microsoft YaHei"/>
-                <w:b/>
-                <w:i w:val="0"/>
-                <w:color w:val="1F4D78"/>
-                <w:sz w:val="17"/>
-              </w:rPr>
-              <w:t>状态/流转</w:t>
-            </w:r>
-          </w:p>
-        </w:tc>
-        <w:tc>
-          <w:tcPr>
-            <w:tcW w:type="dxa" w:w="4310"/>
-            <w:shd w:fill="E8EEF5"/>
-            <w:vAlign w:val="center"/>
-            <w:tcMar>
-              <w:top w:w="80" w:type="dxa"/>
-              <w:start w:w="120" w:type="dxa"/>
-              <w:bottom w:w="80" w:type="dxa"/>
-              <w:end w:w="120" w:type="dxa"/>
-            </w:tcMar>
-          </w:tcPr>
-          <w:p>
-            <w:pPr>
-              <w:keepNext/>
-            </w:pPr>
-            <w:r/>
-            <w:r>
-              <w:rPr>
-                <w:rFonts w:ascii="Arial" w:hAnsi="Arial" w:eastAsia="Microsoft YaHei"/>
-                <w:b/>
-                <w:i w:val="0"/>
-                <w:color w:val="1F4D78"/>
-                <w:sz w:val="17"/>
-              </w:rPr>
-              <w:t>不变量</w:t>
+              <w:t>独立开发、评审和验收</w:t>
             </w:r>
           </w:p>
         </w:tc>
@@ -2476,76 +1906,109 @@
         </w:trPr>
         <w:tc>
           <w:tcPr>
-            <w:tcW w:type="dxa" w:w="1650"/>
+            <w:tcW w:type="dxa" w:w="936"/>
+            <w:tcMar>
+              <w:top w:w="75" w:type="dxa"/>
+              <w:start w:w="100" w:type="dxa"/>
+              <w:bottom w:w="75" w:type="dxa"/>
+              <w:end w:w="100" w:type="dxa"/>
+            </w:tcMar>
             <w:vAlign w:val="center"/>
-            <w:tcMar>
-              <w:top w:w="80" w:type="dxa"/>
-              <w:start w:w="120" w:type="dxa"/>
-              <w:bottom w:w="80" w:type="dxa"/>
-              <w:end w:w="120" w:type="dxa"/>
-            </w:tcMar>
+            <w:shd w:fill="F4F7FB"/>
           </w:tcPr>
           <w:p>
-            <w:r/>
+            <w:pPr>
+              <w:spacing w:after="0" w:line="259" w:lineRule="auto"/>
+            </w:pPr>
             <w:r>
               <w:rPr>
-                <w:rFonts w:ascii="Arial" w:hAnsi="Arial" w:eastAsia="Microsoft YaHei"/>
+                <w:rFonts w:ascii="Calibri" w:hAnsi="Calibri" w:eastAsia="Microsoft YaHei"/>
                 <w:b w:val="0"/>
-                <w:i w:val="0"/>
-                <w:color w:val="29242D"/>
-                <w:sz w:val="17"/>
+                <w:color w:val="1F2937"/>
+                <w:sz w:val="16"/>
               </w:rPr>
-              <w:t>总纲与研发分工</w:t>
+              <w:t>12</w:t>
             </w:r>
           </w:p>
         </w:tc>
         <w:tc>
           <w:tcPr>
-            <w:tcW w:type="dxa" w:w="3400"/>
+            <w:tcW w:type="dxa" w:w="3600"/>
+            <w:tcMar>
+              <w:top w:w="75" w:type="dxa"/>
+              <w:start w:w="100" w:type="dxa"/>
+              <w:bottom w:w="75" w:type="dxa"/>
+              <w:end w:w="100" w:type="dxa"/>
+            </w:tcMar>
             <w:vAlign w:val="center"/>
-            <w:tcMar>
-              <w:top w:w="80" w:type="dxa"/>
-              <w:start w:w="120" w:type="dxa"/>
-              <w:bottom w:w="80" w:type="dxa"/>
-              <w:end w:w="120" w:type="dxa"/>
-            </w:tcMar>
+            <w:shd w:fill="F4F7FB"/>
           </w:tcPr>
           <w:p>
-            <w:r/>
+            <w:pPr>
+              <w:spacing w:after="0" w:line="259" w:lineRule="auto"/>
+            </w:pPr>
             <w:r>
               <w:rPr>
-                <w:rFonts w:ascii="Arial" w:hAnsi="Arial" w:eastAsia="Microsoft YaHei"/>
+                <w:rFonts w:ascii="Calibri" w:hAnsi="Calibri" w:eastAsia="Microsoft YaHei"/>
                 <w:b w:val="0"/>
-                <w:i w:val="0"/>
-                <w:color w:val="29242D"/>
-                <w:sz w:val="17"/>
+                <w:color w:val="1F2937"/>
+                <w:sz w:val="16"/>
               </w:rPr>
-              <w:t>草稿/待处理→处理中→完成/取消/异常</w:t>
+              <w:t>店铺管理 PRD</w:t>
             </w:r>
           </w:p>
         </w:tc>
         <w:tc>
           <w:tcPr>
-            <w:tcW w:type="dxa" w:w="4310"/>
+            <w:tcW w:type="dxa" w:w="2088"/>
+            <w:tcMar>
+              <w:top w:w="75" w:type="dxa"/>
+              <w:start w:w="100" w:type="dxa"/>
+              <w:bottom w:w="75" w:type="dxa"/>
+              <w:end w:w="100" w:type="dxa"/>
+            </w:tcMar>
             <w:vAlign w:val="center"/>
-            <w:tcMar>
-              <w:top w:w="80" w:type="dxa"/>
-              <w:start w:w="120" w:type="dxa"/>
-              <w:bottom w:w="80" w:type="dxa"/>
-              <w:end w:w="120" w:type="dxa"/>
-            </w:tcMar>
+            <w:shd w:fill="F4F7FB"/>
           </w:tcPr>
           <w:p>
-            <w:r/>
+            <w:pPr>
+              <w:spacing w:after="0" w:line="259" w:lineRule="auto"/>
+            </w:pPr>
             <w:r>
               <w:rPr>
-                <w:rFonts w:ascii="Arial" w:hAnsi="Arial" w:eastAsia="Microsoft YaHei"/>
+                <w:rFonts w:ascii="Calibri" w:hAnsi="Calibri" w:eastAsia="Microsoft YaHei"/>
                 <w:b w:val="0"/>
-                <w:i w:val="0"/>
-                <w:color w:val="29242D"/>
-                <w:sz w:val="17"/>
+                <w:color w:val="1F2937"/>
+                <w:sz w:val="16"/>
               </w:rPr>
-              <w:t>实际状态以本模块规则和allowedActions为准</w:t>
+              <w:t>门店与仓储</w:t>
+            </w:r>
+          </w:p>
+        </w:tc>
+        <w:tc>
+          <w:tcPr>
+            <w:tcW w:type="dxa" w:w="3600"/>
+            <w:tcMar>
+              <w:top w:w="75" w:type="dxa"/>
+              <w:start w:w="100" w:type="dxa"/>
+              <w:bottom w:w="75" w:type="dxa"/>
+              <w:end w:w="100" w:type="dxa"/>
+            </w:tcMar>
+            <w:vAlign w:val="center"/>
+            <w:shd w:fill="F4F7FB"/>
+          </w:tcPr>
+          <w:p>
+            <w:pPr>
+              <w:spacing w:after="0" w:line="259" w:lineRule="auto"/>
+            </w:pPr>
+            <w:r>
+              <w:rPr>
+                <w:rFonts w:ascii="Calibri" w:hAnsi="Calibri" w:eastAsia="Microsoft YaHei"/>
+                <w:b w:val="0"/>
+                <w:color w:val="1F2937"/>
+                <w:sz w:val="16"/>
+              </w:rPr>
+              <w:t>独立开发、评审和验收</w:t>
             </w:r>
           </w:p>
         </w:tc>
@@ -2556,234 +2019,105 @@
         </w:trPr>
         <w:tc>
           <w:tcPr>
-            <w:tcW w:type="dxa" w:w="1650"/>
+            <w:tcW w:type="dxa" w:w="936"/>
+            <w:tcMar>
+              <w:top w:w="75" w:type="dxa"/>
+              <w:start w:w="100" w:type="dxa"/>
+              <w:bottom w:w="75" w:type="dxa"/>
+              <w:end w:w="100" w:type="dxa"/>
+            </w:tcMar>
             <w:vAlign w:val="center"/>
-            <w:tcMar>
-              <w:top w:w="80" w:type="dxa"/>
-              <w:start w:w="120" w:type="dxa"/>
-              <w:bottom w:w="80" w:type="dxa"/>
-              <w:end w:w="120" w:type="dxa"/>
-            </w:tcMar>
           </w:tcPr>
           <w:p>
-            <w:r/>
+            <w:pPr>
+              <w:spacing w:after="0" w:line="259" w:lineRule="auto"/>
+            </w:pPr>
             <w:r>
               <w:rPr>
-                <w:rFonts w:ascii="Arial" w:hAnsi="Arial" w:eastAsia="Microsoft YaHei"/>
+                <w:rFonts w:ascii="Calibri" w:hAnsi="Calibri" w:eastAsia="Microsoft YaHei"/>
                 <w:b w:val="0"/>
-                <w:i w:val="0"/>
-                <w:color w:val="29242D"/>
-                <w:sz w:val="17"/>
+                <w:color w:val="1F2937"/>
+                <w:sz w:val="16"/>
               </w:rPr>
-              <w:t>同步任务</w:t>
+              <w:t>13</w:t>
             </w:r>
           </w:p>
         </w:tc>
         <w:tc>
           <w:tcPr>
-            <w:tcW w:type="dxa" w:w="3400"/>
+            <w:tcW w:type="dxa" w:w="3600"/>
+            <w:tcMar>
+              <w:top w:w="75" w:type="dxa"/>
+              <w:start w:w="100" w:type="dxa"/>
+              <w:bottom w:w="75" w:type="dxa"/>
+              <w:end w:w="100" w:type="dxa"/>
+            </w:tcMar>
             <w:vAlign w:val="center"/>
-            <w:tcMar>
-              <w:top w:w="80" w:type="dxa"/>
-              <w:start w:w="120" w:type="dxa"/>
-              <w:bottom w:w="80" w:type="dxa"/>
-              <w:end w:w="120" w:type="dxa"/>
-            </w:tcMar>
           </w:tcPr>
           <w:p>
-            <w:r/>
+            <w:pPr>
+              <w:spacing w:after="0" w:line="259" w:lineRule="auto"/>
+            </w:pPr>
             <w:r>
               <w:rPr>
-                <w:rFonts w:ascii="Arial" w:hAnsi="Arial" w:eastAsia="Microsoft YaHei"/>
+                <w:rFonts w:ascii="Calibri" w:hAnsi="Calibri" w:eastAsia="Microsoft YaHei"/>
                 <w:b w:val="0"/>
-                <w:i w:val="0"/>
-                <w:color w:val="29242D"/>
-                <w:sz w:val="17"/>
+                <w:color w:val="1F2937"/>
+                <w:sz w:val="16"/>
               </w:rPr>
-              <w:t>待发送→成功/失败→重试/人工处理</w:t>
+              <w:t>迷你仓空间管理 PRD</w:t>
             </w:r>
           </w:p>
         </w:tc>
         <w:tc>
           <w:tcPr>
-            <w:tcW w:type="dxa" w:w="4310"/>
+            <w:tcW w:type="dxa" w:w="2088"/>
+            <w:tcMar>
+              <w:top w:w="75" w:type="dxa"/>
+              <w:start w:w="100" w:type="dxa"/>
+              <w:bottom w:w="75" w:type="dxa"/>
+              <w:end w:w="100" w:type="dxa"/>
+            </w:tcMar>
             <w:vAlign w:val="center"/>
-            <w:tcMar>
-              <w:top w:w="80" w:type="dxa"/>
-              <w:start w:w="120" w:type="dxa"/>
-              <w:bottom w:w="80" w:type="dxa"/>
-              <w:end w:w="120" w:type="dxa"/>
-            </w:tcMar>
-          </w:tcPr>
-          <w:p>
-            <w:r/>
-            <w:r>
-              <w:rPr>
-                <w:rFonts w:ascii="Arial" w:hAnsi="Arial" w:eastAsia="Microsoft YaHei"/>
-                <w:b w:val="0"/>
-                <w:i w:val="0"/>
-                <w:color w:val="29242D"/>
-                <w:sz w:val="17"/>
-              </w:rPr>
-              <w:t>同步失败不伪装主业务成功</w:t>
-            </w:r>
-          </w:p>
-        </w:tc>
-      </w:tr>
-    </w:tbl>
-    <w:p>
-      <w:pPr>
-        <w:spacing w:after="20"/>
-      </w:pPr>
-    </w:p>
-    <w:p>
-      <w:pPr>
-        <w:pStyle w:val="Heading1"/>
-      </w:pPr>
-      <w:r>
-        <w:t>8. 与迷你仓小程序/内部小程序交互规则</w:t>
-      </w:r>
-    </w:p>
-    <w:p>
-      <w:pPr>
-        <w:pStyle w:val="ListBullet"/>
-      </w:pPr>
-      <w:r>
-        <w:rPr>
-          <w:rFonts w:ascii="Arial" w:hAnsi="Arial" w:eastAsia="Microsoft YaHei"/>
-          <w:b w:val="0"/>
-          <w:i w:val="0"/>
-          <w:color w:val="29242D"/>
-          <w:sz w:val="20"/>
-        </w:rPr>
-        <w:t>客户小程序仅查看本人客户号关联数据；员工端仅查看本人/团队授权任务。</w:t>
-      </w:r>
-    </w:p>
-    <w:p>
-      <w:pPr>
-        <w:pStyle w:val="ListBullet"/>
-      </w:pPr>
-      <w:r>
-        <w:rPr>
-          <w:rFonts w:ascii="Arial" w:hAnsi="Arial" w:eastAsia="Microsoft YaHei"/>
-          <w:b w:val="0"/>
-          <w:i w:val="0"/>
-          <w:color w:val="29242D"/>
-          <w:sz w:val="20"/>
-        </w:rPr>
-        <w:t>跨端提交先落后台业务记录并返回业务编号；重复clientRequestId返回原结果。</w:t>
-      </w:r>
-    </w:p>
-    <w:p>
-      <w:pPr>
-        <w:pStyle w:val="ListBullet"/>
-      </w:pPr>
-      <w:r>
-        <w:rPr>
-          <w:rFonts w:ascii="Arial" w:hAnsi="Arial" w:eastAsia="Microsoft YaHei"/>
-          <w:b w:val="0"/>
-          <w:i w:val="0"/>
-          <w:color w:val="29242D"/>
-          <w:sz w:val="20"/>
-        </w:rPr>
-        <w:t>后台状态变化以事件同步提醒；深链打开后回源校验身份、权限和最新状态。</w:t>
-      </w:r>
-    </w:p>
-    <w:p>
-      <w:pPr>
-        <w:pStyle w:val="ListBullet"/>
-      </w:pPr>
-      <w:r>
-        <w:rPr>
-          <w:rFonts w:ascii="Arial" w:hAnsi="Arial" w:eastAsia="Microsoft YaHei"/>
-          <w:b w:val="0"/>
-          <w:i w:val="0"/>
-          <w:color w:val="29242D"/>
-          <w:sz w:val="20"/>
-        </w:rPr>
-        <w:t>AIWA只使用受控接口；付款、退款、审批和权限变更禁止自动完成或必须人工确认。</w:t>
-      </w:r>
-    </w:p>
-    <w:p>
-      <w:pPr>
-        <w:pStyle w:val="Heading1"/>
-      </w:pPr>
-      <w:r>
-        <w:t>9. 通用字段、接口与事件约束</w:t>
-      </w:r>
-    </w:p>
-    <w:tbl>
-      <w:tblPr>
-        <w:tblStyle w:val="TableGrid"/>
-        <w:tblW w:type="dxa" w:w="9360"/>
-        <w:jc w:val="left"/>
-        <w:tblLayout w:type="fixed"/>
-        <w:tblLook w:firstColumn="1" w:firstRow="1" w:lastColumn="0" w:lastRow="0" w:noHBand="0" w:noVBand="1" w:val="04A0"/>
-        <w:tblInd w:w="120" w:type="dxa"/>
-      </w:tblPr>
-      <w:tblGrid>
-        <w:gridCol w:w="1800"/>
-        <w:gridCol w:w="7560"/>
-      </w:tblGrid>
-      <w:tr>
-        <w:trPr>
-          <w:tblHeader w:val="true"/>
-        </w:trPr>
-        <w:tc>
-          <w:tcPr>
-            <w:tcW w:type="dxa" w:w="1800"/>
-            <w:shd w:fill="E8EEF5"/>
-            <w:vAlign w:val="center"/>
-            <w:tcMar>
-              <w:top w:w="80" w:type="dxa"/>
-              <w:start w:w="120" w:type="dxa"/>
-              <w:bottom w:w="80" w:type="dxa"/>
-              <w:end w:w="120" w:type="dxa"/>
-            </w:tcMar>
           </w:tcPr>
           <w:p>
             <w:pPr>
-              <w:keepNext/>
+              <w:spacing w:after="0" w:line="259" w:lineRule="auto"/>
             </w:pPr>
-            <w:r/>
             <w:r>
               <w:rPr>
-                <w:rFonts w:ascii="Arial" w:hAnsi="Arial" w:eastAsia="Microsoft YaHei"/>
-                <w:b/>
-                <w:i w:val="0"/>
-                <w:color w:val="1F4D78"/>
-                <w:sz w:val="17"/>
+                <w:rFonts w:ascii="Calibri" w:hAnsi="Calibri" w:eastAsia="Microsoft YaHei"/>
+                <w:b w:val="0"/>
+                <w:color w:val="1F2937"/>
+                <w:sz w:val="16"/>
               </w:rPr>
-              <w:t>类别</w:t>
+              <w:t>门店与仓储</w:t>
             </w:r>
           </w:p>
         </w:tc>
         <w:tc>
           <w:tcPr>
-            <w:tcW w:type="dxa" w:w="7560"/>
-            <w:shd w:fill="E8EEF5"/>
+            <w:tcW w:type="dxa" w:w="3600"/>
+            <w:tcMar>
+              <w:top w:w="75" w:type="dxa"/>
+              <w:start w:w="100" w:type="dxa"/>
+              <w:bottom w:w="75" w:type="dxa"/>
+              <w:end w:w="100" w:type="dxa"/>
+            </w:tcMar>
             <w:vAlign w:val="center"/>
-            <w:tcMar>
-              <w:top w:w="80" w:type="dxa"/>
-              <w:start w:w="120" w:type="dxa"/>
-              <w:bottom w:w="80" w:type="dxa"/>
-              <w:end w:w="120" w:type="dxa"/>
-            </w:tcMar>
           </w:tcPr>
           <w:p>
             <w:pPr>
-              <w:keepNext/>
+              <w:spacing w:after="0" w:line="259" w:lineRule="auto"/>
             </w:pPr>
-            <w:r/>
             <w:r>
               <w:rPr>
-                <w:rFonts w:ascii="Arial" w:hAnsi="Arial" w:eastAsia="Microsoft YaHei"/>
-                <w:b/>
-                <w:i w:val="0"/>
-                <w:color w:val="1F4D78"/>
-                <w:sz w:val="17"/>
+                <w:rFonts w:ascii="Calibri" w:hAnsi="Calibri" w:eastAsia="Microsoft YaHei"/>
+                <w:b w:val="0"/>
+                <w:color w:val="1F2937"/>
+                <w:sz w:val="16"/>
               </w:rPr>
-              <w:t>要求</w:t>
+              <w:t>独立开发、评审和验收</w:t>
             </w:r>
           </w:p>
         </w:tc>
@@ -2794,51 +2128,109 @@
         </w:trPr>
         <w:tc>
           <w:tcPr>
-            <w:tcW w:type="dxa" w:w="1800"/>
+            <w:tcW w:type="dxa" w:w="936"/>
+            <w:tcMar>
+              <w:top w:w="75" w:type="dxa"/>
+              <w:start w:w="100" w:type="dxa"/>
+              <w:bottom w:w="75" w:type="dxa"/>
+              <w:end w:w="100" w:type="dxa"/>
+            </w:tcMar>
             <w:vAlign w:val="center"/>
-            <w:tcMar>
-              <w:top w:w="80" w:type="dxa"/>
-              <w:start w:w="120" w:type="dxa"/>
-              <w:bottom w:w="80" w:type="dxa"/>
-              <w:end w:w="120" w:type="dxa"/>
-            </w:tcMar>
+            <w:shd w:fill="F4F7FB"/>
           </w:tcPr>
           <w:p>
-            <w:r/>
+            <w:pPr>
+              <w:spacing w:after="0" w:line="259" w:lineRule="auto"/>
+            </w:pPr>
             <w:r>
               <w:rPr>
-                <w:rFonts w:ascii="Arial" w:hAnsi="Arial" w:eastAsia="Microsoft YaHei"/>
+                <w:rFonts w:ascii="Calibri" w:hAnsi="Calibri" w:eastAsia="Microsoft YaHei"/>
                 <w:b w:val="0"/>
-                <w:i w:val="0"/>
-                <w:color w:val="29242D"/>
-                <w:sz w:val="17"/>
+                <w:color w:val="1F2937"/>
+                <w:sz w:val="16"/>
               </w:rPr>
-              <w:t>主键/版本</w:t>
+              <w:t>14</w:t>
             </w:r>
           </w:p>
         </w:tc>
         <w:tc>
           <w:tcPr>
-            <w:tcW w:type="dxa" w:w="7560"/>
+            <w:tcW w:type="dxa" w:w="3600"/>
+            <w:tcMar>
+              <w:top w:w="75" w:type="dxa"/>
+              <w:start w:w="100" w:type="dxa"/>
+              <w:bottom w:w="75" w:type="dxa"/>
+              <w:end w:w="100" w:type="dxa"/>
+            </w:tcMar>
             <w:vAlign w:val="center"/>
-            <w:tcMar>
-              <w:top w:w="80" w:type="dxa"/>
-              <w:start w:w="120" w:type="dxa"/>
-              <w:bottom w:w="80" w:type="dxa"/>
-              <w:end w:w="120" w:type="dxa"/>
-            </w:tcMar>
+            <w:shd w:fill="F4F7FB"/>
           </w:tcPr>
           <w:p>
-            <w:r/>
+            <w:pPr>
+              <w:spacing w:after="0" w:line="259" w:lineRule="auto"/>
+            </w:pPr>
             <w:r>
               <w:rPr>
-                <w:rFonts w:ascii="Arial" w:hAnsi="Arial" w:eastAsia="Microsoft YaHei"/>
+                <w:rFonts w:ascii="Calibri" w:hAnsi="Calibri" w:eastAsia="Microsoft YaHei"/>
                 <w:b w:val="0"/>
-                <w:i w:val="0"/>
-                <w:color w:val="29242D"/>
-                <w:sz w:val="17"/>
+                <w:color w:val="1F2937"/>
+                <w:sz w:val="16"/>
               </w:rPr>
-              <w:t>所有对象返回id、businessNo、version、createdAt、updatedAt；业务编号不可用展示文案替代。</w:t>
+              <w:t>续租管理 PRD</w:t>
+            </w:r>
+          </w:p>
+        </w:tc>
+        <w:tc>
+          <w:tcPr>
+            <w:tcW w:type="dxa" w:w="2088"/>
+            <w:tcMar>
+              <w:top w:w="75" w:type="dxa"/>
+              <w:start w:w="100" w:type="dxa"/>
+              <w:bottom w:w="75" w:type="dxa"/>
+              <w:end w:w="100" w:type="dxa"/>
+            </w:tcMar>
+            <w:vAlign w:val="center"/>
+            <w:shd w:fill="F4F7FB"/>
+          </w:tcPr>
+          <w:p>
+            <w:pPr>
+              <w:spacing w:after="0" w:line="259" w:lineRule="auto"/>
+            </w:pPr>
+            <w:r>
+              <w:rPr>
+                <w:rFonts w:ascii="Calibri" w:hAnsi="Calibri" w:eastAsia="Microsoft YaHei"/>
+                <w:b w:val="0"/>
+                <w:color w:val="1F2937"/>
+                <w:sz w:val="16"/>
+              </w:rPr>
+              <w:t>门店与仓储</w:t>
+            </w:r>
+          </w:p>
+        </w:tc>
+        <w:tc>
+          <w:tcPr>
+            <w:tcW w:type="dxa" w:w="3600"/>
+            <w:tcMar>
+              <w:top w:w="75" w:type="dxa"/>
+              <w:start w:w="100" w:type="dxa"/>
+              <w:bottom w:w="75" w:type="dxa"/>
+              <w:end w:w="100" w:type="dxa"/>
+            </w:tcMar>
+            <w:vAlign w:val="center"/>
+            <w:shd w:fill="F4F7FB"/>
+          </w:tcPr>
+          <w:p>
+            <w:pPr>
+              <w:spacing w:after="0" w:line="259" w:lineRule="auto"/>
+            </w:pPr>
+            <w:r>
+              <w:rPr>
+                <w:rFonts w:ascii="Calibri" w:hAnsi="Calibri" w:eastAsia="Microsoft YaHei"/>
+                <w:b w:val="0"/>
+                <w:color w:val="1F2937"/>
+                <w:sz w:val="16"/>
+              </w:rPr>
+              <w:t>独立开发、评审和验收</w:t>
             </w:r>
           </w:p>
         </w:tc>
@@ -2849,51 +2241,105 @@
         </w:trPr>
         <w:tc>
           <w:tcPr>
-            <w:tcW w:type="dxa" w:w="1800"/>
+            <w:tcW w:type="dxa" w:w="936"/>
+            <w:tcMar>
+              <w:top w:w="75" w:type="dxa"/>
+              <w:start w:w="100" w:type="dxa"/>
+              <w:bottom w:w="75" w:type="dxa"/>
+              <w:end w:w="100" w:type="dxa"/>
+            </w:tcMar>
             <w:vAlign w:val="center"/>
-            <w:tcMar>
-              <w:top w:w="80" w:type="dxa"/>
-              <w:start w:w="120" w:type="dxa"/>
-              <w:bottom w:w="80" w:type="dxa"/>
-              <w:end w:w="120" w:type="dxa"/>
-            </w:tcMar>
           </w:tcPr>
           <w:p>
-            <w:r/>
+            <w:pPr>
+              <w:spacing w:after="0" w:line="259" w:lineRule="auto"/>
+            </w:pPr>
             <w:r>
               <w:rPr>
-                <w:rFonts w:ascii="Arial" w:hAnsi="Arial" w:eastAsia="Microsoft YaHei"/>
+                <w:rFonts w:ascii="Calibri" w:hAnsi="Calibri" w:eastAsia="Microsoft YaHei"/>
                 <w:b w:val="0"/>
-                <w:i w:val="0"/>
-                <w:color w:val="29242D"/>
-                <w:sz w:val="17"/>
+                <w:color w:val="1F2937"/>
+                <w:sz w:val="16"/>
               </w:rPr>
-              <w:t>写请求</w:t>
+              <w:t>15</w:t>
             </w:r>
           </w:p>
         </w:tc>
         <w:tc>
           <w:tcPr>
-            <w:tcW w:type="dxa" w:w="7560"/>
+            <w:tcW w:type="dxa" w:w="3600"/>
+            <w:tcMar>
+              <w:top w:w="75" w:type="dxa"/>
+              <w:start w:w="100" w:type="dxa"/>
+              <w:bottom w:w="75" w:type="dxa"/>
+              <w:end w:w="100" w:type="dxa"/>
+            </w:tcMar>
             <w:vAlign w:val="center"/>
-            <w:tcMar>
-              <w:top w:w="80" w:type="dxa"/>
-              <w:start w:w="120" w:type="dxa"/>
-              <w:bottom w:w="80" w:type="dxa"/>
-              <w:end w:w="120" w:type="dxa"/>
-            </w:tcMar>
           </w:tcPr>
           <w:p>
-            <w:r/>
+            <w:pPr>
+              <w:spacing w:after="0" w:line="259" w:lineRule="auto"/>
+            </w:pPr>
             <w:r>
               <w:rPr>
-                <w:rFonts w:ascii="Arial" w:hAnsi="Arial" w:eastAsia="Microsoft YaHei"/>
+                <w:rFonts w:ascii="Calibri" w:hAnsi="Calibri" w:eastAsia="Microsoft YaHei"/>
                 <w:b w:val="0"/>
-                <w:i w:val="0"/>
-                <w:color w:val="29242D"/>
-                <w:sz w:val="17"/>
+                <w:color w:val="1F2937"/>
+                <w:sz w:val="16"/>
               </w:rPr>
-              <w:t>携带clientRequestId与expectedVersion；服务端校验身份、数据范围、状态与必填。</w:t>
+              <w:t>退租管理 PRD</w:t>
+            </w:r>
+          </w:p>
+        </w:tc>
+        <w:tc>
+          <w:tcPr>
+            <w:tcW w:type="dxa" w:w="2088"/>
+            <w:tcMar>
+              <w:top w:w="75" w:type="dxa"/>
+              <w:start w:w="100" w:type="dxa"/>
+              <w:bottom w:w="75" w:type="dxa"/>
+              <w:end w:w="100" w:type="dxa"/>
+            </w:tcMar>
+            <w:vAlign w:val="center"/>
+          </w:tcPr>
+          <w:p>
+            <w:pPr>
+              <w:spacing w:after="0" w:line="259" w:lineRule="auto"/>
+            </w:pPr>
+            <w:r>
+              <w:rPr>
+                <w:rFonts w:ascii="Calibri" w:hAnsi="Calibri" w:eastAsia="Microsoft YaHei"/>
+                <w:b w:val="0"/>
+                <w:color w:val="1F2937"/>
+                <w:sz w:val="16"/>
+              </w:rPr>
+              <w:t>门店与仓储</w:t>
+            </w:r>
+          </w:p>
+        </w:tc>
+        <w:tc>
+          <w:tcPr>
+            <w:tcW w:type="dxa" w:w="3600"/>
+            <w:tcMar>
+              <w:top w:w="75" w:type="dxa"/>
+              <w:start w:w="100" w:type="dxa"/>
+              <w:bottom w:w="75" w:type="dxa"/>
+              <w:end w:w="100" w:type="dxa"/>
+            </w:tcMar>
+            <w:vAlign w:val="center"/>
+          </w:tcPr>
+          <w:p>
+            <w:pPr>
+              <w:spacing w:after="0" w:line="259" w:lineRule="auto"/>
+            </w:pPr>
+            <w:r>
+              <w:rPr>
+                <w:rFonts w:ascii="Calibri" w:hAnsi="Calibri" w:eastAsia="Microsoft YaHei"/>
+                <w:b w:val="0"/>
+                <w:color w:val="1F2937"/>
+                <w:sz w:val="16"/>
+              </w:rPr>
+              <w:t>独立开发、评审和验收</w:t>
             </w:r>
           </w:p>
         </w:tc>
@@ -2904,51 +2350,109 @@
         </w:trPr>
         <w:tc>
           <w:tcPr>
-            <w:tcW w:type="dxa" w:w="1800"/>
+            <w:tcW w:type="dxa" w:w="936"/>
+            <w:tcMar>
+              <w:top w:w="75" w:type="dxa"/>
+              <w:start w:w="100" w:type="dxa"/>
+              <w:bottom w:w="75" w:type="dxa"/>
+              <w:end w:w="100" w:type="dxa"/>
+            </w:tcMar>
             <w:vAlign w:val="center"/>
-            <w:tcMar>
-              <w:top w:w="80" w:type="dxa"/>
-              <w:start w:w="120" w:type="dxa"/>
-              <w:bottom w:w="80" w:type="dxa"/>
-              <w:end w:w="120" w:type="dxa"/>
-            </w:tcMar>
+            <w:shd w:fill="F4F7FB"/>
           </w:tcPr>
           <w:p>
-            <w:r/>
+            <w:pPr>
+              <w:spacing w:after="0" w:line="259" w:lineRule="auto"/>
+            </w:pPr>
             <w:r>
               <w:rPr>
-                <w:rFonts w:ascii="Arial" w:hAnsi="Arial" w:eastAsia="Microsoft YaHei"/>
+                <w:rFonts w:ascii="Calibri" w:hAnsi="Calibri" w:eastAsia="Microsoft YaHei"/>
                 <w:b w:val="0"/>
-                <w:i w:val="0"/>
-                <w:color w:val="29242D"/>
-                <w:sz w:val="17"/>
+                <w:color w:val="1F2937"/>
+                <w:sz w:val="16"/>
               </w:rPr>
-              <w:t>允许动作</w:t>
+              <w:t>16</w:t>
             </w:r>
           </w:p>
         </w:tc>
         <w:tc>
           <w:tcPr>
-            <w:tcW w:type="dxa" w:w="7560"/>
+            <w:tcW w:type="dxa" w:w="3600"/>
+            <w:tcMar>
+              <w:top w:w="75" w:type="dxa"/>
+              <w:start w:w="100" w:type="dxa"/>
+              <w:bottom w:w="75" w:type="dxa"/>
+              <w:end w:w="100" w:type="dxa"/>
+            </w:tcMar>
             <w:vAlign w:val="center"/>
-            <w:tcMar>
-              <w:top w:w="80" w:type="dxa"/>
-              <w:start w:w="120" w:type="dxa"/>
-              <w:bottom w:w="80" w:type="dxa"/>
-              <w:end w:w="120" w:type="dxa"/>
-            </w:tcMar>
+            <w:shd w:fill="F4F7FB"/>
           </w:tcPr>
           <w:p>
-            <w:r/>
+            <w:pPr>
+              <w:spacing w:after="0" w:line="259" w:lineRule="auto"/>
+            </w:pPr>
             <w:r>
               <w:rPr>
-                <w:rFonts w:ascii="Arial" w:hAnsi="Arial" w:eastAsia="Microsoft YaHei"/>
+                <w:rFonts w:ascii="Calibri" w:hAnsi="Calibri" w:eastAsia="Microsoft YaHei"/>
                 <w:b w:val="0"/>
-                <w:i w:val="0"/>
-                <w:color w:val="29242D"/>
-                <w:sz w:val="17"/>
+                <w:color w:val="1F2937"/>
+                <w:sz w:val="16"/>
               </w:rPr>
-              <w:t>返回allowedActions；客户端只作展示控制，后端仍逐动作鉴权。</w:t>
+              <w:t>转仓管理 PRD</w:t>
+            </w:r>
+          </w:p>
+        </w:tc>
+        <w:tc>
+          <w:tcPr>
+            <w:tcW w:type="dxa" w:w="2088"/>
+            <w:tcMar>
+              <w:top w:w="75" w:type="dxa"/>
+              <w:start w:w="100" w:type="dxa"/>
+              <w:bottom w:w="75" w:type="dxa"/>
+              <w:end w:w="100" w:type="dxa"/>
+            </w:tcMar>
+            <w:vAlign w:val="center"/>
+            <w:shd w:fill="F4F7FB"/>
+          </w:tcPr>
+          <w:p>
+            <w:pPr>
+              <w:spacing w:after="0" w:line="259" w:lineRule="auto"/>
+            </w:pPr>
+            <w:r>
+              <w:rPr>
+                <w:rFonts w:ascii="Calibri" w:hAnsi="Calibri" w:eastAsia="Microsoft YaHei"/>
+                <w:b w:val="0"/>
+                <w:color w:val="1F2937"/>
+                <w:sz w:val="16"/>
+              </w:rPr>
+              <w:t>门店与仓储</w:t>
+            </w:r>
+          </w:p>
+        </w:tc>
+        <w:tc>
+          <w:tcPr>
+            <w:tcW w:type="dxa" w:w="3600"/>
+            <w:tcMar>
+              <w:top w:w="75" w:type="dxa"/>
+              <w:start w:w="100" w:type="dxa"/>
+              <w:bottom w:w="75" w:type="dxa"/>
+              <w:end w:w="100" w:type="dxa"/>
+            </w:tcMar>
+            <w:vAlign w:val="center"/>
+            <w:shd w:fill="F4F7FB"/>
+          </w:tcPr>
+          <w:p>
+            <w:pPr>
+              <w:spacing w:after="0" w:line="259" w:lineRule="auto"/>
+            </w:pPr>
+            <w:r>
+              <w:rPr>
+                <w:rFonts w:ascii="Calibri" w:hAnsi="Calibri" w:eastAsia="Microsoft YaHei"/>
+                <w:b w:val="0"/>
+                <w:color w:val="1F2937"/>
+                <w:sz w:val="16"/>
+              </w:rPr>
+              <w:t>独立开发、评审和验收</w:t>
             </w:r>
           </w:p>
         </w:tc>
@@ -2959,51 +2463,105 @@
         </w:trPr>
         <w:tc>
           <w:tcPr>
-            <w:tcW w:type="dxa" w:w="1800"/>
+            <w:tcW w:type="dxa" w:w="936"/>
+            <w:tcMar>
+              <w:top w:w="75" w:type="dxa"/>
+              <w:start w:w="100" w:type="dxa"/>
+              <w:bottom w:w="75" w:type="dxa"/>
+              <w:end w:w="100" w:type="dxa"/>
+            </w:tcMar>
             <w:vAlign w:val="center"/>
-            <w:tcMar>
-              <w:top w:w="80" w:type="dxa"/>
-              <w:start w:w="120" w:type="dxa"/>
-              <w:bottom w:w="80" w:type="dxa"/>
-              <w:end w:w="120" w:type="dxa"/>
-            </w:tcMar>
           </w:tcPr>
           <w:p>
-            <w:r/>
+            <w:pPr>
+              <w:spacing w:after="0" w:line="259" w:lineRule="auto"/>
+            </w:pPr>
             <w:r>
               <w:rPr>
-                <w:rFonts w:ascii="Arial" w:hAnsi="Arial" w:eastAsia="Microsoft YaHei"/>
+                <w:rFonts w:ascii="Calibri" w:hAnsi="Calibri" w:eastAsia="Microsoft YaHei"/>
                 <w:b w:val="0"/>
-                <w:i w:val="0"/>
-                <w:color w:val="29242D"/>
-                <w:sz w:val="17"/>
+                <w:color w:val="1F2937"/>
+                <w:sz w:val="16"/>
               </w:rPr>
-              <w:t>事件</w:t>
+              <w:t>17</w:t>
             </w:r>
           </w:p>
         </w:tc>
         <w:tc>
           <w:tcPr>
-            <w:tcW w:type="dxa" w:w="7560"/>
+            <w:tcW w:type="dxa" w:w="3600"/>
+            <w:tcMar>
+              <w:top w:w="75" w:type="dxa"/>
+              <w:start w:w="100" w:type="dxa"/>
+              <w:bottom w:w="75" w:type="dxa"/>
+              <w:end w:w="100" w:type="dxa"/>
+            </w:tcMar>
             <w:vAlign w:val="center"/>
-            <w:tcMar>
-              <w:top w:w="80" w:type="dxa"/>
-              <w:start w:w="120" w:type="dxa"/>
-              <w:bottom w:w="80" w:type="dxa"/>
-              <w:end w:w="120" w:type="dxa"/>
-            </w:tcMar>
           </w:tcPr>
           <w:p>
-            <w:r/>
+            <w:pPr>
+              <w:spacing w:after="0" w:line="259" w:lineRule="auto"/>
+            </w:pPr>
             <w:r>
               <w:rPr>
-                <w:rFonts w:ascii="Arial" w:hAnsi="Arial" w:eastAsia="Microsoft YaHei"/>
+                <w:rFonts w:ascii="Calibri" w:hAnsi="Calibri" w:eastAsia="Microsoft YaHei"/>
                 <w:b w:val="0"/>
-                <w:i w:val="0"/>
-                <w:color w:val="29242D"/>
-                <w:sz w:val="17"/>
+                <w:color w:val="1F2937"/>
+                <w:sz w:val="16"/>
               </w:rPr>
-              <w:t>成功提交后发布领域事件；通知、搜索、统计最终一致，详情读主域。</w:t>
+              <w:t>迷你箱资产管理 PRD</w:t>
+            </w:r>
+          </w:p>
+        </w:tc>
+        <w:tc>
+          <w:tcPr>
+            <w:tcW w:type="dxa" w:w="2088"/>
+            <w:tcMar>
+              <w:top w:w="75" w:type="dxa"/>
+              <w:start w:w="100" w:type="dxa"/>
+              <w:bottom w:w="75" w:type="dxa"/>
+              <w:end w:w="100" w:type="dxa"/>
+            </w:tcMar>
+            <w:vAlign w:val="center"/>
+          </w:tcPr>
+          <w:p>
+            <w:pPr>
+              <w:spacing w:after="0" w:line="259" w:lineRule="auto"/>
+            </w:pPr>
+            <w:r>
+              <w:rPr>
+                <w:rFonts w:ascii="Calibri" w:hAnsi="Calibri" w:eastAsia="Microsoft YaHei"/>
+                <w:b w:val="0"/>
+                <w:color w:val="1F2937"/>
+                <w:sz w:val="16"/>
+              </w:rPr>
+              <w:t>迷你箱与商品</w:t>
+            </w:r>
+          </w:p>
+        </w:tc>
+        <w:tc>
+          <w:tcPr>
+            <w:tcW w:type="dxa" w:w="3600"/>
+            <w:tcMar>
+              <w:top w:w="75" w:type="dxa"/>
+              <w:start w:w="100" w:type="dxa"/>
+              <w:bottom w:w="75" w:type="dxa"/>
+              <w:end w:w="100" w:type="dxa"/>
+            </w:tcMar>
+            <w:vAlign w:val="center"/>
+          </w:tcPr>
+          <w:p>
+            <w:pPr>
+              <w:spacing w:after="0" w:line="259" w:lineRule="auto"/>
+            </w:pPr>
+            <w:r>
+              <w:rPr>
+                <w:rFonts w:ascii="Calibri" w:hAnsi="Calibri" w:eastAsia="Microsoft YaHei"/>
+                <w:b w:val="0"/>
+                <w:color w:val="1F2937"/>
+                <w:sz w:val="16"/>
+              </w:rPr>
+              <w:t>独立开发、评审和验收</w:t>
             </w:r>
           </w:p>
         </w:tc>
@@ -3014,51 +2572,109 @@
         </w:trPr>
         <w:tc>
           <w:tcPr>
-            <w:tcW w:type="dxa" w:w="1800"/>
+            <w:tcW w:type="dxa" w:w="936"/>
+            <w:tcMar>
+              <w:top w:w="75" w:type="dxa"/>
+              <w:start w:w="100" w:type="dxa"/>
+              <w:bottom w:w="75" w:type="dxa"/>
+              <w:end w:w="100" w:type="dxa"/>
+            </w:tcMar>
             <w:vAlign w:val="center"/>
-            <w:tcMar>
-              <w:top w:w="80" w:type="dxa"/>
-              <w:start w:w="120" w:type="dxa"/>
-              <w:bottom w:w="80" w:type="dxa"/>
-              <w:end w:w="120" w:type="dxa"/>
-            </w:tcMar>
+            <w:shd w:fill="F4F7FB"/>
           </w:tcPr>
           <w:p>
-            <w:r/>
+            <w:pPr>
+              <w:spacing w:after="0" w:line="259" w:lineRule="auto"/>
+            </w:pPr>
             <w:r>
               <w:rPr>
-                <w:rFonts w:ascii="Arial" w:hAnsi="Arial" w:eastAsia="Microsoft YaHei"/>
+                <w:rFonts w:ascii="Calibri" w:hAnsi="Calibri" w:eastAsia="Microsoft YaHei"/>
                 <w:b w:val="0"/>
-                <w:i w:val="0"/>
-                <w:color w:val="29242D"/>
-                <w:sz w:val="17"/>
+                <w:color w:val="1F2937"/>
+                <w:sz w:val="16"/>
               </w:rPr>
-              <w:t>附件</w:t>
+              <w:t>18</w:t>
             </w:r>
           </w:p>
         </w:tc>
         <w:tc>
           <w:tcPr>
-            <w:tcW w:type="dxa" w:w="7560"/>
+            <w:tcW w:type="dxa" w:w="3600"/>
+            <w:tcMar>
+              <w:top w:w="75" w:type="dxa"/>
+              <w:start w:w="100" w:type="dxa"/>
+              <w:bottom w:w="75" w:type="dxa"/>
+              <w:end w:w="100" w:type="dxa"/>
+            </w:tcMar>
             <w:vAlign w:val="center"/>
-            <w:tcMar>
-              <w:top w:w="80" w:type="dxa"/>
-              <w:start w:w="120" w:type="dxa"/>
-              <w:bottom w:w="80" w:type="dxa"/>
-              <w:end w:w="120" w:type="dxa"/>
-            </w:tcMar>
+            <w:shd w:fill="F4F7FB"/>
           </w:tcPr>
           <w:p>
-            <w:r/>
+            <w:pPr>
+              <w:spacing w:after="0" w:line="259" w:lineRule="auto"/>
+            </w:pPr>
             <w:r>
               <w:rPr>
-                <w:rFonts w:ascii="Arial" w:hAnsi="Arial" w:eastAsia="Microsoft YaHei"/>
+                <w:rFonts w:ascii="Calibri" w:hAnsi="Calibri" w:eastAsia="Microsoft YaHei"/>
                 <w:b w:val="0"/>
-                <w:i w:val="0"/>
-                <w:color w:val="29242D"/>
-                <w:sz w:val="17"/>
+                <w:color w:val="1F2937"/>
+                <w:sz w:val="16"/>
               </w:rPr>
-              <w:t>短期签名上传；校验类型/大小/哈希/病毒；正式版本不可覆盖。</w:t>
+              <w:t>迷你箱配对 PRD</w:t>
+            </w:r>
+          </w:p>
+        </w:tc>
+        <w:tc>
+          <w:tcPr>
+            <w:tcW w:type="dxa" w:w="2088"/>
+            <w:tcMar>
+              <w:top w:w="75" w:type="dxa"/>
+              <w:start w:w="100" w:type="dxa"/>
+              <w:bottom w:w="75" w:type="dxa"/>
+              <w:end w:w="100" w:type="dxa"/>
+            </w:tcMar>
+            <w:vAlign w:val="center"/>
+            <w:shd w:fill="F4F7FB"/>
+          </w:tcPr>
+          <w:p>
+            <w:pPr>
+              <w:spacing w:after="0" w:line="259" w:lineRule="auto"/>
+            </w:pPr>
+            <w:r>
+              <w:rPr>
+                <w:rFonts w:ascii="Calibri" w:hAnsi="Calibri" w:eastAsia="Microsoft YaHei"/>
+                <w:b w:val="0"/>
+                <w:color w:val="1F2937"/>
+                <w:sz w:val="16"/>
+              </w:rPr>
+              <w:t>迷你箱与商品</w:t>
+            </w:r>
+          </w:p>
+        </w:tc>
+        <w:tc>
+          <w:tcPr>
+            <w:tcW w:type="dxa" w:w="3600"/>
+            <w:tcMar>
+              <w:top w:w="75" w:type="dxa"/>
+              <w:start w:w="100" w:type="dxa"/>
+              <w:bottom w:w="75" w:type="dxa"/>
+              <w:end w:w="100" w:type="dxa"/>
+            </w:tcMar>
+            <w:vAlign w:val="center"/>
+            <w:shd w:fill="F4F7FB"/>
+          </w:tcPr>
+          <w:p>
+            <w:pPr>
+              <w:spacing w:after="0" w:line="259" w:lineRule="auto"/>
+            </w:pPr>
+            <w:r>
+              <w:rPr>
+                <w:rFonts w:ascii="Calibri" w:hAnsi="Calibri" w:eastAsia="Microsoft YaHei"/>
+                <w:b w:val="0"/>
+                <w:color w:val="1F2937"/>
+                <w:sz w:val="16"/>
+              </w:rPr>
+              <w:t>独立开发、评审和验收</w:t>
             </w:r>
           </w:p>
         </w:tc>
@@ -3069,292 +2685,105 @@
         </w:trPr>
         <w:tc>
           <w:tcPr>
-            <w:tcW w:type="dxa" w:w="1800"/>
+            <w:tcW w:type="dxa" w:w="936"/>
+            <w:tcMar>
+              <w:top w:w="75" w:type="dxa"/>
+              <w:start w:w="100" w:type="dxa"/>
+              <w:bottom w:w="75" w:type="dxa"/>
+              <w:end w:w="100" w:type="dxa"/>
+            </w:tcMar>
             <w:vAlign w:val="center"/>
-            <w:tcMar>
-              <w:top w:w="80" w:type="dxa"/>
-              <w:start w:w="120" w:type="dxa"/>
-              <w:bottom w:w="80" w:type="dxa"/>
-              <w:end w:w="120" w:type="dxa"/>
-            </w:tcMar>
           </w:tcPr>
           <w:p>
-            <w:r/>
+            <w:pPr>
+              <w:spacing w:after="0" w:line="259" w:lineRule="auto"/>
+            </w:pPr>
             <w:r>
               <w:rPr>
-                <w:rFonts w:ascii="Arial" w:hAnsi="Arial" w:eastAsia="Microsoft YaHei"/>
+                <w:rFonts w:ascii="Calibri" w:hAnsi="Calibri" w:eastAsia="Microsoft YaHei"/>
                 <w:b w:val="0"/>
-                <w:i w:val="0"/>
-                <w:color w:val="29242D"/>
-                <w:sz w:val="17"/>
+                <w:color w:val="1F2937"/>
+                <w:sz w:val="16"/>
               </w:rPr>
-              <w:t>时间金额</w:t>
+              <w:t>19</w:t>
             </w:r>
           </w:p>
         </w:tc>
         <w:tc>
           <w:tcPr>
-            <w:tcW w:type="dxa" w:w="7560"/>
+            <w:tcW w:type="dxa" w:w="3600"/>
+            <w:tcMar>
+              <w:top w:w="75" w:type="dxa"/>
+              <w:start w:w="100" w:type="dxa"/>
+              <w:bottom w:w="75" w:type="dxa"/>
+              <w:end w:w="100" w:type="dxa"/>
+            </w:tcMar>
             <w:vAlign w:val="center"/>
-            <w:tcMar>
-              <w:top w:w="80" w:type="dxa"/>
-              <w:start w:w="120" w:type="dxa"/>
-              <w:bottom w:w="80" w:type="dxa"/>
-              <w:end w:w="120" w:type="dxa"/>
-            </w:tcMar>
-          </w:tcPr>
-          <w:p>
-            <w:r/>
-            <w:r>
-              <w:rPr>
-                <w:rFonts w:ascii="Arial" w:hAnsi="Arial" w:eastAsia="Microsoft YaHei"/>
-                <w:b w:val="0"/>
-                <w:i w:val="0"/>
-                <w:color w:val="29242D"/>
-                <w:sz w:val="17"/>
-              </w:rPr>
-              <w:t>服务器时间、Asia/Hong_Kong业务日；金额用最小货币单位并显式币种。</w:t>
-            </w:r>
-          </w:p>
-        </w:tc>
-      </w:tr>
-    </w:tbl>
-    <w:p>
-      <w:pPr>
-        <w:spacing w:after="20"/>
-      </w:pPr>
-    </w:p>
-    <w:p>
-      <w:pPr>
-        <w:pStyle w:val="Heading1"/>
-      </w:pPr>
-      <w:r>
-        <w:t>10. 异常、并发与安全</w:t>
-      </w:r>
-    </w:p>
-    <w:p>
-      <w:pPr>
-        <w:pStyle w:val="ListBullet"/>
-      </w:pPr>
-      <w:r>
-        <w:rPr>
-          <w:rFonts w:ascii="Arial" w:hAnsi="Arial" w:eastAsia="Microsoft YaHei"/>
-          <w:b w:val="0"/>
-          <w:i w:val="0"/>
-          <w:color w:val="29242D"/>
-          <w:sz w:val="20"/>
-        </w:rPr>
-        <w:t>400返回字段级校验并保留输入；401/403重新登录或提示无权限；404避免泄露对象是否存在。</w:t>
-      </w:r>
-    </w:p>
-    <w:p>
-      <w:pPr>
-        <w:pStyle w:val="ListBullet"/>
-      </w:pPr>
-      <w:r>
-        <w:rPr>
-          <w:rFonts w:ascii="Arial" w:hAnsi="Arial" w:eastAsia="Microsoft YaHei"/>
-          <w:b w:val="0"/>
-          <w:i w:val="0"/>
-          <w:color w:val="29242D"/>
-          <w:sz w:val="20"/>
-        </w:rPr>
-        <w:t>409 VERSION_CONFLICT要求刷新详情和allowedActions，禁止最后写入覆盖。</w:t>
-      </w:r>
-    </w:p>
-    <w:p>
-      <w:pPr>
-        <w:pStyle w:val="ListBullet"/>
-      </w:pPr>
-      <w:r>
-        <w:rPr>
-          <w:rFonts w:ascii="Arial" w:hAnsi="Arial" w:eastAsia="Microsoft YaHei"/>
-          <w:b w:val="0"/>
-          <w:i w:val="0"/>
-          <w:color w:val="29242D"/>
-          <w:sz w:val="20"/>
-        </w:rPr>
-        <w:t>第三方超时/失败进入重试或人工队列；主业务未确认成功前不得向客户展示完成。</w:t>
-      </w:r>
-    </w:p>
-    <w:p>
-      <w:pPr>
-        <w:pStyle w:val="ListBullet"/>
-      </w:pPr>
-      <w:r>
-        <w:rPr>
-          <w:rFonts w:ascii="Arial" w:hAnsi="Arial" w:eastAsia="Microsoft YaHei"/>
-          <w:b w:val="0"/>
-          <w:i w:val="0"/>
-          <w:color w:val="29242D"/>
-          <w:sz w:val="20"/>
-        </w:rPr>
-        <w:t>敏感字段最小化、脱敏、加密存储；原文查看、下载、导出与审批均记录审计。</w:t>
-      </w:r>
-    </w:p>
-    <w:p>
-      <w:pPr>
-        <w:pStyle w:val="ListBullet"/>
-      </w:pPr>
-      <w:r>
-        <w:rPr>
-          <w:rFonts w:ascii="Arial" w:hAnsi="Arial" w:eastAsia="Microsoft YaHei"/>
-          <w:b w:val="0"/>
-          <w:i w:val="0"/>
-          <w:color w:val="29242D"/>
-          <w:sz w:val="20"/>
-        </w:rPr>
-        <w:t>列表、关联选择器、统计、搜索、导出使用同一数据范围策略。</w:t>
-      </w:r>
-    </w:p>
-    <w:p>
-      <w:pPr>
-        <w:pStyle w:val="Heading1"/>
-      </w:pPr>
-      <w:r>
-        <w:t>11. 验收标准</w:t>
-      </w:r>
-    </w:p>
-    <w:p>
-      <w:pPr>
-        <w:pStyle w:val="ListBullet"/>
-      </w:pPr>
-      <w:r>
-        <w:rPr>
-          <w:rFonts w:ascii="Arial" w:hAnsi="Arial" w:eastAsia="Microsoft YaHei"/>
-          <w:b w:val="0"/>
-          <w:i w:val="0"/>
-          <w:color w:val="29242D"/>
-          <w:sz w:val="20"/>
-        </w:rPr>
-        <w:t>所有P0规则均有接口、状态机和权限测试。</w:t>
-      </w:r>
-    </w:p>
-    <w:p>
-      <w:pPr>
-        <w:pStyle w:val="ListBullet"/>
-      </w:pPr>
-      <w:r>
-        <w:rPr>
-          <w:rFonts w:ascii="Arial" w:hAnsi="Arial" w:eastAsia="Microsoft YaHei"/>
-          <w:b w:val="0"/>
-          <w:i w:val="0"/>
-          <w:color w:val="29242D"/>
-          <w:sz w:val="20"/>
-        </w:rPr>
-        <w:t>重复提交不产生重复记录或重复副作用。</w:t>
-      </w:r>
-    </w:p>
-    <w:p>
-      <w:pPr>
-        <w:pStyle w:val="ListBullet"/>
-      </w:pPr>
-      <w:r>
-        <w:rPr>
-          <w:rFonts w:ascii="Arial" w:hAnsi="Arial" w:eastAsia="Microsoft YaHei"/>
-          <w:b w:val="0"/>
-          <w:i w:val="0"/>
-          <w:color w:val="29242D"/>
-          <w:sz w:val="20"/>
-        </w:rPr>
-        <w:t>后台与小程序/内部端的编号、状态、金额和时间一致。</w:t>
-      </w:r>
-    </w:p>
-    <w:p>
-      <w:pPr>
-        <w:pStyle w:val="ListBullet"/>
-      </w:pPr>
-      <w:r>
-        <w:rPr>
-          <w:rFonts w:ascii="Arial" w:hAnsi="Arial" w:eastAsia="Microsoft YaHei"/>
-          <w:b w:val="0"/>
-          <w:i w:val="0"/>
-          <w:color w:val="29242D"/>
-          <w:sz w:val="20"/>
-        </w:rPr>
-        <w:t>越权、版本冲突、空数据和第三方失败均有明确处理。</w:t>
-      </w:r>
-    </w:p>
-    <w:p>
-      <w:pPr>
-        <w:pStyle w:val="Heading1"/>
-      </w:pPr>
-      <w:r>
-        <w:t>12. 研发分工建议</w:t>
-      </w:r>
-    </w:p>
-    <w:tbl>
-      <w:tblPr>
-        <w:tblStyle w:val="TableGrid"/>
-        <w:tblW w:type="dxa" w:w="9360"/>
-        <w:jc w:val="left"/>
-        <w:tblLayout w:type="fixed"/>
-        <w:tblLook w:firstColumn="1" w:firstRow="1" w:lastColumn="0" w:lastRow="0" w:noHBand="0" w:noVBand="1" w:val="04A0"/>
-        <w:tblInd w:w="120" w:type="dxa"/>
-      </w:tblPr>
-      <w:tblGrid>
-        <w:gridCol w:w="2400"/>
-        <w:gridCol w:w="6960"/>
-      </w:tblGrid>
-      <w:tr>
-        <w:trPr>
-          <w:tblHeader w:val="true"/>
-        </w:trPr>
-        <w:tc>
-          <w:tcPr>
-            <w:tcW w:type="dxa" w:w="2400"/>
-            <w:shd w:fill="E8EEF5"/>
-            <w:vAlign w:val="center"/>
-            <w:tcMar>
-              <w:top w:w="80" w:type="dxa"/>
-              <w:start w:w="120" w:type="dxa"/>
-              <w:bottom w:w="80" w:type="dxa"/>
-              <w:end w:w="120" w:type="dxa"/>
-            </w:tcMar>
           </w:tcPr>
           <w:p>
             <w:pPr>
-              <w:keepNext/>
+              <w:spacing w:after="0" w:line="259" w:lineRule="auto"/>
             </w:pPr>
-            <w:r/>
             <w:r>
               <w:rPr>
-                <w:rFonts w:ascii="Arial" w:hAnsi="Arial" w:eastAsia="Microsoft YaHei"/>
-                <w:b/>
-                <w:i w:val="0"/>
-                <w:color w:val="1F4D78"/>
-                <w:sz w:val="18"/>
+                <w:rFonts w:ascii="Calibri" w:hAnsi="Calibri" w:eastAsia="Microsoft YaHei"/>
+                <w:b w:val="0"/>
+                <w:color w:val="1F2937"/>
+                <w:sz w:val="16"/>
               </w:rPr>
-              <w:t>工作包</w:t>
+              <w:t>迷你箱物流履约 PRD</w:t>
             </w:r>
           </w:p>
         </w:tc>
         <w:tc>
           <w:tcPr>
-            <w:tcW w:type="dxa" w:w="6960"/>
-            <w:shd w:fill="E8EEF5"/>
+            <w:tcW w:type="dxa" w:w="2088"/>
+            <w:tcMar>
+              <w:top w:w="75" w:type="dxa"/>
+              <w:start w:w="100" w:type="dxa"/>
+              <w:bottom w:w="75" w:type="dxa"/>
+              <w:end w:w="100" w:type="dxa"/>
+            </w:tcMar>
             <w:vAlign w:val="center"/>
-            <w:tcMar>
-              <w:top w:w="80" w:type="dxa"/>
-              <w:start w:w="120" w:type="dxa"/>
-              <w:bottom w:w="80" w:type="dxa"/>
-              <w:end w:w="120" w:type="dxa"/>
-            </w:tcMar>
           </w:tcPr>
           <w:p>
             <w:pPr>
-              <w:keepNext/>
+              <w:spacing w:after="0" w:line="259" w:lineRule="auto"/>
             </w:pPr>
-            <w:r/>
             <w:r>
               <w:rPr>
-                <w:rFonts w:ascii="Arial" w:hAnsi="Arial" w:eastAsia="Microsoft YaHei"/>
-                <w:b/>
-                <w:i w:val="0"/>
-                <w:color w:val="1F4D78"/>
-                <w:sz w:val="18"/>
+                <w:rFonts w:ascii="Calibri" w:hAnsi="Calibri" w:eastAsia="Microsoft YaHei"/>
+                <w:b w:val="0"/>
+                <w:color w:val="1F2937"/>
+                <w:sz w:val="16"/>
               </w:rPr>
-              <w:t>负责内容</w:t>
+              <w:t>迷你箱与商品</w:t>
+            </w:r>
+          </w:p>
+        </w:tc>
+        <w:tc>
+          <w:tcPr>
+            <w:tcW w:type="dxa" w:w="3600"/>
+            <w:tcMar>
+              <w:top w:w="75" w:type="dxa"/>
+              <w:start w:w="100" w:type="dxa"/>
+              <w:bottom w:w="75" w:type="dxa"/>
+              <w:end w:w="100" w:type="dxa"/>
+            </w:tcMar>
+            <w:vAlign w:val="center"/>
+          </w:tcPr>
+          <w:p>
+            <w:pPr>
+              <w:spacing w:after="0" w:line="259" w:lineRule="auto"/>
+            </w:pPr>
+            <w:r>
+              <w:rPr>
+                <w:rFonts w:ascii="Calibri" w:hAnsi="Calibri" w:eastAsia="Microsoft YaHei"/>
+                <w:b w:val="0"/>
+                <w:color w:val="1F2937"/>
+                <w:sz w:val="16"/>
+              </w:rPr>
+              <w:t>独立开发、评审和验收</w:t>
             </w:r>
           </w:p>
         </w:tc>
@@ -3365,51 +2794,109 @@
         </w:trPr>
         <w:tc>
           <w:tcPr>
-            <w:tcW w:type="dxa" w:w="2400"/>
+            <w:tcW w:type="dxa" w:w="936"/>
+            <w:tcMar>
+              <w:top w:w="75" w:type="dxa"/>
+              <w:start w:w="100" w:type="dxa"/>
+              <w:bottom w:w="75" w:type="dxa"/>
+              <w:end w:w="100" w:type="dxa"/>
+            </w:tcMar>
             <w:vAlign w:val="center"/>
-            <w:tcMar>
-              <w:top w:w="80" w:type="dxa"/>
-              <w:start w:w="120" w:type="dxa"/>
-              <w:bottom w:w="80" w:type="dxa"/>
-              <w:end w:w="120" w:type="dxa"/>
-            </w:tcMar>
+            <w:shd w:fill="F4F7FB"/>
           </w:tcPr>
           <w:p>
-            <w:r/>
+            <w:pPr>
+              <w:spacing w:after="0" w:line="259" w:lineRule="auto"/>
+            </w:pPr>
             <w:r>
               <w:rPr>
-                <w:rFonts w:ascii="Arial" w:hAnsi="Arial" w:eastAsia="Microsoft YaHei"/>
+                <w:rFonts w:ascii="Calibri" w:hAnsi="Calibri" w:eastAsia="Microsoft YaHei"/>
                 <w:b w:val="0"/>
-                <w:i w:val="0"/>
-                <w:color w:val="29242D"/>
-                <w:sz w:val="18"/>
+                <w:color w:val="1F2937"/>
+                <w:sz w:val="16"/>
               </w:rPr>
-              <w:t>后端</w:t>
+              <w:t>20</w:t>
             </w:r>
           </w:p>
         </w:tc>
         <w:tc>
           <w:tcPr>
-            <w:tcW w:type="dxa" w:w="6960"/>
+            <w:tcW w:type="dxa" w:w="3600"/>
+            <w:tcMar>
+              <w:top w:w="75" w:type="dxa"/>
+              <w:start w:w="100" w:type="dxa"/>
+              <w:bottom w:w="75" w:type="dxa"/>
+              <w:end w:w="100" w:type="dxa"/>
+            </w:tcMar>
             <w:vAlign w:val="center"/>
-            <w:tcMar>
-              <w:top w:w="80" w:type="dxa"/>
-              <w:start w:w="120" w:type="dxa"/>
-              <w:bottom w:w="80" w:type="dxa"/>
-              <w:end w:w="120" w:type="dxa"/>
-            </w:tcMar>
+            <w:shd w:fill="F4F7FB"/>
           </w:tcPr>
           <w:p>
-            <w:r/>
+            <w:pPr>
+              <w:spacing w:after="0" w:line="259" w:lineRule="auto"/>
+            </w:pPr>
             <w:r>
               <w:rPr>
-                <w:rFonts w:ascii="Arial" w:hAnsi="Arial" w:eastAsia="Microsoft YaHei"/>
+                <w:rFonts w:ascii="Calibri" w:hAnsi="Calibri" w:eastAsia="Microsoft YaHei"/>
                 <w:b w:val="0"/>
-                <w:i w:val="0"/>
-                <w:color w:val="29242D"/>
-                <w:sz w:val="18"/>
+                <w:color w:val="1F2937"/>
+                <w:sz w:val="16"/>
               </w:rPr>
-              <w:t>领域模型、状态机、权限、接口和事件</w:t>
+              <w:t>迷你箱套餐管理 PRD</w:t>
+            </w:r>
+          </w:p>
+        </w:tc>
+        <w:tc>
+          <w:tcPr>
+            <w:tcW w:type="dxa" w:w="2088"/>
+            <w:tcMar>
+              <w:top w:w="75" w:type="dxa"/>
+              <w:start w:w="100" w:type="dxa"/>
+              <w:bottom w:w="75" w:type="dxa"/>
+              <w:end w:w="100" w:type="dxa"/>
+            </w:tcMar>
+            <w:vAlign w:val="center"/>
+            <w:shd w:fill="F4F7FB"/>
+          </w:tcPr>
+          <w:p>
+            <w:pPr>
+              <w:spacing w:after="0" w:line="259" w:lineRule="auto"/>
+            </w:pPr>
+            <w:r>
+              <w:rPr>
+                <w:rFonts w:ascii="Calibri" w:hAnsi="Calibri" w:eastAsia="Microsoft YaHei"/>
+                <w:b w:val="0"/>
+                <w:color w:val="1F2937"/>
+                <w:sz w:val="16"/>
+              </w:rPr>
+              <w:t>迷你箱与商品</w:t>
+            </w:r>
+          </w:p>
+        </w:tc>
+        <w:tc>
+          <w:tcPr>
+            <w:tcW w:type="dxa" w:w="3600"/>
+            <w:tcMar>
+              <w:top w:w="75" w:type="dxa"/>
+              <w:start w:w="100" w:type="dxa"/>
+              <w:bottom w:w="75" w:type="dxa"/>
+              <w:end w:w="100" w:type="dxa"/>
+            </w:tcMar>
+            <w:vAlign w:val="center"/>
+            <w:shd w:fill="F4F7FB"/>
+          </w:tcPr>
+          <w:p>
+            <w:pPr>
+              <w:spacing w:after="0" w:line="259" w:lineRule="auto"/>
+            </w:pPr>
+            <w:r>
+              <w:rPr>
+                <w:rFonts w:ascii="Calibri" w:hAnsi="Calibri" w:eastAsia="Microsoft YaHei"/>
+                <w:b w:val="0"/>
+                <w:color w:val="1F2937"/>
+                <w:sz w:val="16"/>
+              </w:rPr>
+              <w:t>独立开发、评审和验收</w:t>
             </w:r>
           </w:p>
         </w:tc>
@@ -3420,51 +2907,105 @@
         </w:trPr>
         <w:tc>
           <w:tcPr>
-            <w:tcW w:type="dxa" w:w="2400"/>
+            <w:tcW w:type="dxa" w:w="936"/>
+            <w:tcMar>
+              <w:top w:w="75" w:type="dxa"/>
+              <w:start w:w="100" w:type="dxa"/>
+              <w:bottom w:w="75" w:type="dxa"/>
+              <w:end w:w="100" w:type="dxa"/>
+            </w:tcMar>
             <w:vAlign w:val="center"/>
-            <w:tcMar>
-              <w:top w:w="80" w:type="dxa"/>
-              <w:start w:w="120" w:type="dxa"/>
-              <w:bottom w:w="80" w:type="dxa"/>
-              <w:end w:w="120" w:type="dxa"/>
-            </w:tcMar>
           </w:tcPr>
           <w:p>
-            <w:r/>
+            <w:pPr>
+              <w:spacing w:after="0" w:line="259" w:lineRule="auto"/>
+            </w:pPr>
             <w:r>
               <w:rPr>
-                <w:rFonts w:ascii="Arial" w:hAnsi="Arial" w:eastAsia="Microsoft YaHei"/>
+                <w:rFonts w:ascii="Calibri" w:hAnsi="Calibri" w:eastAsia="Microsoft YaHei"/>
                 <w:b w:val="0"/>
-                <w:i w:val="0"/>
-                <w:color w:val="29242D"/>
-                <w:sz w:val="18"/>
+                <w:color w:val="1F2937"/>
+                <w:sz w:val="16"/>
               </w:rPr>
-              <w:t>运营后台</w:t>
+              <w:t>21</w:t>
             </w:r>
           </w:p>
         </w:tc>
         <w:tc>
           <w:tcPr>
-            <w:tcW w:type="dxa" w:w="6960"/>
+            <w:tcW w:type="dxa" w:w="3600"/>
+            <w:tcMar>
+              <w:top w:w="75" w:type="dxa"/>
+              <w:start w:w="100" w:type="dxa"/>
+              <w:bottom w:w="75" w:type="dxa"/>
+              <w:end w:w="100" w:type="dxa"/>
+            </w:tcMar>
             <w:vAlign w:val="center"/>
-            <w:tcMar>
-              <w:top w:w="80" w:type="dxa"/>
-              <w:start w:w="120" w:type="dxa"/>
-              <w:bottom w:w="80" w:type="dxa"/>
-              <w:end w:w="120" w:type="dxa"/>
-            </w:tcMar>
           </w:tcPr>
           <w:p>
-            <w:r/>
+            <w:pPr>
+              <w:spacing w:after="0" w:line="259" w:lineRule="auto"/>
+            </w:pPr>
             <w:r>
               <w:rPr>
-                <w:rFonts w:ascii="Arial" w:hAnsi="Arial" w:eastAsia="Microsoft YaHei"/>
+                <w:rFonts w:ascii="Calibri" w:hAnsi="Calibri" w:eastAsia="Microsoft YaHei"/>
                 <w:b w:val="0"/>
-                <w:i w:val="0"/>
-                <w:color w:val="29242D"/>
-                <w:sz w:val="18"/>
+                <w:color w:val="1F2937"/>
+                <w:sz w:val="16"/>
               </w:rPr>
-              <w:t>列表、详情、表单、动作和异常态</w:t>
+              <w:t>衍生商品管理 PRD</w:t>
+            </w:r>
+          </w:p>
+        </w:tc>
+        <w:tc>
+          <w:tcPr>
+            <w:tcW w:type="dxa" w:w="2088"/>
+            <w:tcMar>
+              <w:top w:w="75" w:type="dxa"/>
+              <w:start w:w="100" w:type="dxa"/>
+              <w:bottom w:w="75" w:type="dxa"/>
+              <w:end w:w="100" w:type="dxa"/>
+            </w:tcMar>
+            <w:vAlign w:val="center"/>
+          </w:tcPr>
+          <w:p>
+            <w:pPr>
+              <w:spacing w:after="0" w:line="259" w:lineRule="auto"/>
+            </w:pPr>
+            <w:r>
+              <w:rPr>
+                <w:rFonts w:ascii="Calibri" w:hAnsi="Calibri" w:eastAsia="Microsoft YaHei"/>
+                <w:b w:val="0"/>
+                <w:color w:val="1F2937"/>
+                <w:sz w:val="16"/>
+              </w:rPr>
+              <w:t>迷你箱与商品</w:t>
+            </w:r>
+          </w:p>
+        </w:tc>
+        <w:tc>
+          <w:tcPr>
+            <w:tcW w:type="dxa" w:w="3600"/>
+            <w:tcMar>
+              <w:top w:w="75" w:type="dxa"/>
+              <w:start w:w="100" w:type="dxa"/>
+              <w:bottom w:w="75" w:type="dxa"/>
+              <w:end w:w="100" w:type="dxa"/>
+            </w:tcMar>
+            <w:vAlign w:val="center"/>
+          </w:tcPr>
+          <w:p>
+            <w:pPr>
+              <w:spacing w:after="0" w:line="259" w:lineRule="auto"/>
+            </w:pPr>
+            <w:r>
+              <w:rPr>
+                <w:rFonts w:ascii="Calibri" w:hAnsi="Calibri" w:eastAsia="Microsoft YaHei"/>
+                <w:b w:val="0"/>
+                <w:color w:val="1F2937"/>
+                <w:sz w:val="16"/>
+              </w:rPr>
+              <w:t>独立开发、评审和验收</w:t>
             </w:r>
           </w:p>
         </w:tc>
@@ -3475,51 +3016,109 @@
         </w:trPr>
         <w:tc>
           <w:tcPr>
-            <w:tcW w:type="dxa" w:w="2400"/>
+            <w:tcW w:type="dxa" w:w="936"/>
+            <w:tcMar>
+              <w:top w:w="75" w:type="dxa"/>
+              <w:start w:w="100" w:type="dxa"/>
+              <w:bottom w:w="75" w:type="dxa"/>
+              <w:end w:w="100" w:type="dxa"/>
+            </w:tcMar>
             <w:vAlign w:val="center"/>
-            <w:tcMar>
-              <w:top w:w="80" w:type="dxa"/>
-              <w:start w:w="120" w:type="dxa"/>
-              <w:bottom w:w="80" w:type="dxa"/>
-              <w:end w:w="120" w:type="dxa"/>
-            </w:tcMar>
+            <w:shd w:fill="F4F7FB"/>
           </w:tcPr>
           <w:p>
-            <w:r/>
+            <w:pPr>
+              <w:spacing w:after="0" w:line="259" w:lineRule="auto"/>
+            </w:pPr>
             <w:r>
               <w:rPr>
-                <w:rFonts w:ascii="Arial" w:hAnsi="Arial" w:eastAsia="Microsoft YaHei"/>
+                <w:rFonts w:ascii="Calibri" w:hAnsi="Calibri" w:eastAsia="Microsoft YaHei"/>
                 <w:b w:val="0"/>
-                <w:i w:val="0"/>
-                <w:color w:val="29242D"/>
-                <w:sz w:val="18"/>
+                <w:color w:val="1F2937"/>
+                <w:sz w:val="16"/>
               </w:rPr>
-              <w:t>跨端</w:t>
+              <w:t>22</w:t>
             </w:r>
           </w:p>
         </w:tc>
         <w:tc>
           <w:tcPr>
-            <w:tcW w:type="dxa" w:w="6960"/>
+            <w:tcW w:type="dxa" w:w="3600"/>
+            <w:tcMar>
+              <w:top w:w="75" w:type="dxa"/>
+              <w:start w:w="100" w:type="dxa"/>
+              <w:bottom w:w="75" w:type="dxa"/>
+              <w:end w:w="100" w:type="dxa"/>
+            </w:tcMar>
             <w:vAlign w:val="center"/>
-            <w:tcMar>
-              <w:top w:w="80" w:type="dxa"/>
-              <w:start w:w="120" w:type="dxa"/>
-              <w:bottom w:w="80" w:type="dxa"/>
-              <w:end w:w="120" w:type="dxa"/>
-            </w:tcMar>
+            <w:shd w:fill="F4F7FB"/>
           </w:tcPr>
           <w:p>
-            <w:r/>
+            <w:pPr>
+              <w:spacing w:after="0" w:line="259" w:lineRule="auto"/>
+            </w:pPr>
             <w:r>
               <w:rPr>
-                <w:rFonts w:ascii="Arial" w:hAnsi="Arial" w:eastAsia="Microsoft YaHei"/>
+                <w:rFonts w:ascii="Calibri" w:hAnsi="Calibri" w:eastAsia="Microsoft YaHei"/>
                 <w:b w:val="0"/>
-                <w:i w:val="0"/>
-                <w:color w:val="29242D"/>
-                <w:sz w:val="18"/>
+                <w:color w:val="1F2937"/>
+                <w:sz w:val="16"/>
               </w:rPr>
-              <w:t>小程序/内部端展示、申请、通知和深链</w:t>
+              <w:t>工单分析 PRD</w:t>
+            </w:r>
+          </w:p>
+        </w:tc>
+        <w:tc>
+          <w:tcPr>
+            <w:tcW w:type="dxa" w:w="2088"/>
+            <w:tcMar>
+              <w:top w:w="75" w:type="dxa"/>
+              <w:start w:w="100" w:type="dxa"/>
+              <w:bottom w:w="75" w:type="dxa"/>
+              <w:end w:w="100" w:type="dxa"/>
+            </w:tcMar>
+            <w:vAlign w:val="center"/>
+            <w:shd w:fill="F4F7FB"/>
+          </w:tcPr>
+          <w:p>
+            <w:pPr>
+              <w:spacing w:after="0" w:line="259" w:lineRule="auto"/>
+            </w:pPr>
+            <w:r>
+              <w:rPr>
+                <w:rFonts w:ascii="Calibri" w:hAnsi="Calibri" w:eastAsia="Microsoft YaHei"/>
+                <w:b w:val="0"/>
+                <w:color w:val="1F2937"/>
+                <w:sz w:val="16"/>
+              </w:rPr>
+              <w:t>工单与营销</w:t>
+            </w:r>
+          </w:p>
+        </w:tc>
+        <w:tc>
+          <w:tcPr>
+            <w:tcW w:type="dxa" w:w="3600"/>
+            <w:tcMar>
+              <w:top w:w="75" w:type="dxa"/>
+              <w:start w:w="100" w:type="dxa"/>
+              <w:bottom w:w="75" w:type="dxa"/>
+              <w:end w:w="100" w:type="dxa"/>
+            </w:tcMar>
+            <w:vAlign w:val="center"/>
+            <w:shd w:fill="F4F7FB"/>
+          </w:tcPr>
+          <w:p>
+            <w:pPr>
+              <w:spacing w:after="0" w:line="259" w:lineRule="auto"/>
+            </w:pPr>
+            <w:r>
+              <w:rPr>
+                <w:rFonts w:ascii="Calibri" w:hAnsi="Calibri" w:eastAsia="Microsoft YaHei"/>
+                <w:b w:val="0"/>
+                <w:color w:val="1F2937"/>
+                <w:sz w:val="16"/>
+              </w:rPr>
+              <w:t>独立开发、评审和验收</w:t>
             </w:r>
           </w:p>
         </w:tc>
@@ -3530,51 +3129,1437 @@
         </w:trPr>
         <w:tc>
           <w:tcPr>
-            <w:tcW w:type="dxa" w:w="2400"/>
+            <w:tcW w:type="dxa" w:w="936"/>
+            <w:tcMar>
+              <w:top w:w="75" w:type="dxa"/>
+              <w:start w:w="100" w:type="dxa"/>
+              <w:bottom w:w="75" w:type="dxa"/>
+              <w:end w:w="100" w:type="dxa"/>
+            </w:tcMar>
             <w:vAlign w:val="center"/>
-            <w:tcMar>
-              <w:top w:w="80" w:type="dxa"/>
-              <w:start w:w="120" w:type="dxa"/>
-              <w:bottom w:w="80" w:type="dxa"/>
-              <w:end w:w="120" w:type="dxa"/>
-            </w:tcMar>
           </w:tcPr>
           <w:p>
-            <w:r/>
+            <w:pPr>
+              <w:spacing w:after="0" w:line="259" w:lineRule="auto"/>
+            </w:pPr>
             <w:r>
               <w:rPr>
-                <w:rFonts w:ascii="Arial" w:hAnsi="Arial" w:eastAsia="Microsoft YaHei"/>
+                <w:rFonts w:ascii="Calibri" w:hAnsi="Calibri" w:eastAsia="Microsoft YaHei"/>
                 <w:b w:val="0"/>
-                <w:i w:val="0"/>
-                <w:color w:val="29242D"/>
-                <w:sz w:val="18"/>
+                <w:color w:val="1F2937"/>
+                <w:sz w:val="16"/>
               </w:rPr>
-              <w:t>测试</w:t>
+              <w:t>23</w:t>
             </w:r>
           </w:p>
         </w:tc>
         <w:tc>
           <w:tcPr>
-            <w:tcW w:type="dxa" w:w="6960"/>
+            <w:tcW w:type="dxa" w:w="3600"/>
+            <w:tcMar>
+              <w:top w:w="75" w:type="dxa"/>
+              <w:start w:w="100" w:type="dxa"/>
+              <w:bottom w:w="75" w:type="dxa"/>
+              <w:end w:w="100" w:type="dxa"/>
+            </w:tcMar>
             <w:vAlign w:val="center"/>
-            <w:tcMar>
-              <w:top w:w="80" w:type="dxa"/>
-              <w:start w:w="120" w:type="dxa"/>
-              <w:bottom w:w="80" w:type="dxa"/>
-              <w:end w:w="120" w:type="dxa"/>
-            </w:tcMar>
           </w:tcPr>
           <w:p>
-            <w:r/>
+            <w:pPr>
+              <w:spacing w:after="0" w:line="259" w:lineRule="auto"/>
+            </w:pPr>
             <w:r>
               <w:rPr>
-                <w:rFonts w:ascii="Arial" w:hAnsi="Arial" w:eastAsia="Microsoft YaHei"/>
+                <w:rFonts w:ascii="Calibri" w:hAnsi="Calibri" w:eastAsia="Microsoft YaHei"/>
                 <w:b w:val="0"/>
-                <w:i w:val="0"/>
-                <w:color w:val="29242D"/>
-                <w:sz w:val="18"/>
+                <w:color w:val="1F2937"/>
+                <w:sz w:val="16"/>
               </w:rPr>
-              <w:t>规则、并发、权限、异常和回归验收</w:t>
+              <w:t>工单中心 PRD</w:t>
+            </w:r>
+          </w:p>
+        </w:tc>
+        <w:tc>
+          <w:tcPr>
+            <w:tcW w:type="dxa" w:w="2088"/>
+            <w:tcMar>
+              <w:top w:w="75" w:type="dxa"/>
+              <w:start w:w="100" w:type="dxa"/>
+              <w:bottom w:w="75" w:type="dxa"/>
+              <w:end w:w="100" w:type="dxa"/>
+            </w:tcMar>
+            <w:vAlign w:val="center"/>
+          </w:tcPr>
+          <w:p>
+            <w:pPr>
+              <w:spacing w:after="0" w:line="259" w:lineRule="auto"/>
+            </w:pPr>
+            <w:r>
+              <w:rPr>
+                <w:rFonts w:ascii="Calibri" w:hAnsi="Calibri" w:eastAsia="Microsoft YaHei"/>
+                <w:b w:val="0"/>
+                <w:color w:val="1F2937"/>
+                <w:sz w:val="16"/>
+              </w:rPr>
+              <w:t>工单与营销</w:t>
+            </w:r>
+          </w:p>
+        </w:tc>
+        <w:tc>
+          <w:tcPr>
+            <w:tcW w:type="dxa" w:w="3600"/>
+            <w:tcMar>
+              <w:top w:w="75" w:type="dxa"/>
+              <w:start w:w="100" w:type="dxa"/>
+              <w:bottom w:w="75" w:type="dxa"/>
+              <w:end w:w="100" w:type="dxa"/>
+            </w:tcMar>
+            <w:vAlign w:val="center"/>
+          </w:tcPr>
+          <w:p>
+            <w:pPr>
+              <w:spacing w:after="0" w:line="259" w:lineRule="auto"/>
+            </w:pPr>
+            <w:r>
+              <w:rPr>
+                <w:rFonts w:ascii="Calibri" w:hAnsi="Calibri" w:eastAsia="Microsoft YaHei"/>
+                <w:b w:val="0"/>
+                <w:color w:val="1F2937"/>
+                <w:sz w:val="16"/>
+              </w:rPr>
+              <w:t>独立开发、评审和验收</w:t>
+            </w:r>
+          </w:p>
+        </w:tc>
+      </w:tr>
+      <w:tr>
+        <w:trPr>
+          <w:cantSplit/>
+        </w:trPr>
+        <w:tc>
+          <w:tcPr>
+            <w:tcW w:type="dxa" w:w="936"/>
+            <w:tcMar>
+              <w:top w:w="75" w:type="dxa"/>
+              <w:start w:w="100" w:type="dxa"/>
+              <w:bottom w:w="75" w:type="dxa"/>
+              <w:end w:w="100" w:type="dxa"/>
+            </w:tcMar>
+            <w:vAlign w:val="center"/>
+            <w:shd w:fill="F4F7FB"/>
+          </w:tcPr>
+          <w:p>
+            <w:pPr>
+              <w:spacing w:after="0" w:line="259" w:lineRule="auto"/>
+            </w:pPr>
+            <w:r>
+              <w:rPr>
+                <w:rFonts w:ascii="Calibri" w:hAnsi="Calibri" w:eastAsia="Microsoft YaHei"/>
+                <w:b w:val="0"/>
+                <w:color w:val="1F2937"/>
+                <w:sz w:val="16"/>
+              </w:rPr>
+              <w:t>24</w:t>
+            </w:r>
+          </w:p>
+        </w:tc>
+        <w:tc>
+          <w:tcPr>
+            <w:tcW w:type="dxa" w:w="3600"/>
+            <w:tcMar>
+              <w:top w:w="75" w:type="dxa"/>
+              <w:start w:w="100" w:type="dxa"/>
+              <w:bottom w:w="75" w:type="dxa"/>
+              <w:end w:w="100" w:type="dxa"/>
+            </w:tcMar>
+            <w:vAlign w:val="center"/>
+            <w:shd w:fill="F4F7FB"/>
+          </w:tcPr>
+          <w:p>
+            <w:pPr>
+              <w:spacing w:after="0" w:line="259" w:lineRule="auto"/>
+            </w:pPr>
+            <w:r>
+              <w:rPr>
+                <w:rFonts w:ascii="Calibri" w:hAnsi="Calibri" w:eastAsia="Microsoft YaHei"/>
+                <w:b w:val="0"/>
+                <w:color w:val="1F2937"/>
+                <w:sz w:val="16"/>
+              </w:rPr>
+              <w:t>营销活动管理 PRD</w:t>
+            </w:r>
+          </w:p>
+        </w:tc>
+        <w:tc>
+          <w:tcPr>
+            <w:tcW w:type="dxa" w:w="2088"/>
+            <w:tcMar>
+              <w:top w:w="75" w:type="dxa"/>
+              <w:start w:w="100" w:type="dxa"/>
+              <w:bottom w:w="75" w:type="dxa"/>
+              <w:end w:w="100" w:type="dxa"/>
+            </w:tcMar>
+            <w:vAlign w:val="center"/>
+            <w:shd w:fill="F4F7FB"/>
+          </w:tcPr>
+          <w:p>
+            <w:pPr>
+              <w:spacing w:after="0" w:line="259" w:lineRule="auto"/>
+            </w:pPr>
+            <w:r>
+              <w:rPr>
+                <w:rFonts w:ascii="Calibri" w:hAnsi="Calibri" w:eastAsia="Microsoft YaHei"/>
+                <w:b w:val="0"/>
+                <w:color w:val="1F2937"/>
+                <w:sz w:val="16"/>
+              </w:rPr>
+              <w:t>工单与营销</w:t>
+            </w:r>
+          </w:p>
+        </w:tc>
+        <w:tc>
+          <w:tcPr>
+            <w:tcW w:type="dxa" w:w="3600"/>
+            <w:tcMar>
+              <w:top w:w="75" w:type="dxa"/>
+              <w:start w:w="100" w:type="dxa"/>
+              <w:bottom w:w="75" w:type="dxa"/>
+              <w:end w:w="100" w:type="dxa"/>
+            </w:tcMar>
+            <w:vAlign w:val="center"/>
+            <w:shd w:fill="F4F7FB"/>
+          </w:tcPr>
+          <w:p>
+            <w:pPr>
+              <w:spacing w:after="0" w:line="259" w:lineRule="auto"/>
+            </w:pPr>
+            <w:r>
+              <w:rPr>
+                <w:rFonts w:ascii="Calibri" w:hAnsi="Calibri" w:eastAsia="Microsoft YaHei"/>
+                <w:b w:val="0"/>
+                <w:color w:val="1F2937"/>
+                <w:sz w:val="16"/>
+              </w:rPr>
+              <w:t>独立开发、评审和验收</w:t>
+            </w:r>
+          </w:p>
+        </w:tc>
+      </w:tr>
+      <w:tr>
+        <w:trPr>
+          <w:cantSplit/>
+        </w:trPr>
+        <w:tc>
+          <w:tcPr>
+            <w:tcW w:type="dxa" w:w="936"/>
+            <w:tcMar>
+              <w:top w:w="75" w:type="dxa"/>
+              <w:start w:w="100" w:type="dxa"/>
+              <w:bottom w:w="75" w:type="dxa"/>
+              <w:end w:w="100" w:type="dxa"/>
+            </w:tcMar>
+            <w:vAlign w:val="center"/>
+          </w:tcPr>
+          <w:p>
+            <w:pPr>
+              <w:spacing w:after="0" w:line="259" w:lineRule="auto"/>
+            </w:pPr>
+            <w:r>
+              <w:rPr>
+                <w:rFonts w:ascii="Calibri" w:hAnsi="Calibri" w:eastAsia="Microsoft YaHei"/>
+                <w:b w:val="0"/>
+                <w:color w:val="1F2937"/>
+                <w:sz w:val="16"/>
+              </w:rPr>
+              <w:t>25</w:t>
+            </w:r>
+          </w:p>
+        </w:tc>
+        <w:tc>
+          <w:tcPr>
+            <w:tcW w:type="dxa" w:w="3600"/>
+            <w:tcMar>
+              <w:top w:w="75" w:type="dxa"/>
+              <w:start w:w="100" w:type="dxa"/>
+              <w:bottom w:w="75" w:type="dxa"/>
+              <w:end w:w="100" w:type="dxa"/>
+            </w:tcMar>
+            <w:vAlign w:val="center"/>
+          </w:tcPr>
+          <w:p>
+            <w:pPr>
+              <w:spacing w:after="0" w:line="259" w:lineRule="auto"/>
+            </w:pPr>
+            <w:r>
+              <w:rPr>
+                <w:rFonts w:ascii="Calibri" w:hAnsi="Calibri" w:eastAsia="Microsoft YaHei"/>
+                <w:b w:val="0"/>
+                <w:color w:val="1F2937"/>
+                <w:sz w:val="16"/>
+              </w:rPr>
+              <w:t>优惠券管理 PRD</w:t>
+            </w:r>
+          </w:p>
+        </w:tc>
+        <w:tc>
+          <w:tcPr>
+            <w:tcW w:type="dxa" w:w="2088"/>
+            <w:tcMar>
+              <w:top w:w="75" w:type="dxa"/>
+              <w:start w:w="100" w:type="dxa"/>
+              <w:bottom w:w="75" w:type="dxa"/>
+              <w:end w:w="100" w:type="dxa"/>
+            </w:tcMar>
+            <w:vAlign w:val="center"/>
+          </w:tcPr>
+          <w:p>
+            <w:pPr>
+              <w:spacing w:after="0" w:line="259" w:lineRule="auto"/>
+            </w:pPr>
+            <w:r>
+              <w:rPr>
+                <w:rFonts w:ascii="Calibri" w:hAnsi="Calibri" w:eastAsia="Microsoft YaHei"/>
+                <w:b w:val="0"/>
+                <w:color w:val="1F2937"/>
+                <w:sz w:val="16"/>
+              </w:rPr>
+              <w:t>工单与营销</w:t>
+            </w:r>
+          </w:p>
+        </w:tc>
+        <w:tc>
+          <w:tcPr>
+            <w:tcW w:type="dxa" w:w="3600"/>
+            <w:tcMar>
+              <w:top w:w="75" w:type="dxa"/>
+              <w:start w:w="100" w:type="dxa"/>
+              <w:bottom w:w="75" w:type="dxa"/>
+              <w:end w:w="100" w:type="dxa"/>
+            </w:tcMar>
+            <w:vAlign w:val="center"/>
+          </w:tcPr>
+          <w:p>
+            <w:pPr>
+              <w:spacing w:after="0" w:line="259" w:lineRule="auto"/>
+            </w:pPr>
+            <w:r>
+              <w:rPr>
+                <w:rFonts w:ascii="Calibri" w:hAnsi="Calibri" w:eastAsia="Microsoft YaHei"/>
+                <w:b w:val="0"/>
+                <w:color w:val="1F2937"/>
+                <w:sz w:val="16"/>
+              </w:rPr>
+              <w:t>独立开发、评审和验收</w:t>
+            </w:r>
+          </w:p>
+        </w:tc>
+      </w:tr>
+      <w:tr>
+        <w:trPr>
+          <w:cantSplit/>
+        </w:trPr>
+        <w:tc>
+          <w:tcPr>
+            <w:tcW w:type="dxa" w:w="936"/>
+            <w:tcMar>
+              <w:top w:w="75" w:type="dxa"/>
+              <w:start w:w="100" w:type="dxa"/>
+              <w:bottom w:w="75" w:type="dxa"/>
+              <w:end w:w="100" w:type="dxa"/>
+            </w:tcMar>
+            <w:vAlign w:val="center"/>
+            <w:shd w:fill="F4F7FB"/>
+          </w:tcPr>
+          <w:p>
+            <w:pPr>
+              <w:spacing w:after="0" w:line="259" w:lineRule="auto"/>
+            </w:pPr>
+            <w:r>
+              <w:rPr>
+                <w:rFonts w:ascii="Calibri" w:hAnsi="Calibri" w:eastAsia="Microsoft YaHei"/>
+                <w:b w:val="0"/>
+                <w:color w:val="1F2937"/>
+                <w:sz w:val="16"/>
+              </w:rPr>
+              <w:t>26</w:t>
+            </w:r>
+          </w:p>
+        </w:tc>
+        <w:tc>
+          <w:tcPr>
+            <w:tcW w:type="dxa" w:w="3600"/>
+            <w:tcMar>
+              <w:top w:w="75" w:type="dxa"/>
+              <w:start w:w="100" w:type="dxa"/>
+              <w:bottom w:w="75" w:type="dxa"/>
+              <w:end w:w="100" w:type="dxa"/>
+            </w:tcMar>
+            <w:vAlign w:val="center"/>
+            <w:shd w:fill="F4F7FB"/>
+          </w:tcPr>
+          <w:p>
+            <w:pPr>
+              <w:spacing w:after="0" w:line="259" w:lineRule="auto"/>
+            </w:pPr>
+            <w:r>
+              <w:rPr>
+                <w:rFonts w:ascii="Calibri" w:hAnsi="Calibri" w:eastAsia="Microsoft YaHei"/>
+                <w:b w:val="0"/>
+                <w:color w:val="1F2937"/>
+                <w:sz w:val="16"/>
+              </w:rPr>
+              <w:t>推荐码管理 PRD</w:t>
+            </w:r>
+          </w:p>
+        </w:tc>
+        <w:tc>
+          <w:tcPr>
+            <w:tcW w:type="dxa" w:w="2088"/>
+            <w:tcMar>
+              <w:top w:w="75" w:type="dxa"/>
+              <w:start w:w="100" w:type="dxa"/>
+              <w:bottom w:w="75" w:type="dxa"/>
+              <w:end w:w="100" w:type="dxa"/>
+            </w:tcMar>
+            <w:vAlign w:val="center"/>
+            <w:shd w:fill="F4F7FB"/>
+          </w:tcPr>
+          <w:p>
+            <w:pPr>
+              <w:spacing w:after="0" w:line="259" w:lineRule="auto"/>
+            </w:pPr>
+            <w:r>
+              <w:rPr>
+                <w:rFonts w:ascii="Calibri" w:hAnsi="Calibri" w:eastAsia="Microsoft YaHei"/>
+                <w:b w:val="0"/>
+                <w:color w:val="1F2937"/>
+                <w:sz w:val="16"/>
+              </w:rPr>
+              <w:t>工单与营销</w:t>
+            </w:r>
+          </w:p>
+        </w:tc>
+        <w:tc>
+          <w:tcPr>
+            <w:tcW w:type="dxa" w:w="3600"/>
+            <w:tcMar>
+              <w:top w:w="75" w:type="dxa"/>
+              <w:start w:w="100" w:type="dxa"/>
+              <w:bottom w:w="75" w:type="dxa"/>
+              <w:end w:w="100" w:type="dxa"/>
+            </w:tcMar>
+            <w:vAlign w:val="center"/>
+            <w:shd w:fill="F4F7FB"/>
+          </w:tcPr>
+          <w:p>
+            <w:pPr>
+              <w:spacing w:after="0" w:line="259" w:lineRule="auto"/>
+            </w:pPr>
+            <w:r>
+              <w:rPr>
+                <w:rFonts w:ascii="Calibri" w:hAnsi="Calibri" w:eastAsia="Microsoft YaHei"/>
+                <w:b w:val="0"/>
+                <w:color w:val="1F2937"/>
+                <w:sz w:val="16"/>
+              </w:rPr>
+              <w:t>独立开发、评审和验收</w:t>
+            </w:r>
+          </w:p>
+        </w:tc>
+      </w:tr>
+      <w:tr>
+        <w:trPr>
+          <w:cantSplit/>
+        </w:trPr>
+        <w:tc>
+          <w:tcPr>
+            <w:tcW w:type="dxa" w:w="936"/>
+            <w:tcMar>
+              <w:top w:w="75" w:type="dxa"/>
+              <w:start w:w="100" w:type="dxa"/>
+              <w:bottom w:w="75" w:type="dxa"/>
+              <w:end w:w="100" w:type="dxa"/>
+            </w:tcMar>
+            <w:vAlign w:val="center"/>
+          </w:tcPr>
+          <w:p>
+            <w:pPr>
+              <w:spacing w:after="0" w:line="259" w:lineRule="auto"/>
+            </w:pPr>
+            <w:r>
+              <w:rPr>
+                <w:rFonts w:ascii="Calibri" w:hAnsi="Calibri" w:eastAsia="Microsoft YaHei"/>
+                <w:b w:val="0"/>
+                <w:color w:val="1F2937"/>
+                <w:sz w:val="16"/>
+              </w:rPr>
+              <w:t>27</w:t>
+            </w:r>
+          </w:p>
+        </w:tc>
+        <w:tc>
+          <w:tcPr>
+            <w:tcW w:type="dxa" w:w="3600"/>
+            <w:tcMar>
+              <w:top w:w="75" w:type="dxa"/>
+              <w:start w:w="100" w:type="dxa"/>
+              <w:bottom w:w="75" w:type="dxa"/>
+              <w:end w:w="100" w:type="dxa"/>
+            </w:tcMar>
+            <w:vAlign w:val="center"/>
+          </w:tcPr>
+          <w:p>
+            <w:pPr>
+              <w:spacing w:after="0" w:line="259" w:lineRule="auto"/>
+            </w:pPr>
+            <w:r>
+              <w:rPr>
+                <w:rFonts w:ascii="Calibri" w:hAnsi="Calibri" w:eastAsia="Microsoft YaHei"/>
+                <w:b w:val="0"/>
+                <w:color w:val="1F2937"/>
+                <w:sz w:val="16"/>
+              </w:rPr>
+              <w:t>团队管理 PRD</w:t>
+            </w:r>
+          </w:p>
+        </w:tc>
+        <w:tc>
+          <w:tcPr>
+            <w:tcW w:type="dxa" w:w="2088"/>
+            <w:tcMar>
+              <w:top w:w="75" w:type="dxa"/>
+              <w:start w:w="100" w:type="dxa"/>
+              <w:bottom w:w="75" w:type="dxa"/>
+              <w:end w:w="100" w:type="dxa"/>
+            </w:tcMar>
+            <w:vAlign w:val="center"/>
+          </w:tcPr>
+          <w:p>
+            <w:pPr>
+              <w:spacing w:after="0" w:line="259" w:lineRule="auto"/>
+            </w:pPr>
+            <w:r>
+              <w:rPr>
+                <w:rFonts w:ascii="Calibri" w:hAnsi="Calibri" w:eastAsia="Microsoft YaHei"/>
+                <w:b w:val="0"/>
+                <w:color w:val="1F2937"/>
+                <w:sz w:val="16"/>
+              </w:rPr>
+              <w:t>组织与权限</w:t>
+            </w:r>
+          </w:p>
+        </w:tc>
+        <w:tc>
+          <w:tcPr>
+            <w:tcW w:type="dxa" w:w="3600"/>
+            <w:tcMar>
+              <w:top w:w="75" w:type="dxa"/>
+              <w:start w:w="100" w:type="dxa"/>
+              <w:bottom w:w="75" w:type="dxa"/>
+              <w:end w:w="100" w:type="dxa"/>
+            </w:tcMar>
+            <w:vAlign w:val="center"/>
+          </w:tcPr>
+          <w:p>
+            <w:pPr>
+              <w:spacing w:after="0" w:line="259" w:lineRule="auto"/>
+            </w:pPr>
+            <w:r>
+              <w:rPr>
+                <w:rFonts w:ascii="Calibri" w:hAnsi="Calibri" w:eastAsia="Microsoft YaHei"/>
+                <w:b w:val="0"/>
+                <w:color w:val="1F2937"/>
+                <w:sz w:val="16"/>
+              </w:rPr>
+              <w:t>独立开发、评审和验收</w:t>
+            </w:r>
+          </w:p>
+        </w:tc>
+      </w:tr>
+      <w:tr>
+        <w:trPr>
+          <w:cantSplit/>
+        </w:trPr>
+        <w:tc>
+          <w:tcPr>
+            <w:tcW w:type="dxa" w:w="936"/>
+            <w:tcMar>
+              <w:top w:w="75" w:type="dxa"/>
+              <w:start w:w="100" w:type="dxa"/>
+              <w:bottom w:w="75" w:type="dxa"/>
+              <w:end w:w="100" w:type="dxa"/>
+            </w:tcMar>
+            <w:vAlign w:val="center"/>
+            <w:shd w:fill="F4F7FB"/>
+          </w:tcPr>
+          <w:p>
+            <w:pPr>
+              <w:spacing w:after="0" w:line="259" w:lineRule="auto"/>
+            </w:pPr>
+            <w:r>
+              <w:rPr>
+                <w:rFonts w:ascii="Calibri" w:hAnsi="Calibri" w:eastAsia="Microsoft YaHei"/>
+                <w:b w:val="0"/>
+                <w:color w:val="1F2937"/>
+                <w:sz w:val="16"/>
+              </w:rPr>
+              <w:t>28</w:t>
+            </w:r>
+          </w:p>
+        </w:tc>
+        <w:tc>
+          <w:tcPr>
+            <w:tcW w:type="dxa" w:w="3600"/>
+            <w:tcMar>
+              <w:top w:w="75" w:type="dxa"/>
+              <w:start w:w="100" w:type="dxa"/>
+              <w:bottom w:w="75" w:type="dxa"/>
+              <w:end w:w="100" w:type="dxa"/>
+            </w:tcMar>
+            <w:vAlign w:val="center"/>
+            <w:shd w:fill="F4F7FB"/>
+          </w:tcPr>
+          <w:p>
+            <w:pPr>
+              <w:spacing w:after="0" w:line="259" w:lineRule="auto"/>
+            </w:pPr>
+            <w:r>
+              <w:rPr>
+                <w:rFonts w:ascii="Calibri" w:hAnsi="Calibri" w:eastAsia="Microsoft YaHei"/>
+                <w:b w:val="0"/>
+                <w:color w:val="1F2937"/>
+                <w:sz w:val="16"/>
+              </w:rPr>
+              <w:t>用户管理 PRD</w:t>
+            </w:r>
+          </w:p>
+        </w:tc>
+        <w:tc>
+          <w:tcPr>
+            <w:tcW w:type="dxa" w:w="2088"/>
+            <w:tcMar>
+              <w:top w:w="75" w:type="dxa"/>
+              <w:start w:w="100" w:type="dxa"/>
+              <w:bottom w:w="75" w:type="dxa"/>
+              <w:end w:w="100" w:type="dxa"/>
+            </w:tcMar>
+            <w:vAlign w:val="center"/>
+            <w:shd w:fill="F4F7FB"/>
+          </w:tcPr>
+          <w:p>
+            <w:pPr>
+              <w:spacing w:after="0" w:line="259" w:lineRule="auto"/>
+            </w:pPr>
+            <w:r>
+              <w:rPr>
+                <w:rFonts w:ascii="Calibri" w:hAnsi="Calibri" w:eastAsia="Microsoft YaHei"/>
+                <w:b w:val="0"/>
+                <w:color w:val="1F2937"/>
+                <w:sz w:val="16"/>
+              </w:rPr>
+              <w:t>组织与权限</w:t>
+            </w:r>
+          </w:p>
+        </w:tc>
+        <w:tc>
+          <w:tcPr>
+            <w:tcW w:type="dxa" w:w="3600"/>
+            <w:tcMar>
+              <w:top w:w="75" w:type="dxa"/>
+              <w:start w:w="100" w:type="dxa"/>
+              <w:bottom w:w="75" w:type="dxa"/>
+              <w:end w:w="100" w:type="dxa"/>
+            </w:tcMar>
+            <w:vAlign w:val="center"/>
+            <w:shd w:fill="F4F7FB"/>
+          </w:tcPr>
+          <w:p>
+            <w:pPr>
+              <w:spacing w:after="0" w:line="259" w:lineRule="auto"/>
+            </w:pPr>
+            <w:r>
+              <w:rPr>
+                <w:rFonts w:ascii="Calibri" w:hAnsi="Calibri" w:eastAsia="Microsoft YaHei"/>
+                <w:b w:val="0"/>
+                <w:color w:val="1F2937"/>
+                <w:sz w:val="16"/>
+              </w:rPr>
+              <w:t>独立开发、评审和验收</w:t>
+            </w:r>
+          </w:p>
+        </w:tc>
+      </w:tr>
+      <w:tr>
+        <w:trPr>
+          <w:cantSplit/>
+        </w:trPr>
+        <w:tc>
+          <w:tcPr>
+            <w:tcW w:type="dxa" w:w="936"/>
+            <w:tcMar>
+              <w:top w:w="75" w:type="dxa"/>
+              <w:start w:w="100" w:type="dxa"/>
+              <w:bottom w:w="75" w:type="dxa"/>
+              <w:end w:w="100" w:type="dxa"/>
+            </w:tcMar>
+            <w:vAlign w:val="center"/>
+          </w:tcPr>
+          <w:p>
+            <w:pPr>
+              <w:spacing w:after="0" w:line="259" w:lineRule="auto"/>
+            </w:pPr>
+            <w:r>
+              <w:rPr>
+                <w:rFonts w:ascii="Calibri" w:hAnsi="Calibri" w:eastAsia="Microsoft YaHei"/>
+                <w:b w:val="0"/>
+                <w:color w:val="1F2937"/>
+                <w:sz w:val="16"/>
+              </w:rPr>
+              <w:t>29</w:t>
+            </w:r>
+          </w:p>
+        </w:tc>
+        <w:tc>
+          <w:tcPr>
+            <w:tcW w:type="dxa" w:w="3600"/>
+            <w:tcMar>
+              <w:top w:w="75" w:type="dxa"/>
+              <w:start w:w="100" w:type="dxa"/>
+              <w:bottom w:w="75" w:type="dxa"/>
+              <w:end w:w="100" w:type="dxa"/>
+            </w:tcMar>
+            <w:vAlign w:val="center"/>
+          </w:tcPr>
+          <w:p>
+            <w:pPr>
+              <w:spacing w:after="0" w:line="259" w:lineRule="auto"/>
+            </w:pPr>
+            <w:r>
+              <w:rPr>
+                <w:rFonts w:ascii="Calibri" w:hAnsi="Calibri" w:eastAsia="Microsoft YaHei"/>
+                <w:b w:val="0"/>
+                <w:color w:val="1F2937"/>
+                <w:sz w:val="16"/>
+              </w:rPr>
+              <w:t>角色与权限 PRD</w:t>
+            </w:r>
+          </w:p>
+        </w:tc>
+        <w:tc>
+          <w:tcPr>
+            <w:tcW w:type="dxa" w:w="2088"/>
+            <w:tcMar>
+              <w:top w:w="75" w:type="dxa"/>
+              <w:start w:w="100" w:type="dxa"/>
+              <w:bottom w:w="75" w:type="dxa"/>
+              <w:end w:w="100" w:type="dxa"/>
+            </w:tcMar>
+            <w:vAlign w:val="center"/>
+          </w:tcPr>
+          <w:p>
+            <w:pPr>
+              <w:spacing w:after="0" w:line="259" w:lineRule="auto"/>
+            </w:pPr>
+            <w:r>
+              <w:rPr>
+                <w:rFonts w:ascii="Calibri" w:hAnsi="Calibri" w:eastAsia="Microsoft YaHei"/>
+                <w:b w:val="0"/>
+                <w:color w:val="1F2937"/>
+                <w:sz w:val="16"/>
+              </w:rPr>
+              <w:t>组织与权限</w:t>
+            </w:r>
+          </w:p>
+        </w:tc>
+        <w:tc>
+          <w:tcPr>
+            <w:tcW w:type="dxa" w:w="3600"/>
+            <w:tcMar>
+              <w:top w:w="75" w:type="dxa"/>
+              <w:start w:w="100" w:type="dxa"/>
+              <w:bottom w:w="75" w:type="dxa"/>
+              <w:end w:w="100" w:type="dxa"/>
+            </w:tcMar>
+            <w:vAlign w:val="center"/>
+          </w:tcPr>
+          <w:p>
+            <w:pPr>
+              <w:spacing w:after="0" w:line="259" w:lineRule="auto"/>
+            </w:pPr>
+            <w:r>
+              <w:rPr>
+                <w:rFonts w:ascii="Calibri" w:hAnsi="Calibri" w:eastAsia="Microsoft YaHei"/>
+                <w:b w:val="0"/>
+                <w:color w:val="1F2937"/>
+                <w:sz w:val="16"/>
+              </w:rPr>
+              <w:t>独立开发、评审和验收</w:t>
+            </w:r>
+          </w:p>
+        </w:tc>
+      </w:tr>
+      <w:tr>
+        <w:trPr>
+          <w:cantSplit/>
+        </w:trPr>
+        <w:tc>
+          <w:tcPr>
+            <w:tcW w:type="dxa" w:w="936"/>
+            <w:tcMar>
+              <w:top w:w="75" w:type="dxa"/>
+              <w:start w:w="100" w:type="dxa"/>
+              <w:bottom w:w="75" w:type="dxa"/>
+              <w:end w:w="100" w:type="dxa"/>
+            </w:tcMar>
+            <w:vAlign w:val="center"/>
+            <w:shd w:fill="F4F7FB"/>
+          </w:tcPr>
+          <w:p>
+            <w:pPr>
+              <w:spacing w:after="0" w:line="259" w:lineRule="auto"/>
+            </w:pPr>
+            <w:r>
+              <w:rPr>
+                <w:rFonts w:ascii="Calibri" w:hAnsi="Calibri" w:eastAsia="Microsoft YaHei"/>
+                <w:b w:val="0"/>
+                <w:color w:val="1F2937"/>
+                <w:sz w:val="16"/>
+              </w:rPr>
+              <w:t>30</w:t>
+            </w:r>
+          </w:p>
+        </w:tc>
+        <w:tc>
+          <w:tcPr>
+            <w:tcW w:type="dxa" w:w="3600"/>
+            <w:tcMar>
+              <w:top w:w="75" w:type="dxa"/>
+              <w:start w:w="100" w:type="dxa"/>
+              <w:bottom w:w="75" w:type="dxa"/>
+              <w:end w:w="100" w:type="dxa"/>
+            </w:tcMar>
+            <w:vAlign w:val="center"/>
+            <w:shd w:fill="F4F7FB"/>
+          </w:tcPr>
+          <w:p>
+            <w:pPr>
+              <w:spacing w:after="0" w:line="259" w:lineRule="auto"/>
+            </w:pPr>
+            <w:r>
+              <w:rPr>
+                <w:rFonts w:ascii="Calibri" w:hAnsi="Calibri" w:eastAsia="Microsoft YaHei"/>
+                <w:b w:val="0"/>
+                <w:color w:val="1F2937"/>
+                <w:sz w:val="16"/>
+              </w:rPr>
+              <w:t>操作审计 PRD</w:t>
+            </w:r>
+          </w:p>
+        </w:tc>
+        <w:tc>
+          <w:tcPr>
+            <w:tcW w:type="dxa" w:w="2088"/>
+            <w:tcMar>
+              <w:top w:w="75" w:type="dxa"/>
+              <w:start w:w="100" w:type="dxa"/>
+              <w:bottom w:w="75" w:type="dxa"/>
+              <w:end w:w="100" w:type="dxa"/>
+            </w:tcMar>
+            <w:vAlign w:val="center"/>
+            <w:shd w:fill="F4F7FB"/>
+          </w:tcPr>
+          <w:p>
+            <w:pPr>
+              <w:spacing w:after="0" w:line="259" w:lineRule="auto"/>
+            </w:pPr>
+            <w:r>
+              <w:rPr>
+                <w:rFonts w:ascii="Calibri" w:hAnsi="Calibri" w:eastAsia="Microsoft YaHei"/>
+                <w:b w:val="0"/>
+                <w:color w:val="1F2937"/>
+                <w:sz w:val="16"/>
+              </w:rPr>
+              <w:t>组织与权限</w:t>
+            </w:r>
+          </w:p>
+        </w:tc>
+        <w:tc>
+          <w:tcPr>
+            <w:tcW w:type="dxa" w:w="3600"/>
+            <w:tcMar>
+              <w:top w:w="75" w:type="dxa"/>
+              <w:start w:w="100" w:type="dxa"/>
+              <w:bottom w:w="75" w:type="dxa"/>
+              <w:end w:w="100" w:type="dxa"/>
+            </w:tcMar>
+            <w:vAlign w:val="center"/>
+            <w:shd w:fill="F4F7FB"/>
+          </w:tcPr>
+          <w:p>
+            <w:pPr>
+              <w:spacing w:after="0" w:line="259" w:lineRule="auto"/>
+            </w:pPr>
+            <w:r>
+              <w:rPr>
+                <w:rFonts w:ascii="Calibri" w:hAnsi="Calibri" w:eastAsia="Microsoft YaHei"/>
+                <w:b w:val="0"/>
+                <w:color w:val="1F2937"/>
+                <w:sz w:val="16"/>
+              </w:rPr>
+              <w:t>独立开发、评审和验收</w:t>
+            </w:r>
+          </w:p>
+        </w:tc>
+      </w:tr>
+      <w:tr>
+        <w:trPr>
+          <w:cantSplit/>
+        </w:trPr>
+        <w:tc>
+          <w:tcPr>
+            <w:tcW w:type="dxa" w:w="936"/>
+            <w:tcMar>
+              <w:top w:w="75" w:type="dxa"/>
+              <w:start w:w="100" w:type="dxa"/>
+              <w:bottom w:w="75" w:type="dxa"/>
+              <w:end w:w="100" w:type="dxa"/>
+            </w:tcMar>
+            <w:vAlign w:val="center"/>
+          </w:tcPr>
+          <w:p>
+            <w:pPr>
+              <w:spacing w:after="0" w:line="259" w:lineRule="auto"/>
+            </w:pPr>
+            <w:r>
+              <w:rPr>
+                <w:rFonts w:ascii="Calibri" w:hAnsi="Calibri" w:eastAsia="Microsoft YaHei"/>
+                <w:b w:val="0"/>
+                <w:color w:val="1F2937"/>
+                <w:sz w:val="16"/>
+              </w:rPr>
+              <w:t>31</w:t>
+            </w:r>
+          </w:p>
+        </w:tc>
+        <w:tc>
+          <w:tcPr>
+            <w:tcW w:type="dxa" w:w="3600"/>
+            <w:tcMar>
+              <w:top w:w="75" w:type="dxa"/>
+              <w:start w:w="100" w:type="dxa"/>
+              <w:bottom w:w="75" w:type="dxa"/>
+              <w:end w:w="100" w:type="dxa"/>
+            </w:tcMar>
+            <w:vAlign w:val="center"/>
+          </w:tcPr>
+          <w:p>
+            <w:pPr>
+              <w:spacing w:after="0" w:line="259" w:lineRule="auto"/>
+            </w:pPr>
+            <w:r>
+              <w:rPr>
+                <w:rFonts w:ascii="Calibri" w:hAnsi="Calibri" w:eastAsia="Microsoft YaHei"/>
+                <w:b w:val="0"/>
+                <w:color w:val="1F2937"/>
+                <w:sz w:val="16"/>
+              </w:rPr>
+              <w:t>跨端API契约 PRD</w:t>
+            </w:r>
+          </w:p>
+        </w:tc>
+        <w:tc>
+          <w:tcPr>
+            <w:tcW w:type="dxa" w:w="2088"/>
+            <w:tcMar>
+              <w:top w:w="75" w:type="dxa"/>
+              <w:start w:w="100" w:type="dxa"/>
+              <w:bottom w:w="75" w:type="dxa"/>
+              <w:end w:w="100" w:type="dxa"/>
+            </w:tcMar>
+            <w:vAlign w:val="center"/>
+          </w:tcPr>
+          <w:p>
+            <w:pPr>
+              <w:spacing w:after="0" w:line="259" w:lineRule="auto"/>
+            </w:pPr>
+            <w:r>
+              <w:rPr>
+                <w:rFonts w:ascii="Calibri" w:hAnsi="Calibri" w:eastAsia="Microsoft YaHei"/>
+                <w:b w:val="0"/>
+                <w:color w:val="1F2937"/>
+                <w:sz w:val="16"/>
+              </w:rPr>
+              <w:t>平台能力</w:t>
+            </w:r>
+          </w:p>
+        </w:tc>
+        <w:tc>
+          <w:tcPr>
+            <w:tcW w:type="dxa" w:w="3600"/>
+            <w:tcMar>
+              <w:top w:w="75" w:type="dxa"/>
+              <w:start w:w="100" w:type="dxa"/>
+              <w:bottom w:w="75" w:type="dxa"/>
+              <w:end w:w="100" w:type="dxa"/>
+            </w:tcMar>
+            <w:vAlign w:val="center"/>
+          </w:tcPr>
+          <w:p>
+            <w:pPr>
+              <w:spacing w:after="0" w:line="259" w:lineRule="auto"/>
+            </w:pPr>
+            <w:r>
+              <w:rPr>
+                <w:rFonts w:ascii="Calibri" w:hAnsi="Calibri" w:eastAsia="Microsoft YaHei"/>
+                <w:b w:val="0"/>
+                <w:color w:val="1F2937"/>
+                <w:sz w:val="16"/>
+              </w:rPr>
+              <w:t>独立开发、评审和验收</w:t>
+            </w:r>
+          </w:p>
+        </w:tc>
+      </w:tr>
+      <w:tr>
+        <w:trPr>
+          <w:cantSplit/>
+        </w:trPr>
+        <w:tc>
+          <w:tcPr>
+            <w:tcW w:type="dxa" w:w="936"/>
+            <w:tcMar>
+              <w:top w:w="75" w:type="dxa"/>
+              <w:start w:w="100" w:type="dxa"/>
+              <w:bottom w:w="75" w:type="dxa"/>
+              <w:end w:w="100" w:type="dxa"/>
+            </w:tcMar>
+            <w:vAlign w:val="center"/>
+            <w:shd w:fill="F4F7FB"/>
+          </w:tcPr>
+          <w:p>
+            <w:pPr>
+              <w:spacing w:after="0" w:line="259" w:lineRule="auto"/>
+            </w:pPr>
+            <w:r>
+              <w:rPr>
+                <w:rFonts w:ascii="Calibri" w:hAnsi="Calibri" w:eastAsia="Microsoft YaHei"/>
+                <w:b w:val="0"/>
+                <w:color w:val="1F2937"/>
+                <w:sz w:val="16"/>
+              </w:rPr>
+              <w:t>32</w:t>
+            </w:r>
+          </w:p>
+        </w:tc>
+        <w:tc>
+          <w:tcPr>
+            <w:tcW w:type="dxa" w:w="3600"/>
+            <w:tcMar>
+              <w:top w:w="75" w:type="dxa"/>
+              <w:start w:w="100" w:type="dxa"/>
+              <w:bottom w:w="75" w:type="dxa"/>
+              <w:end w:w="100" w:type="dxa"/>
+            </w:tcMar>
+            <w:vAlign w:val="center"/>
+            <w:shd w:fill="F4F7FB"/>
+          </w:tcPr>
+          <w:p>
+            <w:pPr>
+              <w:spacing w:after="0" w:line="259" w:lineRule="auto"/>
+            </w:pPr>
+            <w:r>
+              <w:rPr>
+                <w:rFonts w:ascii="Calibri" w:hAnsi="Calibri" w:eastAsia="Microsoft YaHei"/>
+                <w:b w:val="0"/>
+                <w:color w:val="1F2937"/>
+                <w:sz w:val="16"/>
+              </w:rPr>
+              <w:t>领域事件总线 PRD</w:t>
+            </w:r>
+          </w:p>
+        </w:tc>
+        <w:tc>
+          <w:tcPr>
+            <w:tcW w:type="dxa" w:w="2088"/>
+            <w:tcMar>
+              <w:top w:w="75" w:type="dxa"/>
+              <w:start w:w="100" w:type="dxa"/>
+              <w:bottom w:w="75" w:type="dxa"/>
+              <w:end w:w="100" w:type="dxa"/>
+            </w:tcMar>
+            <w:vAlign w:val="center"/>
+            <w:shd w:fill="F4F7FB"/>
+          </w:tcPr>
+          <w:p>
+            <w:pPr>
+              <w:spacing w:after="0" w:line="259" w:lineRule="auto"/>
+            </w:pPr>
+            <w:r>
+              <w:rPr>
+                <w:rFonts w:ascii="Calibri" w:hAnsi="Calibri" w:eastAsia="Microsoft YaHei"/>
+                <w:b w:val="0"/>
+                <w:color w:val="1F2937"/>
+                <w:sz w:val="16"/>
+              </w:rPr>
+              <w:t>平台能力</w:t>
+            </w:r>
+          </w:p>
+        </w:tc>
+        <w:tc>
+          <w:tcPr>
+            <w:tcW w:type="dxa" w:w="3600"/>
+            <w:tcMar>
+              <w:top w:w="75" w:type="dxa"/>
+              <w:start w:w="100" w:type="dxa"/>
+              <w:bottom w:w="75" w:type="dxa"/>
+              <w:end w:w="100" w:type="dxa"/>
+            </w:tcMar>
+            <w:vAlign w:val="center"/>
+            <w:shd w:fill="F4F7FB"/>
+          </w:tcPr>
+          <w:p>
+            <w:pPr>
+              <w:spacing w:after="0" w:line="259" w:lineRule="auto"/>
+            </w:pPr>
+            <w:r>
+              <w:rPr>
+                <w:rFonts w:ascii="Calibri" w:hAnsi="Calibri" w:eastAsia="Microsoft YaHei"/>
+                <w:b w:val="0"/>
+                <w:color w:val="1F2937"/>
+                <w:sz w:val="16"/>
+              </w:rPr>
+              <w:t>独立开发、评审和验收</w:t>
+            </w:r>
+          </w:p>
+        </w:tc>
+      </w:tr>
+      <w:tr>
+        <w:trPr>
+          <w:cantSplit/>
+        </w:trPr>
+        <w:tc>
+          <w:tcPr>
+            <w:tcW w:type="dxa" w:w="936"/>
+            <w:tcMar>
+              <w:top w:w="75" w:type="dxa"/>
+              <w:start w:w="100" w:type="dxa"/>
+              <w:bottom w:w="75" w:type="dxa"/>
+              <w:end w:w="100" w:type="dxa"/>
+            </w:tcMar>
+            <w:vAlign w:val="center"/>
+          </w:tcPr>
+          <w:p>
+            <w:pPr>
+              <w:spacing w:after="0" w:line="259" w:lineRule="auto"/>
+            </w:pPr>
+            <w:r>
+              <w:rPr>
+                <w:rFonts w:ascii="Calibri" w:hAnsi="Calibri" w:eastAsia="Microsoft YaHei"/>
+                <w:b w:val="0"/>
+                <w:color w:val="1F2937"/>
+                <w:sz w:val="16"/>
+              </w:rPr>
+              <w:t>33</w:t>
+            </w:r>
+          </w:p>
+        </w:tc>
+        <w:tc>
+          <w:tcPr>
+            <w:tcW w:type="dxa" w:w="3600"/>
+            <w:tcMar>
+              <w:top w:w="75" w:type="dxa"/>
+              <w:start w:w="100" w:type="dxa"/>
+              <w:bottom w:w="75" w:type="dxa"/>
+              <w:end w:w="100" w:type="dxa"/>
+            </w:tcMar>
+            <w:vAlign w:val="center"/>
+          </w:tcPr>
+          <w:p>
+            <w:pPr>
+              <w:spacing w:after="0" w:line="259" w:lineRule="auto"/>
+            </w:pPr>
+            <w:r>
+              <w:rPr>
+                <w:rFonts w:ascii="Calibri" w:hAnsi="Calibri" w:eastAsia="Microsoft YaHei"/>
+                <w:b w:val="0"/>
+                <w:color w:val="1F2937"/>
+                <w:sz w:val="16"/>
+              </w:rPr>
+              <w:t>通知中心 PRD</w:t>
+            </w:r>
+          </w:p>
+        </w:tc>
+        <w:tc>
+          <w:tcPr>
+            <w:tcW w:type="dxa" w:w="2088"/>
+            <w:tcMar>
+              <w:top w:w="75" w:type="dxa"/>
+              <w:start w:w="100" w:type="dxa"/>
+              <w:bottom w:w="75" w:type="dxa"/>
+              <w:end w:w="100" w:type="dxa"/>
+            </w:tcMar>
+            <w:vAlign w:val="center"/>
+          </w:tcPr>
+          <w:p>
+            <w:pPr>
+              <w:spacing w:after="0" w:line="259" w:lineRule="auto"/>
+            </w:pPr>
+            <w:r>
+              <w:rPr>
+                <w:rFonts w:ascii="Calibri" w:hAnsi="Calibri" w:eastAsia="Microsoft YaHei"/>
+                <w:b w:val="0"/>
+                <w:color w:val="1F2937"/>
+                <w:sz w:val="16"/>
+              </w:rPr>
+              <w:t>平台能力</w:t>
+            </w:r>
+          </w:p>
+        </w:tc>
+        <w:tc>
+          <w:tcPr>
+            <w:tcW w:type="dxa" w:w="3600"/>
+            <w:tcMar>
+              <w:top w:w="75" w:type="dxa"/>
+              <w:start w:w="100" w:type="dxa"/>
+              <w:bottom w:w="75" w:type="dxa"/>
+              <w:end w:w="100" w:type="dxa"/>
+            </w:tcMar>
+            <w:vAlign w:val="center"/>
+          </w:tcPr>
+          <w:p>
+            <w:pPr>
+              <w:spacing w:after="0" w:line="259" w:lineRule="auto"/>
+            </w:pPr>
+            <w:r>
+              <w:rPr>
+                <w:rFonts w:ascii="Calibri" w:hAnsi="Calibri" w:eastAsia="Microsoft YaHei"/>
+                <w:b w:val="0"/>
+                <w:color w:val="1F2937"/>
+                <w:sz w:val="16"/>
+              </w:rPr>
+              <w:t>独立开发、评审和验收</w:t>
+            </w:r>
+          </w:p>
+        </w:tc>
+      </w:tr>
+      <w:tr>
+        <w:trPr>
+          <w:cantSplit/>
+        </w:trPr>
+        <w:tc>
+          <w:tcPr>
+            <w:tcW w:type="dxa" w:w="936"/>
+            <w:tcMar>
+              <w:top w:w="75" w:type="dxa"/>
+              <w:start w:w="100" w:type="dxa"/>
+              <w:bottom w:w="75" w:type="dxa"/>
+              <w:end w:w="100" w:type="dxa"/>
+            </w:tcMar>
+            <w:vAlign w:val="center"/>
+            <w:shd w:fill="F4F7FB"/>
+          </w:tcPr>
+          <w:p>
+            <w:pPr>
+              <w:spacing w:after="0" w:line="259" w:lineRule="auto"/>
+            </w:pPr>
+            <w:r>
+              <w:rPr>
+                <w:rFonts w:ascii="Calibri" w:hAnsi="Calibri" w:eastAsia="Microsoft YaHei"/>
+                <w:b w:val="0"/>
+                <w:color w:val="1F2937"/>
+                <w:sz w:val="16"/>
+              </w:rPr>
+              <w:t>34</w:t>
+            </w:r>
+          </w:p>
+        </w:tc>
+        <w:tc>
+          <w:tcPr>
+            <w:tcW w:type="dxa" w:w="3600"/>
+            <w:tcMar>
+              <w:top w:w="75" w:type="dxa"/>
+              <w:start w:w="100" w:type="dxa"/>
+              <w:bottom w:w="75" w:type="dxa"/>
+              <w:end w:w="100" w:type="dxa"/>
+            </w:tcMar>
+            <w:vAlign w:val="center"/>
+            <w:shd w:fill="F4F7FB"/>
+          </w:tcPr>
+          <w:p>
+            <w:pPr>
+              <w:spacing w:after="0" w:line="259" w:lineRule="auto"/>
+            </w:pPr>
+            <w:r>
+              <w:rPr>
+                <w:rFonts w:ascii="Calibri" w:hAnsi="Calibri" w:eastAsia="Microsoft YaHei"/>
+                <w:b w:val="0"/>
+                <w:color w:val="1F2937"/>
+                <w:sz w:val="16"/>
+              </w:rPr>
+              <w:t>数据迁移 PRD</w:t>
+            </w:r>
+          </w:p>
+        </w:tc>
+        <w:tc>
+          <w:tcPr>
+            <w:tcW w:type="dxa" w:w="2088"/>
+            <w:tcMar>
+              <w:top w:w="75" w:type="dxa"/>
+              <w:start w:w="100" w:type="dxa"/>
+              <w:bottom w:w="75" w:type="dxa"/>
+              <w:end w:w="100" w:type="dxa"/>
+            </w:tcMar>
+            <w:vAlign w:val="center"/>
+            <w:shd w:fill="F4F7FB"/>
+          </w:tcPr>
+          <w:p>
+            <w:pPr>
+              <w:spacing w:after="0" w:line="259" w:lineRule="auto"/>
+            </w:pPr>
+            <w:r>
+              <w:rPr>
+                <w:rFonts w:ascii="Calibri" w:hAnsi="Calibri" w:eastAsia="Microsoft YaHei"/>
+                <w:b w:val="0"/>
+                <w:color w:val="1F2937"/>
+                <w:sz w:val="16"/>
+              </w:rPr>
+              <w:t>平台能力</w:t>
+            </w:r>
+          </w:p>
+        </w:tc>
+        <w:tc>
+          <w:tcPr>
+            <w:tcW w:type="dxa" w:w="3600"/>
+            <w:tcMar>
+              <w:top w:w="75" w:type="dxa"/>
+              <w:start w:w="100" w:type="dxa"/>
+              <w:bottom w:w="75" w:type="dxa"/>
+              <w:end w:w="100" w:type="dxa"/>
+            </w:tcMar>
+            <w:vAlign w:val="center"/>
+            <w:shd w:fill="F4F7FB"/>
+          </w:tcPr>
+          <w:p>
+            <w:pPr>
+              <w:spacing w:after="0" w:line="259" w:lineRule="auto"/>
+            </w:pPr>
+            <w:r>
+              <w:rPr>
+                <w:rFonts w:ascii="Calibri" w:hAnsi="Calibri" w:eastAsia="Microsoft YaHei"/>
+                <w:b w:val="0"/>
+                <w:color w:val="1F2937"/>
+                <w:sz w:val="16"/>
+              </w:rPr>
+              <w:t>独立开发、评审和验收</w:t>
+            </w:r>
+          </w:p>
+        </w:tc>
+      </w:tr>
+      <w:tr>
+        <w:trPr>
+          <w:cantSplit/>
+        </w:trPr>
+        <w:tc>
+          <w:tcPr>
+            <w:tcW w:type="dxa" w:w="936"/>
+            <w:tcMar>
+              <w:top w:w="75" w:type="dxa"/>
+              <w:start w:w="100" w:type="dxa"/>
+              <w:bottom w:w="75" w:type="dxa"/>
+              <w:end w:w="100" w:type="dxa"/>
+            </w:tcMar>
+            <w:vAlign w:val="center"/>
+          </w:tcPr>
+          <w:p>
+            <w:pPr>
+              <w:spacing w:after="0" w:line="259" w:lineRule="auto"/>
+            </w:pPr>
+            <w:r>
+              <w:rPr>
+                <w:rFonts w:ascii="Calibri" w:hAnsi="Calibri" w:eastAsia="Microsoft YaHei"/>
+                <w:b w:val="0"/>
+                <w:color w:val="1F2937"/>
+                <w:sz w:val="16"/>
+              </w:rPr>
+              <w:t>35</w:t>
+            </w:r>
+          </w:p>
+        </w:tc>
+        <w:tc>
+          <w:tcPr>
+            <w:tcW w:type="dxa" w:w="3600"/>
+            <w:tcMar>
+              <w:top w:w="75" w:type="dxa"/>
+              <w:start w:w="100" w:type="dxa"/>
+              <w:bottom w:w="75" w:type="dxa"/>
+              <w:end w:w="100" w:type="dxa"/>
+            </w:tcMar>
+            <w:vAlign w:val="center"/>
+          </w:tcPr>
+          <w:p>
+            <w:pPr>
+              <w:spacing w:after="0" w:line="259" w:lineRule="auto"/>
+            </w:pPr>
+            <w:r>
+              <w:rPr>
+                <w:rFonts w:ascii="Calibri" w:hAnsi="Calibri" w:eastAsia="Microsoft YaHei"/>
+                <w:b w:val="0"/>
+                <w:color w:val="1F2937"/>
+                <w:sz w:val="16"/>
+              </w:rPr>
+              <w:t>系统监控与运维 PRD</w:t>
+            </w:r>
+          </w:p>
+        </w:tc>
+        <w:tc>
+          <w:tcPr>
+            <w:tcW w:type="dxa" w:w="2088"/>
+            <w:tcMar>
+              <w:top w:w="75" w:type="dxa"/>
+              <w:start w:w="100" w:type="dxa"/>
+              <w:bottom w:w="75" w:type="dxa"/>
+              <w:end w:w="100" w:type="dxa"/>
+            </w:tcMar>
+            <w:vAlign w:val="center"/>
+          </w:tcPr>
+          <w:p>
+            <w:pPr>
+              <w:spacing w:after="0" w:line="259" w:lineRule="auto"/>
+            </w:pPr>
+            <w:r>
+              <w:rPr>
+                <w:rFonts w:ascii="Calibri" w:hAnsi="Calibri" w:eastAsia="Microsoft YaHei"/>
+                <w:b w:val="0"/>
+                <w:color w:val="1F2937"/>
+                <w:sz w:val="16"/>
+              </w:rPr>
+              <w:t>平台能力</w:t>
+            </w:r>
+          </w:p>
+        </w:tc>
+        <w:tc>
+          <w:tcPr>
+            <w:tcW w:type="dxa" w:w="3600"/>
+            <w:tcMar>
+              <w:top w:w="75" w:type="dxa"/>
+              <w:start w:w="100" w:type="dxa"/>
+              <w:bottom w:w="75" w:type="dxa"/>
+              <w:end w:w="100" w:type="dxa"/>
+            </w:tcMar>
+            <w:vAlign w:val="center"/>
+          </w:tcPr>
+          <w:p>
+            <w:pPr>
+              <w:spacing w:after="0" w:line="259" w:lineRule="auto"/>
+            </w:pPr>
+            <w:r>
+              <w:rPr>
+                <w:rFonts w:ascii="Calibri" w:hAnsi="Calibri" w:eastAsia="Microsoft YaHei"/>
+                <w:b w:val="0"/>
+                <w:color w:val="1F2937"/>
+                <w:sz w:val="16"/>
+              </w:rPr>
+              <w:t>独立开发、评审和验收</w:t>
             </w:r>
           </w:p>
         </w:tc>
@@ -3582,7 +4567,7 @@
     </w:tbl>
     <w:p>
       <w:pPr>
-        <w:spacing w:after="20"/>
+        <w:spacing w:after="0"/>
       </w:pPr>
     </w:p>
     <w:p>
@@ -3590,55 +4575,7 @@
         <w:pStyle w:val="Heading1"/>
       </w:pPr>
       <w:r>
-        <w:t>13. 待业务确认与实施依赖</w:t>
-      </w:r>
-    </w:p>
-    <w:p>
-      <w:pPr>
-        <w:pStyle w:val="ListBullet"/>
-        <w:keepNext/>
-      </w:pPr>
-      <w:r>
-        <w:rPr>
-          <w:rFonts w:ascii="Arial" w:hAnsi="Arial" w:eastAsia="Microsoft YaHei"/>
-          <w:b w:val="0"/>
-          <w:i w:val="0"/>
-          <w:color w:val="29242D"/>
-          <w:sz w:val="20"/>
-        </w:rPr>
-        <w:t>状态文案、SLA/提醒阈值、审批角色、通知渠道和保留期需在开发前冻结为配置表。</w:t>
-      </w:r>
-    </w:p>
-    <w:p>
-      <w:pPr>
-        <w:pStyle w:val="ListBullet"/>
-        <w:keepNext/>
-      </w:pPr>
-      <w:r>
-        <w:rPr>
-          <w:rFonts w:ascii="Arial" w:hAnsi="Arial" w:eastAsia="Microsoft YaHei"/>
-          <w:b w:val="0"/>
-          <w:i w:val="0"/>
-          <w:color w:val="29242D"/>
-          <w:sz w:val="20"/>
-        </w:rPr>
-        <w:t>支付、电子签约、物流、WhatsApp/媒体、电话线路等仅在账号、API、模板、合规授权齐备后启用。</w:t>
-      </w:r>
-    </w:p>
-    <w:p>
-      <w:pPr>
-        <w:pStyle w:val="ListBullet"/>
-        <w:keepNext/>
-      </w:pPr>
-      <w:r>
-        <w:rPr>
-          <w:rFonts w:ascii="Arial" w:hAnsi="Arial" w:eastAsia="Microsoft YaHei"/>
-          <w:b w:val="0"/>
-          <w:i w:val="0"/>
-          <w:color w:val="29242D"/>
-          <w:sz w:val="20"/>
-        </w:rPr>
-        <w:t>现有OSS字段、枚举、编号生成和批核规则需通过样本数据再次确认；差异进入映射表，不在前端硬适配。</w:t>
+        <w:t>4 跨端总体规则</w:t>
       </w:r>
     </w:p>
     <w:p>
@@ -3646,21 +4583,957 @@
         <w:pStyle w:val="ListBullet"/>
       </w:pPr>
       <w:r>
-        <w:rPr>
-          <w:rFonts w:ascii="Arial" w:hAnsi="Arial" w:eastAsia="Microsoft YaHei"/>
-          <w:b w:val="0"/>
-          <w:i w:val="0"/>
-          <w:color w:val="29242D"/>
-          <w:sz w:val="20"/>
-        </w:rPr>
-        <w:t>所有P0需求进入接口契约、状态机自动化测试与UAT；P1按一期排期和依赖评审。</w:t>
+        <w:t>客户小程序只操作本人订单、预约、合同、保单、续租、退租和转仓申请</w:t>
+      </w:r>
+    </w:p>
+    <w:p>
+      <w:pPr>
+        <w:pStyle w:val="ListBullet"/>
+      </w:pPr>
+      <w:r>
+        <w:t>工单小程序只操作本人或团队工单，节点结果回写运营后台</w:t>
+      </w:r>
+    </w:p>
+    <w:p>
+      <w:pPr>
+        <w:pStyle w:val="ListBullet"/>
+      </w:pPr>
+      <w:r>
+        <w:t>AIWA只能通过白名单工具创建建议、线索或任务，不自动批准付款、退款、折扣和权限</w:t>
+      </w:r>
+    </w:p>
+    <w:p>
+      <w:pPr>
+        <w:pStyle w:val="ListBullet"/>
+      </w:pPr>
+      <w:r>
+        <w:t>所有写操作使用clientRequestId和expectedVersion</w:t>
+      </w:r>
+    </w:p>
+    <w:p>
+      <w:pPr>
+        <w:pStyle w:val="ListBullet"/>
+      </w:pPr>
+      <w:r>
+        <w:t>跨端深链打开后重新校验登录、数据范围、对象状态和allowedActions</w:t>
+      </w:r>
+    </w:p>
+    <w:p>
+      <w:pPr>
+        <w:pStyle w:val="Heading1"/>
+      </w:pPr>
+      <w:r>
+        <w:t>5 BPMN流程清单</w:t>
+      </w:r>
+    </w:p>
+    <w:tbl>
+      <w:tblPr>
+        <w:tblStyle w:val="TableGrid"/>
+        <w:tblW w:type="dxa" w:w="10224"/>
+        <w:jc w:val="center"/>
+        <w:tblLayout w:type="fixed"/>
+        <w:tblLook w:firstColumn="1" w:firstRow="1" w:lastColumn="0" w:lastRow="0" w:noHBand="0" w:noVBand="1" w:val="04A0"/>
+      </w:tblPr>
+      <w:tblGrid>
+        <w:gridCol w:w="2880"/>
+        <w:gridCol w:w="4608"/>
+        <w:gridCol w:w="2736"/>
+      </w:tblGrid>
+      <w:tr>
+        <w:trPr>
+          <w:tblHeader/>
+        </w:trPr>
+        <w:tc>
+          <w:tcPr>
+            <w:tcW w:type="dxa" w:w="2880"/>
+            <w:shd w:fill="17365D"/>
+            <w:tcMar>
+              <w:top w:w="75" w:type="dxa"/>
+              <w:start w:w="100" w:type="dxa"/>
+              <w:bottom w:w="75" w:type="dxa"/>
+              <w:end w:w="100" w:type="dxa"/>
+            </w:tcMar>
+            <w:vAlign w:val="center"/>
+          </w:tcPr>
+          <w:p>
+            <w:r>
+              <w:rPr>
+                <w:rFonts w:ascii="Calibri" w:hAnsi="Calibri" w:eastAsia="Microsoft YaHei"/>
+                <w:b/>
+                <w:color w:val="FFFFFF"/>
+                <w:sz w:val="17"/>
+              </w:rPr>
+              <w:t>流程</w:t>
+            </w:r>
+          </w:p>
+        </w:tc>
+        <w:tc>
+          <w:tcPr>
+            <w:tcW w:type="dxa" w:w="4608"/>
+            <w:shd w:fill="17365D"/>
+            <w:tcMar>
+              <w:top w:w="75" w:type="dxa"/>
+              <w:start w:w="100" w:type="dxa"/>
+              <w:bottom w:w="75" w:type="dxa"/>
+              <w:end w:w="100" w:type="dxa"/>
+            </w:tcMar>
+            <w:vAlign w:val="center"/>
+          </w:tcPr>
+          <w:p>
+            <w:r>
+              <w:rPr>
+                <w:rFonts w:ascii="Calibri" w:hAnsi="Calibri" w:eastAsia="Microsoft YaHei"/>
+                <w:b/>
+                <w:color w:val="FFFFFF"/>
+                <w:sz w:val="17"/>
+              </w:rPr>
+              <w:t>文件</w:t>
+            </w:r>
+          </w:p>
+        </w:tc>
+        <w:tc>
+          <w:tcPr>
+            <w:tcW w:type="dxa" w:w="2736"/>
+            <w:shd w:fill="17365D"/>
+            <w:tcMar>
+              <w:top w:w="75" w:type="dxa"/>
+              <w:start w:w="100" w:type="dxa"/>
+              <w:bottom w:w="75" w:type="dxa"/>
+              <w:end w:w="100" w:type="dxa"/>
+            </w:tcMar>
+            <w:vAlign w:val="center"/>
+          </w:tcPr>
+          <w:p>
+            <w:r>
+              <w:rPr>
+                <w:rFonts w:ascii="Calibri" w:hAnsi="Calibri" w:eastAsia="Microsoft YaHei"/>
+                <w:b/>
+                <w:color w:val="FFFFFF"/>
+                <w:sz w:val="17"/>
+              </w:rPr>
+              <w:t>格式</w:t>
+            </w:r>
+          </w:p>
+        </w:tc>
+      </w:tr>
+      <w:tr>
+        <w:trPr>
+          <w:cantSplit/>
+        </w:trPr>
+        <w:tc>
+          <w:tcPr>
+            <w:tcW w:type="dxa" w:w="2880"/>
+            <w:tcMar>
+              <w:top w:w="75" w:type="dxa"/>
+              <w:start w:w="100" w:type="dxa"/>
+              <w:bottom w:w="75" w:type="dxa"/>
+              <w:end w:w="100" w:type="dxa"/>
+            </w:tcMar>
+            <w:vAlign w:val="center"/>
+          </w:tcPr>
+          <w:p>
+            <w:pPr>
+              <w:spacing w:after="0" w:line="259" w:lineRule="auto"/>
+            </w:pPr>
+            <w:r>
+              <w:rPr>
+                <w:rFonts w:ascii="Calibri" w:hAnsi="Calibri" w:eastAsia="Microsoft YaHei"/>
+                <w:b w:val="0"/>
+                <w:color w:val="1F2937"/>
+                <w:sz w:val="17"/>
+              </w:rPr>
+              <w:t>工单</w:t>
+            </w:r>
+          </w:p>
+        </w:tc>
+        <w:tc>
+          <w:tcPr>
+            <w:tcW w:type="dxa" w:w="4608"/>
+            <w:tcMar>
+              <w:top w:w="75" w:type="dxa"/>
+              <w:start w:w="100" w:type="dxa"/>
+              <w:bottom w:w="75" w:type="dxa"/>
+              <w:end w:w="100" w:type="dxa"/>
+            </w:tcMar>
+            <w:vAlign w:val="center"/>
+          </w:tcPr>
+          <w:p>
+            <w:pPr>
+              <w:spacing w:after="0" w:line="259" w:lineRule="auto"/>
+            </w:pPr>
+            <w:r>
+              <w:rPr>
+                <w:rFonts w:ascii="Calibri" w:hAnsi="Calibri" w:eastAsia="Microsoft YaHei"/>
+                <w:b w:val="0"/>
+                <w:color w:val="1F2937"/>
+                <w:sz w:val="17"/>
+              </w:rPr>
+              <w:t>工单.bpmn</w:t>
+            </w:r>
+          </w:p>
+        </w:tc>
+        <w:tc>
+          <w:tcPr>
+            <w:tcW w:type="dxa" w:w="2736"/>
+            <w:tcMar>
+              <w:top w:w="75" w:type="dxa"/>
+              <w:start w:w="100" w:type="dxa"/>
+              <w:bottom w:w="75" w:type="dxa"/>
+              <w:end w:w="100" w:type="dxa"/>
+            </w:tcMar>
+            <w:vAlign w:val="center"/>
+          </w:tcPr>
+          <w:p>
+            <w:pPr>
+              <w:spacing w:after="0" w:line="259" w:lineRule="auto"/>
+            </w:pPr>
+            <w:r>
+              <w:rPr>
+                <w:rFonts w:ascii="Calibri" w:hAnsi="Calibri" w:eastAsia="Microsoft YaHei"/>
+                <w:b w:val="0"/>
+                <w:color w:val="1F2937"/>
+                <w:sz w:val="17"/>
+              </w:rPr>
+              <w:t>可编辑BPMN 2.0 XML</w:t>
+            </w:r>
+          </w:p>
+        </w:tc>
+      </w:tr>
+      <w:tr>
+        <w:trPr>
+          <w:cantSplit/>
+        </w:trPr>
+        <w:tc>
+          <w:tcPr>
+            <w:tcW w:type="dxa" w:w="2880"/>
+            <w:tcMar>
+              <w:top w:w="75" w:type="dxa"/>
+              <w:start w:w="100" w:type="dxa"/>
+              <w:bottom w:w="75" w:type="dxa"/>
+              <w:end w:w="100" w:type="dxa"/>
+            </w:tcMar>
+            <w:vAlign w:val="center"/>
+            <w:shd w:fill="F4F7FB"/>
+          </w:tcPr>
+          <w:p>
+            <w:pPr>
+              <w:spacing w:after="0" w:line="259" w:lineRule="auto"/>
+            </w:pPr>
+            <w:r>
+              <w:rPr>
+                <w:rFonts w:ascii="Calibri" w:hAnsi="Calibri" w:eastAsia="Microsoft YaHei"/>
+                <w:b w:val="0"/>
+                <w:color w:val="1F2937"/>
+                <w:sz w:val="17"/>
+              </w:rPr>
+              <w:t>签约付款</w:t>
+            </w:r>
+          </w:p>
+        </w:tc>
+        <w:tc>
+          <w:tcPr>
+            <w:tcW w:type="dxa" w:w="4608"/>
+            <w:tcMar>
+              <w:top w:w="75" w:type="dxa"/>
+              <w:start w:w="100" w:type="dxa"/>
+              <w:bottom w:w="75" w:type="dxa"/>
+              <w:end w:w="100" w:type="dxa"/>
+            </w:tcMar>
+            <w:vAlign w:val="center"/>
+            <w:shd w:fill="F4F7FB"/>
+          </w:tcPr>
+          <w:p>
+            <w:pPr>
+              <w:spacing w:after="0" w:line="259" w:lineRule="auto"/>
+            </w:pPr>
+            <w:r>
+              <w:rPr>
+                <w:rFonts w:ascii="Calibri" w:hAnsi="Calibri" w:eastAsia="Microsoft YaHei"/>
+                <w:b w:val="0"/>
+                <w:color w:val="1F2937"/>
+                <w:sz w:val="17"/>
+              </w:rPr>
+              <w:t>签约付款.bpmn</w:t>
+            </w:r>
+          </w:p>
+        </w:tc>
+        <w:tc>
+          <w:tcPr>
+            <w:tcW w:type="dxa" w:w="2736"/>
+            <w:tcMar>
+              <w:top w:w="75" w:type="dxa"/>
+              <w:start w:w="100" w:type="dxa"/>
+              <w:bottom w:w="75" w:type="dxa"/>
+              <w:end w:w="100" w:type="dxa"/>
+            </w:tcMar>
+            <w:vAlign w:val="center"/>
+            <w:shd w:fill="F4F7FB"/>
+          </w:tcPr>
+          <w:p>
+            <w:pPr>
+              <w:spacing w:after="0" w:line="259" w:lineRule="auto"/>
+            </w:pPr>
+            <w:r>
+              <w:rPr>
+                <w:rFonts w:ascii="Calibri" w:hAnsi="Calibri" w:eastAsia="Microsoft YaHei"/>
+                <w:b w:val="0"/>
+                <w:color w:val="1F2937"/>
+                <w:sz w:val="17"/>
+              </w:rPr>
+              <w:t>可编辑BPMN 2.0 XML</w:t>
+            </w:r>
+          </w:p>
+        </w:tc>
+      </w:tr>
+      <w:tr>
+        <w:trPr>
+          <w:cantSplit/>
+        </w:trPr>
+        <w:tc>
+          <w:tcPr>
+            <w:tcW w:type="dxa" w:w="2880"/>
+            <w:tcMar>
+              <w:top w:w="75" w:type="dxa"/>
+              <w:start w:w="100" w:type="dxa"/>
+              <w:bottom w:w="75" w:type="dxa"/>
+              <w:end w:w="100" w:type="dxa"/>
+            </w:tcMar>
+            <w:vAlign w:val="center"/>
+          </w:tcPr>
+          <w:p>
+            <w:pPr>
+              <w:spacing w:after="0" w:line="259" w:lineRule="auto"/>
+            </w:pPr>
+            <w:r>
+              <w:rPr>
+                <w:rFonts w:ascii="Calibri" w:hAnsi="Calibri" w:eastAsia="Microsoft YaHei"/>
+                <w:b w:val="0"/>
+                <w:color w:val="1F2937"/>
+                <w:sz w:val="17"/>
+              </w:rPr>
+              <w:t>续租</w:t>
+            </w:r>
+          </w:p>
+        </w:tc>
+        <w:tc>
+          <w:tcPr>
+            <w:tcW w:type="dxa" w:w="4608"/>
+            <w:tcMar>
+              <w:top w:w="75" w:type="dxa"/>
+              <w:start w:w="100" w:type="dxa"/>
+              <w:bottom w:w="75" w:type="dxa"/>
+              <w:end w:w="100" w:type="dxa"/>
+            </w:tcMar>
+            <w:vAlign w:val="center"/>
+          </w:tcPr>
+          <w:p>
+            <w:pPr>
+              <w:spacing w:after="0" w:line="259" w:lineRule="auto"/>
+            </w:pPr>
+            <w:r>
+              <w:rPr>
+                <w:rFonts w:ascii="Calibri" w:hAnsi="Calibri" w:eastAsia="Microsoft YaHei"/>
+                <w:b w:val="0"/>
+                <w:color w:val="1F2937"/>
+                <w:sz w:val="17"/>
+              </w:rPr>
+              <w:t>续租.bpmn</w:t>
+            </w:r>
+          </w:p>
+        </w:tc>
+        <w:tc>
+          <w:tcPr>
+            <w:tcW w:type="dxa" w:w="2736"/>
+            <w:tcMar>
+              <w:top w:w="75" w:type="dxa"/>
+              <w:start w:w="100" w:type="dxa"/>
+              <w:bottom w:w="75" w:type="dxa"/>
+              <w:end w:w="100" w:type="dxa"/>
+            </w:tcMar>
+            <w:vAlign w:val="center"/>
+          </w:tcPr>
+          <w:p>
+            <w:pPr>
+              <w:spacing w:after="0" w:line="259" w:lineRule="auto"/>
+            </w:pPr>
+            <w:r>
+              <w:rPr>
+                <w:rFonts w:ascii="Calibri" w:hAnsi="Calibri" w:eastAsia="Microsoft YaHei"/>
+                <w:b w:val="0"/>
+                <w:color w:val="1F2937"/>
+                <w:sz w:val="17"/>
+              </w:rPr>
+              <w:t>可编辑BPMN 2.0 XML</w:t>
+            </w:r>
+          </w:p>
+        </w:tc>
+      </w:tr>
+      <w:tr>
+        <w:trPr>
+          <w:cantSplit/>
+        </w:trPr>
+        <w:tc>
+          <w:tcPr>
+            <w:tcW w:type="dxa" w:w="2880"/>
+            <w:tcMar>
+              <w:top w:w="75" w:type="dxa"/>
+              <w:start w:w="100" w:type="dxa"/>
+              <w:bottom w:w="75" w:type="dxa"/>
+              <w:end w:w="100" w:type="dxa"/>
+            </w:tcMar>
+            <w:vAlign w:val="center"/>
+            <w:shd w:fill="F4F7FB"/>
+          </w:tcPr>
+          <w:p>
+            <w:pPr>
+              <w:spacing w:after="0" w:line="259" w:lineRule="auto"/>
+            </w:pPr>
+            <w:r>
+              <w:rPr>
+                <w:rFonts w:ascii="Calibri" w:hAnsi="Calibri" w:eastAsia="Microsoft YaHei"/>
+                <w:b w:val="0"/>
+                <w:color w:val="1F2937"/>
+                <w:sz w:val="17"/>
+              </w:rPr>
+              <w:t>营销核销</w:t>
+            </w:r>
+          </w:p>
+        </w:tc>
+        <w:tc>
+          <w:tcPr>
+            <w:tcW w:type="dxa" w:w="4608"/>
+            <w:tcMar>
+              <w:top w:w="75" w:type="dxa"/>
+              <w:start w:w="100" w:type="dxa"/>
+              <w:bottom w:w="75" w:type="dxa"/>
+              <w:end w:w="100" w:type="dxa"/>
+            </w:tcMar>
+            <w:vAlign w:val="center"/>
+            <w:shd w:fill="F4F7FB"/>
+          </w:tcPr>
+          <w:p>
+            <w:pPr>
+              <w:spacing w:after="0" w:line="259" w:lineRule="auto"/>
+            </w:pPr>
+            <w:r>
+              <w:rPr>
+                <w:rFonts w:ascii="Calibri" w:hAnsi="Calibri" w:eastAsia="Microsoft YaHei"/>
+                <w:b w:val="0"/>
+                <w:color w:val="1F2937"/>
+                <w:sz w:val="17"/>
+              </w:rPr>
+              <w:t>营销核销.bpmn</w:t>
+            </w:r>
+          </w:p>
+        </w:tc>
+        <w:tc>
+          <w:tcPr>
+            <w:tcW w:type="dxa" w:w="2736"/>
+            <w:tcMar>
+              <w:top w:w="75" w:type="dxa"/>
+              <w:start w:w="100" w:type="dxa"/>
+              <w:bottom w:w="75" w:type="dxa"/>
+              <w:end w:w="100" w:type="dxa"/>
+            </w:tcMar>
+            <w:vAlign w:val="center"/>
+            <w:shd w:fill="F4F7FB"/>
+          </w:tcPr>
+          <w:p>
+            <w:pPr>
+              <w:spacing w:after="0" w:line="259" w:lineRule="auto"/>
+            </w:pPr>
+            <w:r>
+              <w:rPr>
+                <w:rFonts w:ascii="Calibri" w:hAnsi="Calibri" w:eastAsia="Microsoft YaHei"/>
+                <w:b w:val="0"/>
+                <w:color w:val="1F2937"/>
+                <w:sz w:val="17"/>
+              </w:rPr>
+              <w:t>可编辑BPMN 2.0 XML</w:t>
+            </w:r>
+          </w:p>
+        </w:tc>
+      </w:tr>
+      <w:tr>
+        <w:trPr>
+          <w:cantSplit/>
+        </w:trPr>
+        <w:tc>
+          <w:tcPr>
+            <w:tcW w:type="dxa" w:w="2880"/>
+            <w:tcMar>
+              <w:top w:w="75" w:type="dxa"/>
+              <w:start w:w="100" w:type="dxa"/>
+              <w:bottom w:w="75" w:type="dxa"/>
+              <w:end w:w="100" w:type="dxa"/>
+            </w:tcMar>
+            <w:vAlign w:val="center"/>
+          </w:tcPr>
+          <w:p>
+            <w:pPr>
+              <w:spacing w:after="0" w:line="259" w:lineRule="auto"/>
+            </w:pPr>
+            <w:r>
+              <w:rPr>
+                <w:rFonts w:ascii="Calibri" w:hAnsi="Calibri" w:eastAsia="Microsoft YaHei"/>
+                <w:b w:val="0"/>
+                <w:color w:val="1F2937"/>
+                <w:sz w:val="17"/>
+              </w:rPr>
+              <w:t>转仓</w:t>
+            </w:r>
+          </w:p>
+        </w:tc>
+        <w:tc>
+          <w:tcPr>
+            <w:tcW w:type="dxa" w:w="4608"/>
+            <w:tcMar>
+              <w:top w:w="75" w:type="dxa"/>
+              <w:start w:w="100" w:type="dxa"/>
+              <w:bottom w:w="75" w:type="dxa"/>
+              <w:end w:w="100" w:type="dxa"/>
+            </w:tcMar>
+            <w:vAlign w:val="center"/>
+          </w:tcPr>
+          <w:p>
+            <w:pPr>
+              <w:spacing w:after="0" w:line="259" w:lineRule="auto"/>
+            </w:pPr>
+            <w:r>
+              <w:rPr>
+                <w:rFonts w:ascii="Calibri" w:hAnsi="Calibri" w:eastAsia="Microsoft YaHei"/>
+                <w:b w:val="0"/>
+                <w:color w:val="1F2937"/>
+                <w:sz w:val="17"/>
+              </w:rPr>
+              <w:t>转仓.bpmn</w:t>
+            </w:r>
+          </w:p>
+        </w:tc>
+        <w:tc>
+          <w:tcPr>
+            <w:tcW w:type="dxa" w:w="2736"/>
+            <w:tcMar>
+              <w:top w:w="75" w:type="dxa"/>
+              <w:start w:w="100" w:type="dxa"/>
+              <w:bottom w:w="75" w:type="dxa"/>
+              <w:end w:w="100" w:type="dxa"/>
+            </w:tcMar>
+            <w:vAlign w:val="center"/>
+          </w:tcPr>
+          <w:p>
+            <w:pPr>
+              <w:spacing w:after="0" w:line="259" w:lineRule="auto"/>
+            </w:pPr>
+            <w:r>
+              <w:rPr>
+                <w:rFonts w:ascii="Calibri" w:hAnsi="Calibri" w:eastAsia="Microsoft YaHei"/>
+                <w:b w:val="0"/>
+                <w:color w:val="1F2937"/>
+                <w:sz w:val="17"/>
+              </w:rPr>
+              <w:t>可编辑BPMN 2.0 XML</w:t>
+            </w:r>
+          </w:p>
+        </w:tc>
+      </w:tr>
+      <w:tr>
+        <w:trPr>
+          <w:cantSplit/>
+        </w:trPr>
+        <w:tc>
+          <w:tcPr>
+            <w:tcW w:type="dxa" w:w="2880"/>
+            <w:tcMar>
+              <w:top w:w="75" w:type="dxa"/>
+              <w:start w:w="100" w:type="dxa"/>
+              <w:bottom w:w="75" w:type="dxa"/>
+              <w:end w:w="100" w:type="dxa"/>
+            </w:tcMar>
+            <w:vAlign w:val="center"/>
+            <w:shd w:fill="F4F7FB"/>
+          </w:tcPr>
+          <w:p>
+            <w:pPr>
+              <w:spacing w:after="0" w:line="259" w:lineRule="auto"/>
+            </w:pPr>
+            <w:r>
+              <w:rPr>
+                <w:rFonts w:ascii="Calibri" w:hAnsi="Calibri" w:eastAsia="Microsoft YaHei"/>
+                <w:b w:val="0"/>
+                <w:color w:val="1F2937"/>
+                <w:sz w:val="17"/>
+              </w:rPr>
+              <w:t>迷你箱履约</w:t>
+            </w:r>
+          </w:p>
+        </w:tc>
+        <w:tc>
+          <w:tcPr>
+            <w:tcW w:type="dxa" w:w="4608"/>
+            <w:tcMar>
+              <w:top w:w="75" w:type="dxa"/>
+              <w:start w:w="100" w:type="dxa"/>
+              <w:bottom w:w="75" w:type="dxa"/>
+              <w:end w:w="100" w:type="dxa"/>
+            </w:tcMar>
+            <w:vAlign w:val="center"/>
+            <w:shd w:fill="F4F7FB"/>
+          </w:tcPr>
+          <w:p>
+            <w:pPr>
+              <w:spacing w:after="0" w:line="259" w:lineRule="auto"/>
+            </w:pPr>
+            <w:r>
+              <w:rPr>
+                <w:rFonts w:ascii="Calibri" w:hAnsi="Calibri" w:eastAsia="Microsoft YaHei"/>
+                <w:b w:val="0"/>
+                <w:color w:val="1F2937"/>
+                <w:sz w:val="17"/>
+              </w:rPr>
+              <w:t>迷你箱履约.bpmn</w:t>
+            </w:r>
+          </w:p>
+        </w:tc>
+        <w:tc>
+          <w:tcPr>
+            <w:tcW w:type="dxa" w:w="2736"/>
+            <w:tcMar>
+              <w:top w:w="75" w:type="dxa"/>
+              <w:start w:w="100" w:type="dxa"/>
+              <w:bottom w:w="75" w:type="dxa"/>
+              <w:end w:w="100" w:type="dxa"/>
+            </w:tcMar>
+            <w:vAlign w:val="center"/>
+            <w:shd w:fill="F4F7FB"/>
+          </w:tcPr>
+          <w:p>
+            <w:pPr>
+              <w:spacing w:after="0" w:line="259" w:lineRule="auto"/>
+            </w:pPr>
+            <w:r>
+              <w:rPr>
+                <w:rFonts w:ascii="Calibri" w:hAnsi="Calibri" w:eastAsia="Microsoft YaHei"/>
+                <w:b w:val="0"/>
+                <w:color w:val="1F2937"/>
+                <w:sz w:val="17"/>
+              </w:rPr>
+              <w:t>可编辑BPMN 2.0 XML</w:t>
+            </w:r>
+          </w:p>
+        </w:tc>
+      </w:tr>
+      <w:tr>
+        <w:trPr>
+          <w:cantSplit/>
+        </w:trPr>
+        <w:tc>
+          <w:tcPr>
+            <w:tcW w:type="dxa" w:w="2880"/>
+            <w:tcMar>
+              <w:top w:w="75" w:type="dxa"/>
+              <w:start w:w="100" w:type="dxa"/>
+              <w:bottom w:w="75" w:type="dxa"/>
+              <w:end w:w="100" w:type="dxa"/>
+            </w:tcMar>
+            <w:vAlign w:val="center"/>
+          </w:tcPr>
+          <w:p>
+            <w:pPr>
+              <w:spacing w:after="0" w:line="259" w:lineRule="auto"/>
+            </w:pPr>
+            <w:r>
+              <w:rPr>
+                <w:rFonts w:ascii="Calibri" w:hAnsi="Calibri" w:eastAsia="Microsoft YaHei"/>
+                <w:b w:val="0"/>
+                <w:color w:val="1F2937"/>
+                <w:sz w:val="17"/>
+              </w:rPr>
+              <w:t>退租</w:t>
+            </w:r>
+          </w:p>
+        </w:tc>
+        <w:tc>
+          <w:tcPr>
+            <w:tcW w:type="dxa" w:w="4608"/>
+            <w:tcMar>
+              <w:top w:w="75" w:type="dxa"/>
+              <w:start w:w="100" w:type="dxa"/>
+              <w:bottom w:w="75" w:type="dxa"/>
+              <w:end w:w="100" w:type="dxa"/>
+            </w:tcMar>
+            <w:vAlign w:val="center"/>
+          </w:tcPr>
+          <w:p>
+            <w:pPr>
+              <w:spacing w:after="0" w:line="259" w:lineRule="auto"/>
+            </w:pPr>
+            <w:r>
+              <w:rPr>
+                <w:rFonts w:ascii="Calibri" w:hAnsi="Calibri" w:eastAsia="Microsoft YaHei"/>
+                <w:b w:val="0"/>
+                <w:color w:val="1F2937"/>
+                <w:sz w:val="17"/>
+              </w:rPr>
+              <w:t>退租.bpmn</w:t>
+            </w:r>
+          </w:p>
+        </w:tc>
+        <w:tc>
+          <w:tcPr>
+            <w:tcW w:type="dxa" w:w="2736"/>
+            <w:tcMar>
+              <w:top w:w="75" w:type="dxa"/>
+              <w:start w:w="100" w:type="dxa"/>
+              <w:bottom w:w="75" w:type="dxa"/>
+              <w:end w:w="100" w:type="dxa"/>
+            </w:tcMar>
+            <w:vAlign w:val="center"/>
+          </w:tcPr>
+          <w:p>
+            <w:pPr>
+              <w:spacing w:after="0" w:line="259" w:lineRule="auto"/>
+            </w:pPr>
+            <w:r>
+              <w:rPr>
+                <w:rFonts w:ascii="Calibri" w:hAnsi="Calibri" w:eastAsia="Microsoft YaHei"/>
+                <w:b w:val="0"/>
+                <w:color w:val="1F2937"/>
+                <w:sz w:val="17"/>
+              </w:rPr>
+              <w:t>可编辑BPMN 2.0 XML</w:t>
+            </w:r>
+          </w:p>
+        </w:tc>
+      </w:tr>
+      <w:tr>
+        <w:trPr>
+          <w:cantSplit/>
+        </w:trPr>
+        <w:tc>
+          <w:tcPr>
+            <w:tcW w:type="dxa" w:w="2880"/>
+            <w:tcMar>
+              <w:top w:w="75" w:type="dxa"/>
+              <w:start w:w="100" w:type="dxa"/>
+              <w:bottom w:w="75" w:type="dxa"/>
+              <w:end w:w="100" w:type="dxa"/>
+            </w:tcMar>
+            <w:vAlign w:val="center"/>
+            <w:shd w:fill="F4F7FB"/>
+          </w:tcPr>
+          <w:p>
+            <w:pPr>
+              <w:spacing w:after="0" w:line="259" w:lineRule="auto"/>
+            </w:pPr>
+            <w:r>
+              <w:rPr>
+                <w:rFonts w:ascii="Calibri" w:hAnsi="Calibri" w:eastAsia="Microsoft YaHei"/>
+                <w:b w:val="0"/>
+                <w:color w:val="1F2937"/>
+                <w:sz w:val="17"/>
+              </w:rPr>
+              <w:t>销售转化</w:t>
+            </w:r>
+          </w:p>
+        </w:tc>
+        <w:tc>
+          <w:tcPr>
+            <w:tcW w:type="dxa" w:w="4608"/>
+            <w:tcMar>
+              <w:top w:w="75" w:type="dxa"/>
+              <w:start w:w="100" w:type="dxa"/>
+              <w:bottom w:w="75" w:type="dxa"/>
+              <w:end w:w="100" w:type="dxa"/>
+            </w:tcMar>
+            <w:vAlign w:val="center"/>
+            <w:shd w:fill="F4F7FB"/>
+          </w:tcPr>
+          <w:p>
+            <w:pPr>
+              <w:spacing w:after="0" w:line="259" w:lineRule="auto"/>
+            </w:pPr>
+            <w:r>
+              <w:rPr>
+                <w:rFonts w:ascii="Calibri" w:hAnsi="Calibri" w:eastAsia="Microsoft YaHei"/>
+                <w:b w:val="0"/>
+                <w:color w:val="1F2937"/>
+                <w:sz w:val="17"/>
+              </w:rPr>
+              <w:t>销售转化.bpmn</w:t>
+            </w:r>
+          </w:p>
+        </w:tc>
+        <w:tc>
+          <w:tcPr>
+            <w:tcW w:type="dxa" w:w="2736"/>
+            <w:tcMar>
+              <w:top w:w="75" w:type="dxa"/>
+              <w:start w:w="100" w:type="dxa"/>
+              <w:bottom w:w="75" w:type="dxa"/>
+              <w:end w:w="100" w:type="dxa"/>
+            </w:tcMar>
+            <w:vAlign w:val="center"/>
+            <w:shd w:fill="F4F7FB"/>
+          </w:tcPr>
+          <w:p>
+            <w:pPr>
+              <w:spacing w:after="0" w:line="259" w:lineRule="auto"/>
+            </w:pPr>
+            <w:r>
+              <w:rPr>
+                <w:rFonts w:ascii="Calibri" w:hAnsi="Calibri" w:eastAsia="Microsoft YaHei"/>
+                <w:b w:val="0"/>
+                <w:color w:val="1F2937"/>
+                <w:sz w:val="17"/>
+              </w:rPr>
+              <w:t>可编辑BPMN 2.0 XML</w:t>
+            </w:r>
+          </w:p>
+        </w:tc>
+      </w:tr>
+      <w:tr>
+        <w:trPr>
+          <w:cantSplit/>
+        </w:trPr>
+        <w:tc>
+          <w:tcPr>
+            <w:tcW w:type="dxa" w:w="2880"/>
+            <w:tcMar>
+              <w:top w:w="75" w:type="dxa"/>
+              <w:start w:w="100" w:type="dxa"/>
+              <w:bottom w:w="75" w:type="dxa"/>
+              <w:end w:w="100" w:type="dxa"/>
+            </w:tcMar>
+            <w:vAlign w:val="center"/>
+          </w:tcPr>
+          <w:p>
+            <w:pPr>
+              <w:spacing w:after="0" w:line="259" w:lineRule="auto"/>
+            </w:pPr>
+            <w:r>
+              <w:rPr>
+                <w:rFonts w:ascii="Calibri" w:hAnsi="Calibri" w:eastAsia="Microsoft YaHei"/>
+                <w:b w:val="0"/>
+                <w:color w:val="1F2937"/>
+                <w:sz w:val="17"/>
+              </w:rPr>
+              <w:t>预约履约</w:t>
+            </w:r>
+          </w:p>
+        </w:tc>
+        <w:tc>
+          <w:tcPr>
+            <w:tcW w:type="dxa" w:w="4608"/>
+            <w:tcMar>
+              <w:top w:w="75" w:type="dxa"/>
+              <w:start w:w="100" w:type="dxa"/>
+              <w:bottom w:w="75" w:type="dxa"/>
+              <w:end w:w="100" w:type="dxa"/>
+            </w:tcMar>
+            <w:vAlign w:val="center"/>
+          </w:tcPr>
+          <w:p>
+            <w:pPr>
+              <w:spacing w:after="0" w:line="259" w:lineRule="auto"/>
+            </w:pPr>
+            <w:r>
+              <w:rPr>
+                <w:rFonts w:ascii="Calibri" w:hAnsi="Calibri" w:eastAsia="Microsoft YaHei"/>
+                <w:b w:val="0"/>
+                <w:color w:val="1F2937"/>
+                <w:sz w:val="17"/>
+              </w:rPr>
+              <w:t>预约履约.bpmn</w:t>
+            </w:r>
+          </w:p>
+        </w:tc>
+        <w:tc>
+          <w:tcPr>
+            <w:tcW w:type="dxa" w:w="2736"/>
+            <w:tcMar>
+              <w:top w:w="75" w:type="dxa"/>
+              <w:start w:w="100" w:type="dxa"/>
+              <w:bottom w:w="75" w:type="dxa"/>
+              <w:end w:w="100" w:type="dxa"/>
+            </w:tcMar>
+            <w:vAlign w:val="center"/>
+          </w:tcPr>
+          <w:p>
+            <w:pPr>
+              <w:spacing w:after="0" w:line="259" w:lineRule="auto"/>
+            </w:pPr>
+            <w:r>
+              <w:rPr>
+                <w:rFonts w:ascii="Calibri" w:hAnsi="Calibri" w:eastAsia="Microsoft YaHei"/>
+                <w:b w:val="0"/>
+                <w:color w:val="1F2937"/>
+                <w:sz w:val="17"/>
+              </w:rPr>
+              <w:t>可编辑BPMN 2.0 XML</w:t>
+            </w:r>
+          </w:p>
+        </w:tc>
+      </w:tr>
+    </w:tbl>
+    <w:p>
+      <w:pPr>
+        <w:spacing w:after="0"/>
+      </w:pPr>
+    </w:p>
+    <w:p>
+      <w:pPr>
+        <w:pStyle w:val="Heading1"/>
+      </w:pPr>
+      <w:r>
+        <w:t>6 统一验收门槛</w:t>
+      </w:r>
+    </w:p>
+    <w:p>
+      <w:pPr>
+        <w:pStyle w:val="ListBullet"/>
+      </w:pPr>
+      <w:r>
+        <w:t>字段字典与实际页面、接口Schema和导出列一致</w:t>
+      </w:r>
+    </w:p>
+    <w:p>
+      <w:pPr>
+        <w:pStyle w:val="ListBullet"/>
+      </w:pPr>
+      <w:r>
+        <w:t>每个状态动作具备权限、前置状态、幂等和审计测试</w:t>
+      </w:r>
+    </w:p>
+    <w:p>
+      <w:pPr>
+        <w:pStyle w:val="ListBullet"/>
+      </w:pPr>
+      <w:r>
+        <w:t>跨端编号、状态、金额、节点时间和失败原因一致</w:t>
+      </w:r>
+    </w:p>
+    <w:p>
+      <w:pPr>
+        <w:pStyle w:val="ListBullet"/>
+      </w:pPr>
+      <w:r>
+        <w:t>所有BPMN节点能映射到状态动作、负责人和事件</w:t>
+      </w:r>
+    </w:p>
+    <w:p>
+      <w:pPr>
+        <w:pStyle w:val="ListBullet"/>
+      </w:pPr>
+      <w:r>
+        <w:t>P0功能完成自动化测试并通过业务UAT</w:t>
       </w:r>
     </w:p>
     <w:sectPr>
       <w:headerReference w:type="default" r:id="rId9"/>
       <w:footerReference w:type="default" r:id="rId10"/>
       <w:pgSz w:w="12240" w:h="15840"/>
-      <w:pgMar w:top="1440" w:right="1440" w:bottom="1440" w:left="1440" w:header="708" w:footer="708" w:gutter="0"/>
+      <w:pgMar w:top="1037" w:right="979" w:bottom="979" w:left="979" w:header="720" w:footer="720" w:gutter="0"/>
       <w:cols w:space="720"/>
       <w:docGrid w:linePitch="360"/>
     </w:sectPr>
@@ -3673,19 +5546,22 @@
   <w:p>
     <w:pPr>
       <w:pStyle w:val="Footer"/>
-      <w:jc w:val="center"/>
+      <w:jc w:val="right"/>
     </w:pPr>
     <w:r>
       <w:rPr>
-        <w:rFonts w:ascii="Arial" w:hAnsi="Arial" w:eastAsia="Microsoft YaHei"/>
+        <w:rFonts w:ascii="Calibri" w:hAnsi="Calibri" w:eastAsia="Microsoft YaHei"/>
         <w:b w:val="0"/>
-        <w:i w:val="0"/>
-        <w:color w:val="817986"/>
-        <w:sz w:val="16"/>
-      </w:rPr>
-      <w:t xml:space="preserve">内部资料  |  </w:t>
+        <w:color w:val="667085"/>
+        <w:sz w:val="15"/>
+      </w:rPr>
+      <w:t xml:space="preserve">V2.0  |  2026-09-08  |  </w:t>
     </w:r>
-    <w:fldSimple w:instr="PAGE"/>
+    <w:r>
+      <w:fldChar w:fldCharType="begin"/>
+      <w:instrText xml:space="preserve"> PAGE </w:instrText>
+      <w:fldChar w:fldCharType="end"/>
+    </w:r>
   </w:p>
 </w:ftr>
 </file>
@@ -3699,13 +5575,12 @@
     </w:pPr>
     <w:r>
       <w:rPr>
-        <w:rFonts w:ascii="Arial" w:hAnsi="Arial" w:eastAsia="Microsoft YaHei"/>
-        <w:b w:val="0"/>
-        <w:i w:val="0"/>
-        <w:color w:val="817986"/>
-        <w:sz w:val="16"/>
-      </w:rPr>
-      <w:t>OneStorage  ·  运营后台 PRD  ·  OS-OPS-PRD-00</w:t>
+        <w:rFonts w:ascii="Calibri" w:hAnsi="Calibri" w:eastAsia="Microsoft YaHei"/>
+        <w:b/>
+        <w:color w:val="17365D"/>
+        <w:sz w:val="15"/>
+      </w:rPr>
+      <w:t>ONE STORAGE  |  OS-OPS-PRD-00  |  总纲与研发分工 PRD</w:t>
     </w:r>
   </w:p>
 </w:hdr>
@@ -4075,12 +5950,12 @@
     <w:qFormat/>
     <w:rsid w:val="00FC693F"/>
     <w:pPr>
-      <w:spacing w:after="120" w:line="300" w:lineRule="auto"/>
+      <w:spacing w:after="100" w:line="283" w:lineRule="auto"/>
     </w:pPr>
     <w:rPr>
-      <w:rFonts w:ascii="Microsoft YaHei" w:hAnsi="Microsoft YaHei" w:eastAsia="Microsoft YaHei"/>
-      <w:color w:val="29242D"/>
-      <w:sz w:val="22"/>
+      <w:rFonts w:ascii="Calibri" w:hAnsi="Calibri" w:eastAsia="Microsoft YaHei"/>
+      <w:color w:val="1F2937"/>
+      <w:sz w:val="21"/>
     </w:rPr>
   </w:style>
   <w:style w:type="paragraph" w:styleId="Header">
@@ -4138,14 +6013,14 @@
     <w:pPr>
       <w:keepNext/>
       <w:keepLines/>
-      <w:spacing w:before="360" w:after="200"/>
+      <w:spacing w:before="300" w:after="160"/>
       <w:outlineLvl w:val="0"/>
     </w:pPr>
     <w:rPr>
-      <w:rFonts w:asciiTheme="majorHAnsi" w:eastAsiaTheme="majorEastAsia" w:hAnsiTheme="majorHAnsi" w:cstheme="majorBidi" w:ascii="Microsoft YaHei" w:hAnsi="Microsoft YaHei" w:eastAsia="Microsoft YaHei"/>
+      <w:rFonts w:asciiTheme="majorHAnsi" w:eastAsiaTheme="majorEastAsia" w:hAnsiTheme="majorHAnsi" w:cstheme="majorBidi" w:ascii="Calibri" w:hAnsi="Calibri" w:eastAsia="Microsoft YaHei"/>
       <w:b/>
       <w:bCs/>
-      <w:color w:val="2E74B5"/>
+      <w:color w:val="000000"/>
       <w:sz w:val="32"/>
       <w:szCs w:val="28"/>
     </w:rPr>
@@ -4162,14 +6037,14 @@
     <w:pPr>
       <w:keepNext/>
       <w:keepLines/>
-      <w:spacing w:before="280" w:after="140"/>
+      <w:spacing w:before="220" w:after="100"/>
       <w:outlineLvl w:val="1"/>
     </w:pPr>
     <w:rPr>
-      <w:rFonts w:asciiTheme="majorHAnsi" w:eastAsiaTheme="majorEastAsia" w:hAnsiTheme="majorHAnsi" w:cstheme="majorBidi" w:ascii="Microsoft YaHei" w:hAnsi="Microsoft YaHei" w:eastAsia="Microsoft YaHei"/>
+      <w:rFonts w:asciiTheme="majorHAnsi" w:eastAsiaTheme="majorEastAsia" w:hAnsiTheme="majorHAnsi" w:cstheme="majorBidi" w:ascii="Calibri" w:hAnsi="Calibri" w:eastAsia="Microsoft YaHei"/>
       <w:b/>
       <w:bCs/>
-      <w:color w:val="2E74B5"/>
+      <w:color w:val="000000"/>
       <w:sz w:val="26"/>
       <w:szCs w:val="26"/>
     </w:rPr>
@@ -4186,15 +6061,15 @@
     <w:pPr>
       <w:keepNext/>
       <w:keepLines/>
-      <w:spacing w:before="200" w:after="100"/>
+      <w:spacing w:before="160" w:after="60"/>
       <w:outlineLvl w:val="2"/>
     </w:pPr>
     <w:rPr>
-      <w:rFonts w:asciiTheme="majorHAnsi" w:eastAsiaTheme="majorEastAsia" w:hAnsiTheme="majorHAnsi" w:cstheme="majorBidi" w:ascii="Microsoft YaHei" w:hAnsi="Microsoft YaHei" w:eastAsia="Microsoft YaHei"/>
+      <w:rFonts w:asciiTheme="majorHAnsi" w:eastAsiaTheme="majorEastAsia" w:hAnsiTheme="majorHAnsi" w:cstheme="majorBidi" w:ascii="Calibri" w:hAnsi="Calibri" w:eastAsia="Microsoft YaHei"/>
       <w:b/>
       <w:bCs/>
-      <w:color w:val="1F4D78"/>
-      <w:sz w:val="24"/>
+      <w:color w:val="000000"/>
+      <w:sz w:val="23"/>
     </w:rPr>
   </w:style>
   <w:style w:type="paragraph" w:styleId="Heading4">
@@ -4429,13 +6304,13 @@
       <w:pBdr>
         <w:bottom w:val="single" w:sz="8" w:space="4" w:color="4F81BD" w:themeColor="accent1"/>
       </w:pBdr>
-      <w:spacing w:after="120" w:line="240" w:lineRule="auto" w:before="0"/>
+      <w:spacing w:after="200" w:line="240" w:lineRule="auto" w:before="0"/>
       <w:contextualSpacing/>
     </w:pPr>
     <w:rPr>
-      <w:rFonts w:asciiTheme="majorHAnsi" w:eastAsiaTheme="majorEastAsia" w:hAnsiTheme="majorHAnsi" w:cstheme="majorBidi" w:ascii="Microsoft YaHei" w:hAnsi="Microsoft YaHei" w:eastAsia="Microsoft YaHei"/>
+      <w:rFonts w:asciiTheme="majorHAnsi" w:eastAsiaTheme="majorEastAsia" w:hAnsiTheme="majorHAnsi" w:cstheme="majorBidi" w:ascii="Calibri" w:hAnsi="Calibri" w:eastAsia="Microsoft YaHei"/>
       <w:b/>
-      <w:color w:val="6F3F7D"/>
+      <w:color w:val="000000"/>
       <w:spacing w:val="5"/>
       <w:kern w:val="28"/>
       <w:sz w:val="50"/>
@@ -4466,20 +6341,17 @@
     <w:qFormat/>
     <w:rsid w:val="00FC693F"/>
     <w:pPr>
-      <w:keepNext/>
       <w:numPr>
         <w:ilvl w:val="1"/>
       </w:numPr>
-      <w:spacing w:before="0" w:after="240"/>
     </w:pPr>
     <w:rPr>
-      <w:rFonts w:asciiTheme="majorHAnsi" w:eastAsiaTheme="majorEastAsia" w:hAnsiTheme="majorHAnsi" w:cstheme="majorBidi" w:ascii="Microsoft YaHei" w:hAnsi="Microsoft YaHei" w:eastAsia="Microsoft YaHei"/>
-      <w:b w:val="0"/>
+      <w:rFonts w:asciiTheme="majorHAnsi" w:eastAsiaTheme="majorEastAsia" w:hAnsiTheme="majorHAnsi" w:cstheme="majorBidi"/>
       <w:i/>
       <w:iCs/>
-      <w:color w:val="817986"/>
+      <w:color w:val="4F81BD" w:themeColor="accent1"/>
       <w:spacing w:val="15"/>
-      <w:sz w:val="22"/>
+      <w:sz w:val="24"/>
       <w:szCs w:val="24"/>
     </w:rPr>
   </w:style>
@@ -4615,14 +6487,8 @@
       <w:numPr>
         <w:numId w:val="1"/>
       </w:numPr>
-      <w:spacing w:after="80" w:line="300" w:lineRule="auto"/>
-      <w:ind w:left="547" w:hanging="259"/>
       <w:contextualSpacing/>
     </w:pPr>
-    <w:rPr>
-      <w:rFonts w:ascii="Microsoft YaHei" w:hAnsi="Microsoft YaHei" w:eastAsia="Microsoft YaHei"/>
-      <w:sz w:val="21"/>
-    </w:rPr>
   </w:style>
   <w:style w:type="paragraph" w:styleId="ListBullet2">
     <w:name w:val="List Bullet 2"/>
@@ -4660,14 +6526,8 @@
       <w:numPr>
         <w:numId w:val="5"/>
       </w:numPr>
-      <w:spacing w:after="80" w:line="300" w:lineRule="auto"/>
-      <w:ind w:left="547" w:hanging="259"/>
       <w:contextualSpacing/>
     </w:pPr>
-    <w:rPr>
-      <w:rFonts w:ascii="Microsoft YaHei" w:hAnsi="Microsoft YaHei" w:eastAsia="Microsoft YaHei"/>
-      <w:sz w:val="21"/>
-    </w:rPr>
   </w:style>
   <w:style w:type="paragraph" w:styleId="ListNumber2">
     <w:name w:val="List Number 2"/>

--- a/operations-requirements/downloads/00_总纲与研发分工 PRD.docx
+++ b/operations-requirements/downloads/00_总纲与研发分工 PRD.docx
@@ -72,6 +72,68 @@
     <w:p>
       <w:r>
         <w:t>每个功能模块使用独立PRD。研发拆分不得只依据原型页面；必须同时实现字段规格、操作流程、状态机、权限、跨端规则、异常处理和验收条件。</w:t>
+      </w:r>
+    </w:p>
+    <w:p>
+      <w:pPr>
+        <w:pStyle w:val="Heading2"/>
+      </w:pPr>
+      <w:r>
+        <w:t>1.1 原型界面依据</w:t>
+      </w:r>
+    </w:p>
+    <w:p>
+      <w:r>
+        <w:t>以下截图直接取自 AiwaBot产品原型-v3.2.html，用于核对页面布局、入口、字段和操作位置。</w:t>
+      </w:r>
+    </w:p>
+    <w:p>
+      <w:pPr>
+        <w:keepNext/>
+        <w:jc w:val="center"/>
+      </w:pPr>
+      <w:r>
+        <w:drawing>
+          <wp:inline xmlns:a="http://schemas.openxmlformats.org/drawingml/2006/main" xmlns:pic="http://schemas.openxmlformats.org/drawingml/2006/picture">
+            <wp:extent cx="6355080" cy="3574732"/>
+            <wp:docPr id="1" name="Picture 1"/>
+            <wp:cNvGraphicFramePr>
+              <a:graphicFrameLocks noChangeAspect="1"/>
+            </wp:cNvGraphicFramePr>
+            <a:graphic>
+              <a:graphicData uri="http://schemas.openxmlformats.org/drawingml/2006/picture">
+                <pic:pic>
+                  <pic:nvPicPr>
+                    <pic:cNvPr id="0" name="ops-00-dashboard.png"/>
+                    <pic:cNvPicPr/>
+                  </pic:nvPicPr>
+                  <pic:blipFill>
+                    <a:blip r:embed="rId11"/>
+                    <a:stretch>
+                      <a:fillRect/>
+                    </a:stretch>
+                  </pic:blipFill>
+                  <pic:spPr>
+                    <a:xfrm>
+                      <a:off x="0" y="0"/>
+                      <a:ext cx="6355080" cy="3574732"/>
+                    </a:xfrm>
+                    <a:prstGeom prst="rect"/>
+                  </pic:spPr>
+                </pic:pic>
+              </a:graphicData>
+            </a:graphic>
+          </wp:inline>
+        </w:drawing>
+      </w:r>
+    </w:p>
+    <w:p>
+      <w:pPr>
+        <w:pStyle w:val="Caption"/>
+        <w:jc w:val="center"/>
+      </w:pPr>
+      <w:r>
+        <w:t>图 0-1  运营后台总体界面与运营总览</w:t>
       </w:r>
     </w:p>
     <w:p>

--- a/operations-requirements/downloads/00_总纲与研发分工 PRD.docx
+++ b/operations-requirements/downloads/00_总纲与研发分工 PRD.docx
@@ -38,7 +38,7 @@
           <w:color w:val="2E74B5"/>
           <w:sz w:val="20"/>
         </w:rPr>
-        <w:t>OS-OPS-PRD-00  |  V2.0  |  2026-09-08</w:t>
+        <w:t>OS-OPS-PRD-00  |  V2.2  |  2026-09-09</w:t>
       </w:r>
     </w:p>
     <w:p>
@@ -235,6 +235,64 @@
                 <w:color w:val="1F2937"/>
                 <w:sz w:val="18"/>
               </w:rPr>
+              <w:t>界面说明</w:t>
+            </w:r>
+          </w:p>
+        </w:tc>
+        <w:tc>
+          <w:tcPr>
+            <w:tcW w:type="dxa" w:w="7920"/>
+            <w:tcMar>
+              <w:top w:w="75" w:type="dxa"/>
+              <w:start w:w="100" w:type="dxa"/>
+              <w:bottom w:w="75" w:type="dxa"/>
+              <w:end w:w="100" w:type="dxa"/>
+            </w:tcMar>
+            <w:vAlign w:val="center"/>
+          </w:tcPr>
+          <w:p>
+            <w:pPr>
+              <w:spacing w:after="0" w:line="259" w:lineRule="auto"/>
+            </w:pPr>
+            <w:r>
+              <w:rPr>
+                <w:rFonts w:ascii="Calibri" w:hAnsi="Calibri" w:eastAsia="Microsoft YaHei"/>
+                <w:b w:val="0"/>
+                <w:color w:val="1F2937"/>
+                <w:sz w:val="18"/>
+              </w:rPr>
+              <w:t>真实原型截图、页面区域、对应功能点、交互状态和权限态</w:t>
+            </w:r>
+          </w:p>
+        </w:tc>
+      </w:tr>
+      <w:tr>
+        <w:trPr>
+          <w:cantSplit/>
+        </w:trPr>
+        <w:tc>
+          <w:tcPr>
+            <w:tcW w:type="dxa" w:w="2304"/>
+            <w:tcMar>
+              <w:top w:w="75" w:type="dxa"/>
+              <w:start w:w="100" w:type="dxa"/>
+              <w:bottom w:w="75" w:type="dxa"/>
+              <w:end w:w="100" w:type="dxa"/>
+            </w:tcMar>
+            <w:vAlign w:val="center"/>
+            <w:shd w:fill="F4F7FB"/>
+          </w:tcPr>
+          <w:p>
+            <w:pPr>
+              <w:spacing w:after="0" w:line="259" w:lineRule="auto"/>
+            </w:pPr>
+            <w:r>
+              <w:rPr>
+                <w:rFonts w:ascii="Calibri" w:hAnsi="Calibri" w:eastAsia="Microsoft YaHei"/>
+                <w:b w:val="0"/>
+                <w:color w:val="1F2937"/>
+                <w:sz w:val="18"/>
+              </w:rPr>
               <w:t>页面结构</w:t>
             </w:r>
           </w:p>
@@ -249,6 +307,7 @@
               <w:end w:w="100" w:type="dxa"/>
             </w:tcMar>
             <w:vAlign w:val="center"/>
+            <w:shd w:fill="F4F7FB"/>
           </w:tcPr>
           <w:p>
             <w:pPr>
@@ -280,7 +339,6 @@
               <w:end w:w="100" w:type="dxa"/>
             </w:tcMar>
             <w:vAlign w:val="center"/>
-            <w:shd w:fill="F4F7FB"/>
           </w:tcPr>
           <w:p>
             <w:pPr>
@@ -307,7 +365,6 @@
               <w:end w:w="100" w:type="dxa"/>
             </w:tcMar>
             <w:vAlign w:val="center"/>
-            <w:shd w:fill="F4F7FB"/>
           </w:tcPr>
           <w:p>
             <w:pPr>
@@ -339,6 +396,7 @@
               <w:end w:w="100" w:type="dxa"/>
             </w:tcMar>
             <w:vAlign w:val="center"/>
+            <w:shd w:fill="F4F7FB"/>
           </w:tcPr>
           <w:p>
             <w:pPr>
@@ -365,6 +423,7 @@
               <w:end w:w="100" w:type="dxa"/>
             </w:tcMar>
             <w:vAlign w:val="center"/>
+            <w:shd w:fill="F4F7FB"/>
           </w:tcPr>
           <w:p>
             <w:pPr>
@@ -396,7 +455,6 @@
               <w:end w:w="100" w:type="dxa"/>
             </w:tcMar>
             <w:vAlign w:val="center"/>
-            <w:shd w:fill="F4F7FB"/>
           </w:tcPr>
           <w:p>
             <w:pPr>
@@ -409,7 +467,7 @@
                 <w:color w:val="1F2937"/>
                 <w:sz w:val="18"/>
               </w:rPr>
-              <w:t>操作</w:t>
+              <w:t>功能点设计</w:t>
             </w:r>
           </w:p>
         </w:tc>
@@ -423,7 +481,6 @@
               <w:end w:w="100" w:type="dxa"/>
             </w:tcMar>
             <w:vAlign w:val="center"/>
-            <w:shd w:fill="F4F7FB"/>
           </w:tcPr>
           <w:p>
             <w:pPr>
@@ -436,7 +493,7 @@
                 <w:color w:val="1F2937"/>
                 <w:sz w:val="18"/>
               </w:rPr>
-              <w:t>入口、前置条件、步骤、事务、副作用和失败处理</w:t>
+              <w:t>逐功能写明入口、角色、前置、界面步骤、系统处理、规则、结果、异常、跨端影响和验收</w:t>
             </w:r>
           </w:p>
         </w:tc>
@@ -455,6 +512,7 @@
               <w:end w:w="100" w:type="dxa"/>
             </w:tcMar>
             <w:vAlign w:val="center"/>
+            <w:shd w:fill="F4F7FB"/>
           </w:tcPr>
           <w:p>
             <w:pPr>
@@ -481,6 +539,7 @@
               <w:end w:w="100" w:type="dxa"/>
             </w:tcMar>
             <w:vAlign w:val="center"/>
+            <w:shd w:fill="F4F7FB"/>
           </w:tcPr>
           <w:p>
             <w:pPr>
@@ -512,7 +571,6 @@
               <w:end w:w="100" w:type="dxa"/>
             </w:tcMar>
             <w:vAlign w:val="center"/>
-            <w:shd w:fill="F4F7FB"/>
           </w:tcPr>
           <w:p>
             <w:pPr>
@@ -539,7 +597,6 @@
               <w:end w:w="100" w:type="dxa"/>
             </w:tcMar>
             <w:vAlign w:val="center"/>
-            <w:shd w:fill="F4F7FB"/>
           </w:tcPr>
           <w:p>
             <w:pPr>
@@ -571,6 +628,7 @@
               <w:end w:w="100" w:type="dxa"/>
             </w:tcMar>
             <w:vAlign w:val="center"/>
+            <w:shd w:fill="F4F7FB"/>
           </w:tcPr>
           <w:p>
             <w:pPr>
@@ -597,6 +655,7 @@
               <w:end w:w="100" w:type="dxa"/>
             </w:tcMar>
             <w:vAlign w:val="center"/>
+            <w:shd w:fill="F4F7FB"/>
           </w:tcPr>
           <w:p>
             <w:pPr>
@@ -5556,6 +5615,14 @@
         <w:pStyle w:val="ListBullet"/>
       </w:pPr>
       <w:r>
+        <w:t>每个功能点具备独立编号，并在真实原型截图后标明对应关系和界面交互</w:t>
+      </w:r>
+    </w:p>
+    <w:p>
+      <w:pPr>
+        <w:pStyle w:val="ListBullet"/>
+      </w:pPr>
+      <w:r>
         <w:t>字段字典与实际页面、接口Schema和导出列一致</w:t>
       </w:r>
     </w:p>
@@ -5617,7 +5684,7 @@
         <w:color w:val="667085"/>
         <w:sz w:val="15"/>
       </w:rPr>
-      <w:t xml:space="preserve">V2.0  |  2026-09-08  |  </w:t>
+      <w:t xml:space="preserve">V2.2  |  2026-09-09  |  </w:t>
     </w:r>
     <w:r>
       <w:fldChar w:fldCharType="begin"/>

--- a/operations-requirements/downloads/00_总纲与研发分工 PRD.docx
+++ b/operations-requirements/downloads/00_总纲与研发分工 PRD.docx
@@ -38,7 +38,7 @@
           <w:color w:val="2E74B5"/>
           <w:sz w:val="20"/>
         </w:rPr>
-        <w:t>OS-OPS-PRD-00  |  V2.2  |  2026-09-09</w:t>
+        <w:t>OS-OPS-PRD-00  |  V2.3  |  2026-09-09</w:t>
       </w:r>
     </w:p>
     <w:p>
@@ -5684,7 +5684,7 @@
         <w:color w:val="667085"/>
         <w:sz w:val="15"/>
       </w:rPr>
-      <w:t xml:space="preserve">V2.2  |  2026-09-09  |  </w:t>
+      <w:t xml:space="preserve">V2.3  |  2026-09-09  |  </w:t>
     </w:r>
     <w:r>
       <w:fldChar w:fldCharType="begin"/>

--- a/operations-requirements/downloads/00_总纲与研发分工 PRD.docx
+++ b/operations-requirements/downloads/00_总纲与研发分工 PRD.docx
@@ -57,9 +57,7 @@
       </w:r>
     </w:p>
     <w:p>
-      <w:r>
-        <w:br w:type="page"/>
-      </w:r>
+      <w:r/>
     </w:p>
     <w:p>
       <w:pPr>
@@ -92,40 +90,7 @@
         <w:keepNext/>
         <w:jc w:val="center"/>
       </w:pPr>
-      <w:r>
-        <w:drawing>
-          <wp:inline xmlns:a="http://schemas.openxmlformats.org/drawingml/2006/main" xmlns:pic="http://schemas.openxmlformats.org/drawingml/2006/picture">
-            <wp:extent cx="6355080" cy="3574732"/>
-            <wp:docPr id="1" name="Picture 1"/>
-            <wp:cNvGraphicFramePr>
-              <a:graphicFrameLocks noChangeAspect="1"/>
-            </wp:cNvGraphicFramePr>
-            <a:graphic>
-              <a:graphicData uri="http://schemas.openxmlformats.org/drawingml/2006/picture">
-                <pic:pic>
-                  <pic:nvPicPr>
-                    <pic:cNvPr id="0" name="ops-00-dashboard.png"/>
-                    <pic:cNvPicPr/>
-                  </pic:nvPicPr>
-                  <pic:blipFill>
-                    <a:blip r:embed="rId11"/>
-                    <a:stretch>
-                      <a:fillRect/>
-                    </a:stretch>
-                  </pic:blipFill>
-                  <pic:spPr>
-                    <a:xfrm>
-                      <a:off x="0" y="0"/>
-                      <a:ext cx="6355080" cy="3574732"/>
-                    </a:xfrm>
-                    <a:prstGeom prst="rect"/>
-                  </pic:spPr>
-                </pic:pic>
-              </a:graphicData>
-            </a:graphic>
-          </wp:inline>
-        </w:drawing>
-      </w:r>
+      <w:r/>
     </w:p>
     <w:p>
       <w:pPr>
@@ -4728,7 +4693,7 @@
         <w:pStyle w:val="ListBullet"/>
       </w:pPr>
       <w:r>
-        <w:t>所有写操作使用clientRequestId和expectedVersion</w:t>
+        <w:t>所有写操作使用客户端请求编号和预期数据版本</w:t>
       </w:r>
     </w:p>
     <w:p>
@@ -4736,7 +4701,7 @@
         <w:pStyle w:val="ListBullet"/>
       </w:pPr>
       <w:r>
-        <w:t>跨端深链打开后重新校验登录、数据范围、对象状态和allowedActions</w:t>
+        <w:t>跨端深链打开后重新校验登录、数据范围、对象状态和当前允许操作</w:t>
       </w:r>
     </w:p>
     <w:p>
